--- a/downloads/workbook/ai-5-week-12.docx
+++ b/downloads/workbook/ai-5-week-12.docx
@@ -956,6 +956,178 @@
         <w:t>Project connection: For your Image-pattern Network Investigation, save the input, procedure, observed result and limitation of this check. Label this worked example as practice; use a different, previously unreviewed case when checking independent understanding.</w:t>
       </w:r>
     </w:p>
+    <w:p>
+      <w:pPr>
+        <w:pStyle w:val="Heading1"/>
+      </w:pPr>
+      <w:r>
+        <w:t>13. Project portfolio milestone</w:t>
+      </w:r>
+    </w:p>
+    <w:p>
+      <w:r>
+        <w:t>Project: Image-pattern Network Investigation</w:t>
+      </w:r>
+    </w:p>
+    <w:p>
+      <w:r>
+        <w:t>Current milestone: Make a transparent first version. Keep a trace of how one input becomes an output; explain the rule or learned component.</w:t>
+      </w:r>
+    </w:p>
+    <w:p>
+      <w:r>
+        <w:t>For your Image-pattern Network Investigation, save the input, procedure, observed result and limitation of this check. Label this worked example as practice; use a different, previously unreviewed case when checking independent understanding.</w:t>
+      </w:r>
+    </w:p>
+    <w:tbl>
+      <w:tblPr>
+        <w:tblStyle w:val="LightShading-Accent1"/>
+        <w:tblW w:type="auto" w:w="0"/>
+        <w:tblLook w:firstColumn="1" w:firstRow="1" w:lastColumn="0" w:lastRow="0" w:noHBand="0" w:noVBand="1" w:val="04A0"/>
+      </w:tblPr>
+      <w:tblGrid>
+        <w:gridCol w:w="5112"/>
+        <w:gridCol w:w="5112"/>
+      </w:tblGrid>
+      <w:tr>
+        <w:trPr>
+          <w:tblHeader/>
+        </w:trPr>
+        <w:tc>
+          <w:tcPr>
+            <w:tcW w:type="dxa" w:w="5112"/>
+          </w:tcPr>
+          <w:p>
+            <w:r>
+              <w:t>Evidence to keep</w:t>
+            </w:r>
+          </w:p>
+        </w:tc>
+        <w:tc>
+          <w:tcPr>
+            <w:tcW w:type="dxa" w:w="5112"/>
+          </w:tcPr>
+          <w:p>
+            <w:r>
+              <w:t>My record</w:t>
+            </w:r>
+          </w:p>
+        </w:tc>
+      </w:tr>
+      <w:tr>
+        <w:tc>
+          <w:tcPr>
+            <w:tcW w:type="dxa" w:w="5112"/>
+          </w:tcPr>
+          <w:p>
+            <w:r>
+              <w:t>This week’s input and deciding step</w:t>
+            </w:r>
+          </w:p>
+        </w:tc>
+        <w:tc>
+          <w:tcPr>
+            <w:tcW w:type="dxa" w:w="5112"/>
+          </w:tcPr>
+          <w:p>
+            <w:r/>
+          </w:p>
+        </w:tc>
+      </w:tr>
+      <w:tr>
+        <w:tc>
+          <w:tcPr>
+            <w:tcW w:type="dxa" w:w="5112"/>
+          </w:tcPr>
+          <w:p>
+            <w:r>
+              <w:t>Prediction and actual result (or labelled paper trace)</w:t>
+            </w:r>
+          </w:p>
+        </w:tc>
+        <w:tc>
+          <w:tcPr>
+            <w:tcW w:type="dxa" w:w="5112"/>
+          </w:tcPr>
+          <w:p>
+            <w:r/>
+          </w:p>
+        </w:tc>
+      </w:tr>
+      <w:tr>
+        <w:tc>
+          <w:tcPr>
+            <w:tcW w:type="dxa" w:w="5112"/>
+          </w:tcPr>
+          <w:p>
+            <w:r>
+              <w:t>One change since the previous checkpoint and why</w:t>
+            </w:r>
+          </w:p>
+        </w:tc>
+        <w:tc>
+          <w:tcPr>
+            <w:tcW w:type="dxa" w:w="5112"/>
+          </w:tcPr>
+          <w:p>
+            <w:r/>
+          </w:p>
+        </w:tc>
+      </w:tr>
+      <w:tr>
+        <w:tc>
+          <w:tcPr>
+            <w:tcW w:type="dxa" w:w="5112"/>
+          </w:tcPr>
+          <w:p>
+            <w:r>
+              <w:t>One error or limit and the next test</w:t>
+            </w:r>
+          </w:p>
+        </w:tc>
+        <w:tc>
+          <w:tcPr>
+            <w:tcW w:type="dxa" w:w="5112"/>
+          </w:tcPr>
+          <w:p>
+            <w:r/>
+          </w:p>
+        </w:tc>
+      </w:tr>
+    </w:tbl>
+    <w:p>
+      <w:pPr>
+        <w:pStyle w:val="Heading3"/>
+      </w:pPr>
+      <w:r>
+        <w:t>Explain what this week adds to your project. Reuse last week’s record rather than starting again.</w:t>
+      </w:r>
+    </w:p>
+    <w:p>
+      <w:r>
+        <w:t>________________________________________________________________</w:t>
+      </w:r>
+    </w:p>
+    <w:p>
+      <w:r>
+        <w:t>________________________________________________________________</w:t>
+      </w:r>
+    </w:p>
+    <w:p>
+      <w:r>
+        <w:t>________________________________________________________________</w:t>
+      </w:r>
+    </w:p>
+    <w:p>
+      <w:r>
+        <w:t>________________________________________________________________</w:t>
+      </w:r>
+    </w:p>
+    <w:p>
+      <w:r>
+        <w:t>________________________________________________________________</w:t>
+      </w:r>
+    </w:p>
     <w:sectPr>
       <w:pgSz w:w="12240" w:h="15840"/>
       <w:pgMar w:top="936" w:right="1008" w:bottom="936" w:left="1008" w:header="720" w:footer="720" w:gutter="0"/>

--- a/downloads/workbook/ai-5-week-12.docx
+++ b/downloads/workbook/ai-5-week-12.docx
@@ -1128,6 +1128,248 @@
         <w:t>________________________________________________________________</w:t>
       </w:r>
     </w:p>
+    <w:p>
+      <w:pPr>
+        <w:pStyle w:val="Heading1"/>
+      </w:pPr>
+      <w:r>
+        <w:t>14. Supported practice and learning evidence</w:t>
+      </w:r>
+    </w:p>
+    <w:p>
+      <w:r>
+        <w:t>Use this supported practice once, in the browser or on paper. Keep the reserved independent assessment for a separate first attempt before teacher feedback.</w:t>
+      </w:r>
+    </w:p>
+    <w:p>
+      <w:r>
+        <w:t>Train a single output weight while clearly marking the frozen hidden computation.</w:t>
+      </w:r>
+    </w:p>
+    <w:p>
+      <w:pPr>
+        <w:pStyle w:val="Heading3"/>
+      </w:pPr>
+      <w:r>
+        <w:t>Practice 1: explain the deciding evidence</w:t>
+      </w:r>
+    </w:p>
+    <w:p>
+      <w:r>
+        <w:t>Which labelled step matches this detail? v becomes1; prediction 3 and loss 0. Next gradient is 0.</w:t>
+      </w:r>
+    </w:p>
+    <w:p>
+      <w:r>
+        <w:t>1. Freeze hidden step</w:t>
+      </w:r>
+    </w:p>
+    <w:p>
+      <w:r>
+        <w:t>2. Update and verify</w:t>
+      </w:r>
+    </w:p>
+    <w:p>
+      <w:r>
+        <w:t>3. Compute initial gradient</w:t>
+      </w:r>
+    </w:p>
+    <w:p>
+      <w:pPr>
+        <w:pStyle w:val="Heading3"/>
+      </w:pPr>
+      <w:r>
+        <w:t>My selected conclusion, deciding fact and explanation</w:t>
+      </w:r>
+    </w:p>
+    <w:p>
+      <w:r>
+        <w:t>________________________________________________________________</w:t>
+      </w:r>
+    </w:p>
+    <w:p>
+      <w:r>
+        <w:t>________________________________________________________________</w:t>
+      </w:r>
+    </w:p>
+    <w:p>
+      <w:r>
+        <w:t>________________________________________________________________</w:t>
+      </w:r>
+    </w:p>
+    <w:p>
+      <w:r>
+        <w:t>________________________________________________________________</w:t>
+      </w:r>
+    </w:p>
+    <w:p>
+      <w:r>
+        <w:t>________________________________________________________________</w:t>
+      </w:r>
+    </w:p>
+    <w:p>
+      <w:r>
+        <w:t>Hint if needed: Read the steps in the pictorial case. Match the supplied detail to the stage that performs or records it.</w:t>
+      </w:r>
+    </w:p>
+    <w:p>
+      <w:r>
+        <w:t>After your attempt, compare with the supported explanation: Update and verify v becomes1; prediction 3 and loss 0. Next gradient is 0. Only the output weight v is being fitted in this toy network; the hidden ReLU is fixed. The training input gives hidden value three. Squared-error slope points v from zero towards one, and this specially chosen rate reaches one in a single update. Zero loss on one training pair is exact fitting of that pair, not evidence about other inputs.</w:t>
+      </w:r>
+    </w:p>
+    <w:p>
+      <w:pPr>
+        <w:pStyle w:val="Heading3"/>
+      </w:pPr>
+      <w:r>
+        <w:t>Practice 2: explain the deciding evidence</w:t>
+      </w:r>
+    </w:p>
+    <w:p>
+      <w:r>
+        <w:t>Changed-case practice: Change target from 3 to6 and restart v = 0 with the same rate. Which conclusion is supported by the supplied facts?</w:t>
+      </w:r>
+    </w:p>
+    <w:p>
+      <w:r>
+        <w:t>1. First gradient=-36; v becomes2; prediction 6 and loss 0.</w:t>
+      </w:r>
+    </w:p>
+    <w:p>
+      <w:r>
+        <w:t>2. We can decide the result without examining the changed input or the procedure.</w:t>
+      </w:r>
+    </w:p>
+    <w:p>
+      <w:r>
+        <w:t>3. This one example guarantees correct results for every future input.</w:t>
+      </w:r>
+    </w:p>
+    <w:p>
+      <w:pPr>
+        <w:pStyle w:val="Heading3"/>
+      </w:pPr>
+      <w:r>
+        <w:t>My selected conclusion, deciding fact and explanation</w:t>
+      </w:r>
+    </w:p>
+    <w:p>
+      <w:r>
+        <w:t>________________________________________________________________</w:t>
+      </w:r>
+    </w:p>
+    <w:p>
+      <w:r>
+        <w:t>________________________________________________________________</w:t>
+      </w:r>
+    </w:p>
+    <w:p>
+      <w:r>
+        <w:t>________________________________________________________________</w:t>
+      </w:r>
+    </w:p>
+    <w:p>
+      <w:r>
+        <w:t>________________________________________________________________</w:t>
+      </w:r>
+    </w:p>
+    <w:p>
+      <w:r>
+        <w:t>________________________________________________________________</w:t>
+      </w:r>
+    </w:p>
+    <w:p>
+      <w:r>
+        <w:t>Hint if needed: Use the changed condition and the deciding step in the pictorial trace. The answer must say what follows from those facts.</w:t>
+      </w:r>
+    </w:p>
+    <w:p>
+      <w:r>
+        <w:t>After your attempt, compare with the supported explanation: First gradient=-36; v becomes2; prediction 6 and loss 0. The hidden value remains3, but the target residual and required output weight double.</w:t>
+      </w:r>
+    </w:p>
+    <w:p>
+      <w:pPr>
+        <w:pStyle w:val="Heading3"/>
+      </w:pPr>
+      <w:r>
+        <w:t>Repair a missing building block</w:t>
+      </w:r>
+    </w:p>
+    <w:p>
+      <w:r>
+        <w:t>Review Updating parameters (ai-5/11). Goal: Apply a learning rate to an ordered gradient. Short practice: Why must new loss be recomputed rather than assumed smaller? Point to the relevant step in the picture, then write the changed result and the rule or evidence that supports it.. Return to this week and explain what you changed.</w:t>
+      </w:r>
+    </w:p>
+    <w:p>
+      <w:r>
+        <w:t>Review Slopes and local change (ai-5/9). Goal: Calculate an average rate of change over a stated interval. Short practice: Which calculation disproves “any increase helps”? Point to the relevant step in the picture, then write the changed result and the rule or evidence that supports it.. Return to this week and explain what you changed.</w:t>
+      </w:r>
+    </w:p>
+    <w:p>
+      <w:r>
+        <w:t>Review Forward passes by hand (ai-5/6). Goal: Record scores and activations in dependency order. Short practice: Why should feedback identify h before correcting only y? Point to the relevant step in the picture, then write the changed result and the rule or evidence that supports it.. Return to this week and explain what you changed.</w:t>
+      </w:r>
+    </w:p>
+    <w:p>
+      <w:pPr>
+        <w:pStyle w:val="Heading3"/>
+      </w:pPr>
+      <w:r>
+        <w:t>Predict, run and debug</w:t>
+      </w:r>
+    </w:p>
+    <w:p>
+      <w:r>
+        <w:t>The browser lab lets you edit the supported Python examples already included in this lesson. Predict first, run, inspect the actual output or error, change one input, then run again. Keep code, predictions, actual results and a reasoned revision together. On paper, label your result as a trace rather than an execution.</w:t>
+      </w:r>
+    </w:p>
+    <w:p>
+      <w:pPr>
+        <w:pStyle w:val="Heading3"/>
+      </w:pPr>
+      <w:r>
+        <w:t>Keep your completed work</w:t>
+      </w:r>
+    </w:p>
+    <w:p>
+      <w:r>
+        <w:t>Use Download completed work in the hosted lesson to export your answers, reflections, practice feedback and code-run evidence. Open the HTML copy to read or print it. Drafts stay in this browser when storage is available; clear drafts on a shared device.</w:t>
+      </w:r>
+    </w:p>
+    <w:p>
+      <w:pPr>
+        <w:pStyle w:val="Heading3"/>
+      </w:pPr>
+      <w:r>
+        <w:t>What I repaired, the evidence I kept and the next test</w:t>
+      </w:r>
+    </w:p>
+    <w:p>
+      <w:r>
+        <w:t>________________________________________________________________</w:t>
+      </w:r>
+    </w:p>
+    <w:p>
+      <w:r>
+        <w:t>________________________________________________________________</w:t>
+      </w:r>
+    </w:p>
+    <w:p>
+      <w:r>
+        <w:t>________________________________________________________________</w:t>
+      </w:r>
+    </w:p>
+    <w:p>
+      <w:r>
+        <w:t>________________________________________________________________</w:t>
+      </w:r>
+    </w:p>
+    <w:p>
+      <w:r>
+        <w:t>________________________________________________________________</w:t>
+      </w:r>
+    </w:p>
     <w:sectPr>
       <w:pgSz w:w="12240" w:h="15840"/>
       <w:pgMar w:top="936" w:right="1008" w:bottom="936" w:left="1008" w:header="720" w:footer="720" w:gutter="0"/>

--- a/downloads/workbook/ai-5-week-12.docx
+++ b/downloads/workbook/ai-5-week-12.docx
@@ -30,33 +30,45 @@
     </w:p>
     <w:p>
       <w:r>
-        <w:t>Try the recall before opening notes. Then use a different colour or a labelled second line to correct your explanation.</w:t>
+        <w:t>Record your starting explanation for Training a small network before opening notes. Show any later correction separately.</w:t>
       </w:r>
     </w:p>
     <w:p>
       <w:pPr>
-        <w:pStyle w:val="Heading3"/>
-      </w:pPr>
-      <w:r>
-        <w:t>Updating parameters</w:t>
+        <w:spacing w:line="336" w:lineRule="auto" w:after="180"/>
+      </w:pPr>
+      <w:r>
+        <w:rPr>
+          <w:b w:val="0"/>
+        </w:rPr>
+        <w:t>Try the recall before opening notes. Then use a different colour or a labelled second line to correct your explanation.</w:t>
       </w:r>
     </w:p>
     <w:p>
-      <w:r>
-        <w:t>Without opening the old lesson, explain one key idea from Updating parameters. Give an example and a mistake that the idea helps you avoid.</w:t>
+      <w:pPr>
+        <w:pStyle w:val="Heading3"/>
+      </w:pPr>
+      <w:r>
+        <w:t>Updating parameters</w:t>
       </w:r>
     </w:p>
     <w:p>
       <w:pPr>
-        <w:pStyle w:val="Heading3"/>
-      </w:pPr>
-      <w:r>
-        <w:t>My remembered idea, example and correction</w:t>
+        <w:spacing w:line="336" w:lineRule="auto" w:after="180"/>
+      </w:pPr>
+      <w:r>
+        <w:rPr>
+          <w:b w:val="0"/>
+        </w:rPr>
+        <w:t>Without opening the old lesson, explain one key idea from Updating parameters. Give an example and a mistake that the idea helps you avoid.</w:t>
       </w:r>
     </w:p>
     <w:p>
-      <w:r>
-        <w:t>________________________________________________________________</w:t>
+      <w:pPr>
+        <w:pStyle w:val="Heading3"/>
+      </w:pPr>
+      <w:r>
+        <w:t>My remembered idea, example and correction</w:t>
       </w:r>
     </w:p>
     <w:p>
@@ -70,29 +82,35 @@
       </w:r>
     </w:p>
     <w:p>
-      <w:pPr>
-        <w:pStyle w:val="Heading3"/>
-      </w:pPr>
-      <w:r>
-        <w:t>Slopes and local change</w:t>
+      <w:r>
+        <w:t>________________________________________________________________</w:t>
       </w:r>
     </w:p>
     <w:p>
-      <w:r>
-        <w:t>Without opening the old lesson, explain one key idea from Slopes and local change. Give an example and a mistake that the idea helps you avoid.</w:t>
+      <w:pPr>
+        <w:pStyle w:val="Heading3"/>
+      </w:pPr>
+      <w:r>
+        <w:t>Slopes and local change</w:t>
       </w:r>
     </w:p>
     <w:p>
       <w:pPr>
-        <w:pStyle w:val="Heading3"/>
-      </w:pPr>
-      <w:r>
-        <w:t>My remembered idea, example and correction</w:t>
+        <w:spacing w:line="336" w:lineRule="auto" w:after="180"/>
+      </w:pPr>
+      <w:r>
+        <w:rPr>
+          <w:b w:val="0"/>
+        </w:rPr>
+        <w:t>Without opening the old lesson, explain one key idea from Slopes and local change. Give an example and a mistake that the idea helps you avoid.</w:t>
       </w:r>
     </w:p>
     <w:p>
-      <w:r>
-        <w:t>________________________________________________________________</w:t>
+      <w:pPr>
+        <w:pStyle w:val="Heading3"/>
+      </w:pPr>
+      <w:r>
+        <w:t>My remembered idea, example and correction</w:t>
       </w:r>
     </w:p>
     <w:p>
@@ -106,29 +124,35 @@
       </w:r>
     </w:p>
     <w:p>
-      <w:pPr>
-        <w:pStyle w:val="Heading3"/>
-      </w:pPr>
-      <w:r>
-        <w:t>Forward passes by hand</w:t>
+      <w:r>
+        <w:t>________________________________________________________________</w:t>
       </w:r>
     </w:p>
     <w:p>
-      <w:r>
-        <w:t>Without opening the old lesson, explain one key idea from Forward passes by hand. Give an example and a mistake that the idea helps you avoid.</w:t>
+      <w:pPr>
+        <w:pStyle w:val="Heading3"/>
+      </w:pPr>
+      <w:r>
+        <w:t>Forward passes by hand</w:t>
       </w:r>
     </w:p>
     <w:p>
       <w:pPr>
-        <w:pStyle w:val="Heading3"/>
-      </w:pPr>
-      <w:r>
-        <w:t>My remembered idea, example and correction</w:t>
+        <w:spacing w:line="336" w:lineRule="auto" w:after="180"/>
+      </w:pPr>
+      <w:r>
+        <w:rPr>
+          <w:b w:val="0"/>
+        </w:rPr>
+        <w:t>Without opening the old lesson, explain one key idea from Forward passes by hand. Give an example and a mistake that the idea helps you avoid.</w:t>
       </w:r>
     </w:p>
     <w:p>
-      <w:r>
-        <w:t>________________________________________________________________</w:t>
+      <w:pPr>
+        <w:pStyle w:val="Heading3"/>
+      </w:pPr>
+      <w:r>
+        <w:t>My remembered idea, example and correction</w:t>
       </w:r>
     </w:p>
     <w:p>
@@ -142,16 +166,44 @@
       </w:r>
     </w:p>
     <w:p>
-      <w:pPr>
-        <w:pStyle w:val="Heading1"/>
-      </w:pPr>
-      <w:r>
-        <w:t>02. Practise with fading help</w:t>
+      <w:r>
+        <w:t>________________________________________________________________</w:t>
       </w:r>
     </w:p>
     <w:p>
-      <w:r>
-        <w:t>Use W2: Check the mean convention for Training a small network. Record the answer once; the lesson and workbook refer to the same attempt.</w:t>
+      <w:pPr>
+        <w:pStyle w:val="Heading1"/>
+      </w:pPr>
+      <w:r>
+        <w:t>02. Practise with fading help</w:t>
+      </w:r>
+    </w:p>
+    <w:p>
+      <w:r>
+        <w:t>Complete the supported Training a small network trace and record the first step you can explain without help.</w:t>
+      </w:r>
+    </w:p>
+    <w:p>
+      <w:pPr>
+        <w:spacing w:line="336" w:lineRule="auto" w:after="180"/>
+      </w:pPr>
+      <w:r>
+        <w:rPr>
+          <w:b w:val="0"/>
+        </w:rPr>
+        <w:t xml:space="preserve">Use W2: Check the mean convention for </w:t>
+      </w:r>
+      <w:r>
+        <w:rPr>
+          <w:b/>
+        </w:rPr>
+        <w:t>Training</w:t>
+      </w:r>
+      <w:r>
+        <w:rPr>
+          <w:b w:val="0"/>
+        </w:rPr>
+        <w:t xml:space="preserve"> a small network. Record the answer once; the lesson and workbook refer to the same attempt.</w:t>
       </w:r>
     </w:p>
     <w:tbl>
@@ -279,25 +331,49 @@
     </w:p>
     <w:p>
       <w:r>
-        <w:t>Use the worked case for Training a small network. Proposed explanation: “Every parameter was trained”. Decide whether this explanation is supported. Point to the step or supplied fact that decides; explain your repair if needed.</w:t>
+        <w:t>Check the proposed Training a small network explanation against the supplied facts before discussing it.</w:t>
       </w:r>
     </w:p>
     <w:p>
       <w:pPr>
-        <w:pStyle w:val="Heading3"/>
-      </w:pPr>
-      <w:r>
-        <w:t>My explanation before partner discussion</w:t>
+        <w:spacing w:line="336" w:lineRule="auto" w:after="180"/>
+      </w:pPr>
+      <w:r>
+        <w:rPr>
+          <w:b w:val="0"/>
+        </w:rPr>
+        <w:t xml:space="preserve">Use the worked case for </w:t>
+      </w:r>
+      <w:r>
+        <w:rPr>
+          <w:b/>
+        </w:rPr>
+        <w:t>Training</w:t>
+      </w:r>
+      <w:r>
+        <w:rPr>
+          <w:b w:val="0"/>
+        </w:rPr>
+        <w:t xml:space="preserve"> a small network. Proposed explanation: “Every parameter was trained”. Decide whether this explanation is supported.</w:t>
       </w:r>
     </w:p>
     <w:p>
-      <w:r>
-        <w:t>________________________________________________________________</w:t>
+      <w:pPr>
+        <w:spacing w:line="336" w:lineRule="auto" w:after="180"/>
+      </w:pPr>
+      <w:r>
+        <w:rPr>
+          <w:b w:val="0"/>
+        </w:rPr>
+        <w:t>Point to the step or supplied fact that decides; explain your repair if needed.</w:t>
       </w:r>
     </w:p>
     <w:p>
-      <w:r>
-        <w:t>________________________________________________________________</w:t>
+      <w:pPr>
+        <w:pStyle w:val="Heading3"/>
+      </w:pPr>
+      <w:r>
+        <w:t>My explanation before partner discussion</w:t>
       </w:r>
     </w:p>
     <w:p>
@@ -311,52 +387,64 @@
       </w:r>
     </w:p>
     <w:p>
-      <w:pPr>
-        <w:pStyle w:val="Heading1"/>
-      </w:pPr>
-      <w:r>
-        <w:t>04. Independent transfer case</w:t>
+      <w:r>
+        <w:t>________________________________________________________________</w:t>
       </w:r>
     </w:p>
     <w:p>
-      <w:pPr>
-        <w:pStyle w:val="Heading3"/>
-      </w:pPr>
-      <w:r>
-        <w:t>Independent case: Run a new training case independently</w:t>
+      <w:r>
+        <w:t>________________________________________________________________</w:t>
       </w:r>
     </w:p>
     <w:p>
-      <w:r>
-        <w:t>Keep h = ReLU(x), train only v, and use one pair (2, 2), v = 0 and rate 0.125. Use squared error and gradient 2 times (2v - 2) times 2. Perform two updates, reporting each new v and loss. Explain why the second update changes nothing.</w:t>
+      <w:pPr>
+        <w:pStyle w:val="Heading1"/>
+      </w:pPr>
+      <w:r>
+        <w:t>04. Independent transfer case</w:t>
       </w:r>
     </w:p>
     <w:p>
-      <w:pPr>
-        <w:pStyle w:val="Heading3"/>
-      </w:pPr>
-      <w:r>
-        <w:t>My independent explanation, trace and limits</w:t>
+      <w:r>
+        <w:t>Write one first attempt at the reserved independent case before feedback. Repeated copies of that case refer to the same recorded attempt.</w:t>
       </w:r>
     </w:p>
     <w:p>
-      <w:r>
-        <w:t>________________________________________________________________</w:t>
+      <w:pPr>
+        <w:pStyle w:val="Heading3"/>
+      </w:pPr>
+      <w:r>
+        <w:t>Independent case: Run a new training case independently</w:t>
       </w:r>
     </w:p>
     <w:p>
-      <w:r>
-        <w:t>________________________________________________________________</w:t>
+      <w:pPr>
+        <w:spacing w:line="336" w:lineRule="auto" w:after="180"/>
+      </w:pPr>
+      <w:r>
+        <w:rPr>
+          <w:b w:val="0"/>
+        </w:rPr>
+        <w:t>Keep h = ReLU(x), train only v, and use one pair (2, 2), v = 0 and rate 0.125. Use squared error and gradient 2 times (2v - 2) times 2. Perform two updates, reporting each new v and loss.</w:t>
       </w:r>
     </w:p>
     <w:p>
-      <w:r>
-        <w:t>________________________________________________________________</w:t>
+      <w:pPr>
+        <w:spacing w:line="336" w:lineRule="auto" w:after="180"/>
+      </w:pPr>
+      <w:r>
+        <w:rPr>
+          <w:b w:val="0"/>
+        </w:rPr>
+        <w:t>Explain why the second update changes nothing.</w:t>
       </w:r>
     </w:p>
     <w:p>
-      <w:r>
-        <w:t>________________________________________________________________</w:t>
+      <w:pPr>
+        <w:pStyle w:val="Heading3"/>
+      </w:pPr>
+      <w:r>
+        <w:t>My independent explanation, trace and limits</w:t>
       </w:r>
     </w:p>
     <w:p>
@@ -376,53 +464,77 @@
     </w:p>
     <w:p>
       <w:r>
-        <w:t>Attempt this case before feedback. Record any help. Earlier examples below are further practice; a case already practised with feedback cannot establish fresh transfer.</w:t>
+        <w:t>________________________________________________________________</w:t>
       </w:r>
     </w:p>
     <w:p>
-      <w:pPr>
-        <w:pStyle w:val="Heading1"/>
-      </w:pPr>
-      <w:r>
-        <w:t>05. W1 Trace the first update</w:t>
+      <w:r>
+        <w:t>________________________________________________________________</w:t>
       </w:r>
     </w:p>
     <w:p>
       <w:r>
-        <w:t>At v = 0, calculate both predictions, errors, MSE and gradient, then update at rate 0.1.</w:t>
+        <w:t>________________________________________________________________</w:t>
       </w:r>
     </w:p>
     <w:p>
-      <w:pPr>
-        <w:pStyle w:val="Heading3"/>
-      </w:pPr>
-      <w:r>
-        <w:t>My reasoning and evidence</w:t>
+      <w:r>
+        <w:t>________________________________________________________________</w:t>
       </w:r>
     </w:p>
     <w:p>
-      <w:r>
-        <w:t>________________________________________________________________</w:t>
+      <w:pPr>
+        <w:spacing w:line="336" w:lineRule="auto" w:after="180"/>
+      </w:pPr>
+      <w:r>
+        <w:rPr>
+          <w:b w:val="0"/>
+        </w:rPr>
+        <w:t>Attempt this case before feedback. Record any help. Earlier examples below are further practice; a case already practised with feedback cannot establish fresh transfer.</w:t>
       </w:r>
     </w:p>
     <w:p>
-      <w:r>
-        <w:t>________________________________________________________________</w:t>
+      <w:pPr>
+        <w:pStyle w:val="Heading1"/>
+      </w:pPr>
+      <w:r>
+        <w:t>05. W1 Trace the first update</w:t>
       </w:r>
     </w:p>
     <w:p>
       <w:r>
-        <w:t>________________________________________________________________</w:t>
+        <w:t>Trace the first update. Apply the supplied Training a small network facts and keep your reasoning.</w:t>
       </w:r>
     </w:p>
     <w:p>
-      <w:r>
-        <w:t>________________________________________________________________</w:t>
+      <w:pPr>
+        <w:spacing w:line="336" w:lineRule="auto" w:after="180"/>
+      </w:pPr>
+      <w:r>
+        <w:rPr>
+          <w:b w:val="0"/>
+        </w:rPr>
+        <w:t xml:space="preserve">At v = 0, calculate both </w:t>
+      </w:r>
+      <w:r>
+        <w:rPr>
+          <w:b/>
+        </w:rPr>
+        <w:t>prediction</w:t>
+      </w:r>
+      <w:r>
+        <w:rPr>
+          <w:b w:val="0"/>
+        </w:rPr>
+        <w:t>s, errors, MSE and gradient, then update at rate 0.1.</w:t>
       </w:r>
     </w:p>
     <w:p>
-      <w:r>
-        <w:t>________________________________________________________________</w:t>
+      <w:pPr>
+        <w:pStyle w:val="Heading3"/>
+      </w:pPr>
+      <w:r>
+        <w:t>My reasoning and evidence</w:t>
       </w:r>
     </w:p>
     <w:p>
@@ -431,24 +543,18 @@
       </w:r>
     </w:p>
     <w:p>
-      <w:pPr>
-        <w:pStyle w:val="Heading1"/>
-      </w:pPr>
-      <w:r>
-        <w:t>06. W2 Check the mean convention</w:t>
+      <w:r>
+        <w:t>________________________________________________________________</w:t>
       </w:r>
     </w:p>
     <w:p>
       <w:r>
-        <w:t>At v = 1, the sum of squared errors is 5. A learner uses gradient -10 with rate 0.1. Explain the mismatch with this lesson and give the next v under MSE.</w:t>
+        <w:t>________________________________________________________________</w:t>
       </w:r>
     </w:p>
     <w:p>
-      <w:pPr>
-        <w:pStyle w:val="Heading3"/>
-      </w:pPr>
-      <w:r>
-        <w:t>My reasoning and evidence</w:t>
+      <w:r>
+        <w:t>________________________________________________________________</w:t>
       </w:r>
     </w:p>
     <w:p>
@@ -462,44 +568,50 @@
       </w:r>
     </w:p>
     <w:p>
-      <w:r>
-        <w:t>________________________________________________________________</w:t>
+      <w:pPr>
+        <w:pStyle w:val="Heading1"/>
+      </w:pPr>
+      <w:r>
+        <w:t>06. W2 Check the mean convention</w:t>
       </w:r>
     </w:p>
     <w:p>
       <w:r>
-        <w:t>________________________________________________________________</w:t>
+        <w:t>Check the mean convention. Apply the supplied Training a small network facts and keep your reasoning.</w:t>
       </w:r>
     </w:p>
     <w:p>
-      <w:r>
-        <w:t>________________________________________________________________</w:t>
+      <w:pPr>
+        <w:spacing w:line="336" w:lineRule="auto" w:after="180"/>
+      </w:pPr>
+      <w:r>
+        <w:rPr>
+          <w:b w:val="0"/>
+        </w:rPr>
+        <w:t>At v = 1, the sum of squared errors is 5. A learner uses gradient -10 with rate 0.1. Explain the mismatch with this lesson and give the next v under MSE.</w:t>
       </w:r>
     </w:p>
     <w:p>
-      <w:r>
-        <w:t>________________________________________________________________</w:t>
+      <w:pPr>
+        <w:pStyle w:val="Heading3"/>
+      </w:pPr>
+      <w:r>
+        <w:t>My reasoning and evidence</w:t>
       </w:r>
     </w:p>
     <w:p>
-      <w:pPr>
-        <w:pStyle w:val="Heading1"/>
-      </w:pPr>
-      <w:r>
-        <w:t>07. W3 Freeze before checking</w:t>
+      <w:r>
+        <w:t>________________________________________________________________</w:t>
       </w:r>
     </w:p>
     <w:p>
       <w:r>
-        <w:t>At final v = 1.875, calculate the prediction and squared error on reserved pair (3, 6). May its target be included in the four reported training updates?</w:t>
+        <w:t>________________________________________________________________</w:t>
       </w:r>
     </w:p>
     <w:p>
-      <w:pPr>
-        <w:pStyle w:val="Heading3"/>
-      </w:pPr>
-      <w:r>
-        <w:t>My reasoning and evidence</w:t>
+      <w:r>
+        <w:t>________________________________________________________________</w:t>
       </w:r>
     </w:p>
     <w:p>
@@ -518,39 +630,70 @@
       </w:r>
     </w:p>
     <w:p>
-      <w:r>
-        <w:t>________________________________________________________________</w:t>
+      <w:pPr>
+        <w:pStyle w:val="Heading1"/>
+      </w:pPr>
+      <w:r>
+        <w:t>07. W3 Freeze before checking</w:t>
       </w:r>
     </w:p>
     <w:p>
       <w:r>
-        <w:t>________________________________________________________________</w:t>
+        <w:t>Freeze before checking. Apply the supplied Training a small network facts and keep your reasoning.</w:t>
       </w:r>
     </w:p>
     <w:p>
-      <w:r>
-        <w:t>________________________________________________________________</w:t>
+      <w:pPr>
+        <w:spacing w:line="336" w:lineRule="auto" w:after="180"/>
+        <w:shd w:fill="F5F1FB"/>
+      </w:pPr>
+      <w:r>
+        <w:rPr>
+          <w:b w:val="0"/>
+        </w:rPr>
+        <w:t xml:space="preserve">At final v = 1.875, calculate the </w:t>
+      </w:r>
+      <w:r>
+        <w:rPr>
+          <w:b/>
+        </w:rPr>
+        <w:t>prediction</w:t>
+      </w:r>
+      <w:r>
+        <w:rPr>
+          <w:b w:val="0"/>
+        </w:rPr>
+        <w:t xml:space="preserve"> and squared error on reserved pair (3, 6). May its target be included in the four reported </w:t>
+      </w:r>
+      <w:r>
+        <w:rPr>
+          <w:b/>
+        </w:rPr>
+        <w:t>training</w:t>
+      </w:r>
+      <w:r>
+        <w:rPr>
+          <w:b w:val="0"/>
+        </w:rPr>
+        <w:t xml:space="preserve"> updates?</w:t>
       </w:r>
     </w:p>
     <w:p>
       <w:pPr>
-        <w:pStyle w:val="Heading1"/>
-      </w:pPr>
-      <w:r>
-        <w:t>08. W4 Run a new training case independently</w:t>
+        <w:pStyle w:val="Heading3"/>
+      </w:pPr>
+      <w:r>
+        <w:t>My reasoning and evidence</w:t>
       </w:r>
     </w:p>
     <w:p>
       <w:r>
-        <w:t>Keep h = ReLU(x), train only v, and use one pair (2, 2), v = 0 and rate 0.125. Use squared error and gradient 2 times (2v - 2) times 2. Perform two updates, reporting each new v and loss. Explain why the second update changes nothing.</w:t>
+        <w:t>________________________________________________________________</w:t>
       </w:r>
     </w:p>
     <w:p>
-      <w:pPr>
-        <w:pStyle w:val="Heading3"/>
-      </w:pPr>
-      <w:r>
-        <w:t>My reasoning and evidence</w:t>
+      <w:r>
+        <w:t>________________________________________________________________</w:t>
       </w:r>
     </w:p>
     <w:p>
@@ -574,44 +717,56 @@
       </w:r>
     </w:p>
     <w:p>
-      <w:r>
-        <w:t>________________________________________________________________</w:t>
+      <w:pPr>
+        <w:pStyle w:val="Heading1"/>
+      </w:pPr>
+      <w:r>
+        <w:t>08. W4 Run a new training case independently</w:t>
       </w:r>
     </w:p>
     <w:p>
       <w:r>
-        <w:t>________________________________________________________________</w:t>
+        <w:t>Attempt before feedback. If this repeats the selected independent case, reuse that first attempt; otherwise keep a separate record. Run a new training case independently. Apply the supplied Training a small network facts and keep your reasoning.</w:t>
       </w:r>
     </w:p>
     <w:p>
-      <w:r>
-        <w:t>________________________________________________________________</w:t>
+      <w:pPr>
+        <w:spacing w:line="336" w:lineRule="auto" w:after="180"/>
+      </w:pPr>
+      <w:r>
+        <w:rPr>
+          <w:b w:val="0"/>
+        </w:rPr>
+        <w:t>Keep h = ReLU(x), train only v, and use one pair (2, 2), v = 0 and rate 0.125. Use squared error and gradient 2 times (2v - 2) times 2. Perform two updates, reporting each new v and loss.</w:t>
       </w:r>
     </w:p>
     <w:p>
-      <w:r>
-        <w:t>________________________________________________________________</w:t>
+      <w:pPr>
+        <w:spacing w:line="336" w:lineRule="auto" w:after="180"/>
+      </w:pPr>
+      <w:r>
+        <w:rPr>
+          <w:b w:val="0"/>
+        </w:rPr>
+        <w:t>Explain why the second update changes nothing.</w:t>
       </w:r>
     </w:p>
     <w:p>
       <w:pPr>
-        <w:pStyle w:val="Heading1"/>
-      </w:pPr>
-      <w:r>
-        <w:t>09. W5 Expose a frozen representation limit</w:t>
+        <w:pStyle w:val="Heading3"/>
+      </w:pPr>
+      <w:r>
+        <w:t>My reasoning and evidence</w:t>
       </w:r>
     </w:p>
     <w:p>
       <w:r>
-        <w:t>For the lesson architecture at x = -1, give h and prediction for any finite v. If target is -2, calculate squared error and explain why changing v cannot fix it.</w:t>
+        <w:t>________________________________________________________________</w:t>
       </w:r>
     </w:p>
     <w:p>
-      <w:pPr>
-        <w:pStyle w:val="Heading3"/>
-      </w:pPr>
-      <w:r>
-        <w:t>My reasoning and evidence</w:t>
+      <w:r>
+        <w:t>________________________________________________________________</w:t>
       </w:r>
     </w:p>
     <w:p>
@@ -649,25 +804,43 @@
         <w:pStyle w:val="Heading1"/>
       </w:pPr>
       <w:r>
-        <w:t>10. Project checkpoint and reflection</w:t>
+        <w:t>09. W5 Expose a frozen representation limit</w:t>
       </w:r>
     </w:p>
     <w:p>
       <w:r>
-        <w:t>Add a labelled training a small network evidence sheet to Image-pattern Network Investigation. Show how you can trace repeated forward loss gradient and update steps. Use the supplied fictional case and keep its inputs, intermediate steps, calculation or prediction, and limitation. Connect this record to last week’s record; a matching answer without a trace is insufficient.</w:t>
+        <w:t>Expose a frozen representation limit. Apply the supplied Training a small network facts and keep your reasoning.</w:t>
       </w:r>
     </w:p>
     <w:p>
       <w:pPr>
-        <w:pStyle w:val="Heading3"/>
-      </w:pPr>
-      <w:r>
-        <w:t>My project change, supporting evidence and remaining limit</w:t>
+        <w:spacing w:line="336" w:lineRule="auto" w:after="180"/>
+      </w:pPr>
+      <w:r>
+        <w:rPr>
+          <w:b w:val="0"/>
+        </w:rPr>
+        <w:t xml:space="preserve">For the lesson architecture at x = -1, give h and </w:t>
+      </w:r>
+      <w:r>
+        <w:rPr>
+          <w:b/>
+        </w:rPr>
+        <w:t>prediction</w:t>
+      </w:r>
+      <w:r>
+        <w:rPr>
+          <w:b w:val="0"/>
+        </w:rPr>
+        <w:t xml:space="preserve"> for any finite v. If target is -2, calculate squared error and explain why changing v cannot fix it.</w:t>
       </w:r>
     </w:p>
     <w:p>
-      <w:r>
-        <w:t>________________________________________________________________</w:t>
+      <w:pPr>
+        <w:pStyle w:val="Heading3"/>
+      </w:pPr>
+      <w:r>
+        <w:t>My reasoning and evidence</w:t>
       </w:r>
     </w:p>
     <w:p>
@@ -696,11 +869,142 @@
       </w:r>
     </w:p>
     <w:p>
+      <w:r>
+        <w:t>________________________________________________________________</w:t>
+      </w:r>
+    </w:p>
+    <w:p>
       <w:pPr>
         <w:pStyle w:val="Heading1"/>
       </w:pPr>
       <w:r>
+        <w:t>10. Project checkpoint and reflection</w:t>
+      </w:r>
+    </w:p>
+    <w:p>
+      <w:r>
+        <w:t>Connect Training a small network to Image-pattern Network Investigation, identify a limit and choose the next useful test.</w:t>
+      </w:r>
+    </w:p>
+    <w:p>
+      <w:pPr>
+        <w:spacing w:line="336" w:lineRule="auto" w:after="180"/>
+      </w:pPr>
+      <w:r>
+        <w:rPr>
+          <w:b w:val="0"/>
+        </w:rPr>
+        <w:t xml:space="preserve">Add a labelled </w:t>
+      </w:r>
+      <w:r>
+        <w:rPr>
+          <w:b/>
+        </w:rPr>
+        <w:t>training</w:t>
+      </w:r>
+      <w:r>
+        <w:rPr>
+          <w:b w:val="0"/>
+        </w:rPr>
+        <w:t xml:space="preserve"> a small network </w:t>
+      </w:r>
+      <w:r>
+        <w:rPr>
+          <w:b/>
+        </w:rPr>
+        <w:t>evidence</w:t>
+      </w:r>
+      <w:r>
+        <w:rPr>
+          <w:b w:val="0"/>
+        </w:rPr>
+        <w:t xml:space="preserve"> sheet to Image-pattern Network Investigation. Show how you can trace repeated forward loss gradient and update steps.</w:t>
+      </w:r>
+    </w:p>
+    <w:p>
+      <w:pPr>
+        <w:spacing w:line="336" w:lineRule="auto" w:after="180"/>
+      </w:pPr>
+      <w:r>
+        <w:rPr>
+          <w:b w:val="0"/>
+        </w:rPr>
+        <w:t xml:space="preserve">Use the supplied fictional case and keep its </w:t>
+      </w:r>
+      <w:r>
+        <w:rPr>
+          <w:b/>
+        </w:rPr>
+        <w:t>input</w:t>
+      </w:r>
+      <w:r>
+        <w:rPr>
+          <w:b w:val="0"/>
+        </w:rPr>
+        <w:t xml:space="preserve">s, intermediate steps, calculation or </w:t>
+      </w:r>
+      <w:r>
+        <w:rPr>
+          <w:b/>
+        </w:rPr>
+        <w:t>prediction</w:t>
+      </w:r>
+      <w:r>
+        <w:rPr>
+          <w:b w:val="0"/>
+        </w:rPr>
+        <w:t>, and limitation. Connect this record to last week’s record; a matching answer without a trace is insufficient.</w:t>
+      </w:r>
+    </w:p>
+    <w:p>
+      <w:pPr>
+        <w:pStyle w:val="Heading3"/>
+      </w:pPr>
+      <w:r>
+        <w:t>My project change, supporting evidence and remaining limit</w:t>
+      </w:r>
+    </w:p>
+    <w:p>
+      <w:r>
+        <w:t>________________________________________________________________</w:t>
+      </w:r>
+    </w:p>
+    <w:p>
+      <w:r>
+        <w:t>________________________________________________________________</w:t>
+      </w:r>
+    </w:p>
+    <w:p>
+      <w:r>
+        <w:t>________________________________________________________________</w:t>
+      </w:r>
+    </w:p>
+    <w:p>
+      <w:r>
+        <w:t>________________________________________________________________</w:t>
+      </w:r>
+    </w:p>
+    <w:p>
+      <w:r>
+        <w:t>________________________________________________________________</w:t>
+      </w:r>
+    </w:p>
+    <w:p>
+      <w:r>
+        <w:t>________________________________________________________________</w:t>
+      </w:r>
+    </w:p>
+    <w:p>
+      <w:pPr>
+        <w:pStyle w:val="Heading1"/>
+      </w:pPr>
+      <w:r>
         <w:t>11. Feedback, return check and learning record</w:t>
+      </w:r>
+    </w:p>
+    <w:p>
+      <w:r>
+        <w:t>Record the first repaired step and a different case to revisit after a delay.</w:t>
       </w:r>
     </w:p>
     <w:tbl>
@@ -840,7 +1144,13 @@
       </w:tr>
     </w:tbl>
     <w:p>
-      <w:r>
+      <w:pPr>
+        <w:spacing w:line="336" w:lineRule="auto" w:after="180"/>
+      </w:pPr>
+      <w:r>
+        <w:rPr>
+          <w:b w:val="0"/>
+        </w:rPr>
         <w:t>Revisit this idea with your teacher after a delay. Familiarity is different from explaining and using it on a changed case.</w:t>
       </w:r>
     </w:p>
@@ -854,17 +1164,76 @@
     </w:p>
     <w:p>
       <w:r>
-        <w:t>Train a single output weight while clearly marking the frozen hidden computation.</w:t>
+        <w:t>Train a single output weight while clearly marking the frozen hidden computation. Explain the labelled step before checking the changed condition.</w:t>
       </w:r>
     </w:p>
     <w:p>
-      <w:r>
-        <w:t>Toy h=ReLU(x), y=vh. One training pair x = 3, target 3; start v = 0; squared loss; rate 1/18.</w:t>
+      <w:pPr>
+        <w:spacing w:line="336" w:lineRule="auto" w:after="180"/>
+      </w:pPr>
+      <w:r>
+        <w:rPr>
+          <w:b w:val="0"/>
+        </w:rPr>
+        <w:t xml:space="preserve">Train a single </w:t>
+      </w:r>
+      <w:r>
+        <w:rPr>
+          <w:b/>
+        </w:rPr>
+        <w:t>output</w:t>
+      </w:r>
+      <w:r>
+        <w:rPr>
+          <w:b w:val="0"/>
+        </w:rPr>
+        <w:t xml:space="preserve"> weight while clearly marking the frozen hidden computation.</w:t>
       </w:r>
     </w:p>
     <w:p>
-      <w:r>
-        <w:t>All inputs and outcomes in this worked example are invented classroom data; no real model run is claimed.</w:t>
+      <w:pPr>
+        <w:spacing w:line="336" w:lineRule="auto" w:after="180"/>
+      </w:pPr>
+      <w:r>
+        <w:rPr>
+          <w:b w:val="0"/>
+        </w:rPr>
+        <w:t xml:space="preserve">Toy h=ReLU(x), y=vh. One </w:t>
+      </w:r>
+      <w:r>
+        <w:rPr>
+          <w:b/>
+        </w:rPr>
+        <w:t>training</w:t>
+      </w:r>
+      <w:r>
+        <w:rPr>
+          <w:b w:val="0"/>
+        </w:rPr>
+        <w:t xml:space="preserve"> pair x = 3, target 3; start v = 0; squared loss; rate 1/18.</w:t>
+      </w:r>
+    </w:p>
+    <w:p>
+      <w:pPr>
+        <w:spacing w:line="336" w:lineRule="auto" w:after="180"/>
+      </w:pPr>
+      <w:r>
+        <w:rPr>
+          <w:b w:val="0"/>
+        </w:rPr>
+        <w:t xml:space="preserve">All </w:t>
+      </w:r>
+      <w:r>
+        <w:rPr>
+          <w:b/>
+        </w:rPr>
+        <w:t>input</w:t>
+      </w:r>
+      <w:r>
+        <w:rPr>
+          <w:b w:val="0"/>
+        </w:rPr>
+        <w:t>s and outcomes in this worked example are invented classroom data; no real model run is claimed.</w:t>
       </w:r>
     </w:p>
     <w:p>
@@ -904,8 +1273,26 @@
       </w:r>
     </w:p>
     <w:p>
-      <w:r>
-        <w:t>Which parameter changed, and which part was not trained? Point to the relevant step in the picture, then write the changed result and the rule or evidence that supports it.</w:t>
+      <w:pPr>
+        <w:spacing w:line="336" w:lineRule="auto" w:after="180"/>
+      </w:pPr>
+      <w:r>
+        <w:rPr>
+          <w:b w:val="0"/>
+        </w:rPr>
+        <w:t xml:space="preserve">Which parameter changed, and which part was not trained? Point to the relevant step in the picture, then write the changed result and the rule or </w:t>
+      </w:r>
+      <w:r>
+        <w:rPr>
+          <w:b/>
+        </w:rPr>
+        <w:t>evidence</w:t>
+      </w:r>
+      <w:r>
+        <w:rPr>
+          <w:b w:val="0"/>
+        </w:rPr>
+        <w:t xml:space="preserve"> that supports it.</w:t>
       </w:r>
     </w:p>
     <w:p>
@@ -947,36 +1334,162 @@
       </w:r>
     </w:p>
     <w:p>
-      <w:r>
-        <w:t>Support used: alone / hint / worked example. This record is practice evidence.</w:t>
+      <w:pPr>
+        <w:pStyle w:val="Heading3"/>
+      </w:pPr>
+      <w:r>
+        <w:t>Record the help used</w:t>
       </w:r>
     </w:p>
     <w:p>
-      <w:r>
-        <w:t>Project connection: For your Image-pattern Network Investigation, save the input, procedure, observed result and limitation of this check. Label this worked example as practice; use a different, previously unreviewed case when checking independent understanding.</w:t>
+      <w:pPr>
+        <w:spacing w:line="336" w:lineRule="auto" w:after="180"/>
+        <w:shd w:fill="F1F6F8"/>
+      </w:pPr>
+      <w:r>
+        <w:rPr>
+          <w:b w:val="0"/>
+        </w:rPr>
+        <w:t xml:space="preserve">Support used: alone / hint / worked example. This record is practice </w:t>
+      </w:r>
+      <w:r>
+        <w:rPr>
+          <w:b/>
+        </w:rPr>
+        <w:t>evidence</w:t>
+      </w:r>
+      <w:r>
+        <w:rPr>
+          <w:b w:val="0"/>
+        </w:rPr>
+        <w:t>.</w:t>
       </w:r>
     </w:p>
     <w:p>
       <w:pPr>
-        <w:pStyle w:val="Heading1"/>
-      </w:pPr>
-      <w:r>
-        <w:t>13. Project portfolio milestone</w:t>
+        <w:spacing w:line="336" w:lineRule="auto" w:after="180"/>
+      </w:pPr>
+      <w:r>
+        <w:rPr>
+          <w:b w:val="0"/>
+        </w:rPr>
+        <w:t xml:space="preserve">Project connection: For your Image-pattern Network Investigation, save the </w:t>
+      </w:r>
+      <w:r>
+        <w:rPr>
+          <w:b/>
+        </w:rPr>
+        <w:t>input</w:t>
+      </w:r>
+      <w:r>
+        <w:rPr>
+          <w:b w:val="0"/>
+        </w:rPr>
+        <w:t>, procedure, observed result and limitation of this check.</w:t>
       </w:r>
     </w:p>
     <w:p>
-      <w:r>
-        <w:t>Project: Image-pattern Network Investigation</w:t>
+      <w:pPr>
+        <w:spacing w:line="336" w:lineRule="auto" w:after="180"/>
+      </w:pPr>
+      <w:r>
+        <w:rPr>
+          <w:b w:val="0"/>
+        </w:rPr>
+        <w:t>Label this worked example as practice; use a different, previously unreviewed case when checking independent understanding.</w:t>
       </w:r>
     </w:p>
     <w:p>
-      <w:r>
-        <w:t>Current milestone: Make a transparent first version. Keep a trace of how one input becomes an output; explain the rule or learned component.</w:t>
+      <w:pPr>
+        <w:pStyle w:val="Heading1"/>
+      </w:pPr>
+      <w:r>
+        <w:t>13. Project portfolio milestone</w:t>
       </w:r>
     </w:p>
     <w:p>
       <w:r>
-        <w:t>For your Image-pattern Network Investigation, save the input, procedure, observed result and limitation of this check. Label this worked example as practice; use a different, previously unreviewed case when checking independent understanding.</w:t>
+        <w:t>Keep this week’s input, deciding step, result and limit together in the Image-pattern Network Investigation record.</w:t>
+      </w:r>
+    </w:p>
+    <w:p>
+      <w:pPr>
+        <w:spacing w:line="336" w:lineRule="auto" w:after="180"/>
+      </w:pPr>
+      <w:r>
+        <w:rPr>
+          <w:b w:val="0"/>
+        </w:rPr>
+        <w:t>Project: Image-pattern Network Investigation</w:t>
+      </w:r>
+    </w:p>
+    <w:p>
+      <w:pPr>
+        <w:spacing w:line="336" w:lineRule="auto" w:after="180"/>
+      </w:pPr>
+      <w:r>
+        <w:rPr>
+          <w:b w:val="0"/>
+        </w:rPr>
+        <w:t xml:space="preserve">Current milestone: Make a transparent first version. Keep a trace of how one </w:t>
+      </w:r>
+      <w:r>
+        <w:rPr>
+          <w:b/>
+        </w:rPr>
+        <w:t>input</w:t>
+      </w:r>
+      <w:r>
+        <w:rPr>
+          <w:b w:val="0"/>
+        </w:rPr>
+        <w:t xml:space="preserve"> becomes an </w:t>
+      </w:r>
+      <w:r>
+        <w:rPr>
+          <w:b/>
+        </w:rPr>
+        <w:t>output</w:t>
+      </w:r>
+      <w:r>
+        <w:rPr>
+          <w:b w:val="0"/>
+        </w:rPr>
+        <w:t>; explain the rule or learned component.</w:t>
+      </w:r>
+    </w:p>
+    <w:p>
+      <w:pPr>
+        <w:spacing w:line="336" w:lineRule="auto" w:after="180"/>
+      </w:pPr>
+      <w:r>
+        <w:rPr>
+          <w:b w:val="0"/>
+        </w:rPr>
+        <w:t xml:space="preserve">For your Image-pattern Network Investigation, save the </w:t>
+      </w:r>
+      <w:r>
+        <w:rPr>
+          <w:b/>
+        </w:rPr>
+        <w:t>input</w:t>
+      </w:r>
+      <w:r>
+        <w:rPr>
+          <w:b w:val="0"/>
+        </w:rPr>
+        <w:t>, procedure, observed result and limitation of this check.</w:t>
+      </w:r>
+    </w:p>
+    <w:p>
+      <w:pPr>
+        <w:spacing w:line="336" w:lineRule="auto" w:after="180"/>
+      </w:pPr>
+      <w:r>
+        <w:rPr>
+          <w:b w:val="0"/>
+        </w:rPr>
+        <w:t>Label this worked example as practice; use a different, previously unreviewed case when checking independent understanding.</w:t>
       </w:r>
     </w:p>
     <w:tbl>
@@ -1138,53 +1651,116 @@
     </w:p>
     <w:p>
       <w:r>
-        <w:t>Use this supported practice once, in the browser or on paper. Keep the reserved independent assessment for a separate first attempt before teacher feedback.</w:t>
+        <w:t>Try the supported questions before comparing with hints and feedback. Record what you repaired and the evidence you retained.</w:t>
       </w:r>
     </w:p>
     <w:p>
-      <w:r>
-        <w:t>Train a single output weight while clearly marking the frozen hidden computation.</w:t>
+      <w:pPr>
+        <w:spacing w:line="336" w:lineRule="auto" w:after="180"/>
+      </w:pPr>
+      <w:r>
+        <w:rPr>
+          <w:b w:val="0"/>
+        </w:rPr>
+        <w:t>Use this supported practice once, in the browser or on paper. Keep the reserved independent assessment for a separate first attempt before teacher feedback.</w:t>
       </w:r>
     </w:p>
     <w:p>
       <w:pPr>
-        <w:pStyle w:val="Heading3"/>
-      </w:pPr>
-      <w:r>
-        <w:t>Practice 1: explain the deciding evidence</w:t>
+        <w:spacing w:line="336" w:lineRule="auto" w:after="180"/>
+      </w:pPr>
+      <w:r>
+        <w:rPr>
+          <w:b w:val="0"/>
+        </w:rPr>
+        <w:t xml:space="preserve">Train a single </w:t>
+      </w:r>
+      <w:r>
+        <w:rPr>
+          <w:b/>
+        </w:rPr>
+        <w:t>output</w:t>
+      </w:r>
+      <w:r>
+        <w:rPr>
+          <w:b w:val="0"/>
+        </w:rPr>
+        <w:t xml:space="preserve"> weight while clearly marking the frozen hidden computation.</w:t>
       </w:r>
     </w:p>
     <w:p>
-      <w:r>
-        <w:t>Which labelled step matches this detail? v becomes1; prediction 3 and loss 0. Next gradient is 0.</w:t>
+      <w:pPr>
+        <w:pStyle w:val="Heading3"/>
+      </w:pPr>
+      <w:r>
+        <w:t>Practice 1: explain the deciding evidence</w:t>
       </w:r>
     </w:p>
     <w:p>
-      <w:r>
-        <w:t>1. Freeze hidden step</w:t>
+      <w:pPr>
+        <w:spacing w:line="336" w:lineRule="auto" w:after="180"/>
+      </w:pPr>
+      <w:r>
+        <w:rPr>
+          <w:b w:val="0"/>
+        </w:rPr>
+        <w:t xml:space="preserve">Which labelled step matches this detail? v becomes1; </w:t>
+      </w:r>
+      <w:r>
+        <w:rPr>
+          <w:b/>
+        </w:rPr>
+        <w:t>prediction</w:t>
+      </w:r>
+      <w:r>
+        <w:rPr>
+          <w:b w:val="0"/>
+        </w:rPr>
+        <w:t xml:space="preserve"> 3 and loss 0. Next gradient is 0.</w:t>
       </w:r>
     </w:p>
     <w:p>
-      <w:r>
-        <w:t>2. Update and verify</w:t>
+      <w:pPr>
+        <w:spacing w:line="336" w:lineRule="auto" w:after="180"/>
+        <w:shd w:fill="F4F9FC"/>
+      </w:pPr>
+      <w:r>
+        <w:rPr>
+          <w:b w:val="0"/>
+        </w:rPr>
+        <w:t>1. Freeze hidden step</w:t>
       </w:r>
     </w:p>
     <w:p>
-      <w:r>
-        <w:t>3. Compute initial gradient</w:t>
+      <w:pPr>
+        <w:spacing w:line="336" w:lineRule="auto" w:after="180"/>
+        <w:shd w:fill="F4F9FC"/>
+      </w:pPr>
+      <w:r>
+        <w:rPr>
+          <w:b w:val="0"/>
+        </w:rPr>
+        <w:t>2. Update and verify</w:t>
       </w:r>
     </w:p>
     <w:p>
       <w:pPr>
-        <w:pStyle w:val="Heading3"/>
-      </w:pPr>
-      <w:r>
-        <w:t>My selected conclusion, deciding fact and explanation</w:t>
+        <w:spacing w:line="336" w:lineRule="auto" w:after="180"/>
+        <w:shd w:fill="F4F9FC"/>
+      </w:pPr>
+      <w:r>
+        <w:rPr>
+          <w:b w:val="0"/>
+        </w:rPr>
+        <w:t>3. Compute initial gradient</w:t>
       </w:r>
     </w:p>
     <w:p>
-      <w:r>
-        <w:t>________________________________________________________________</w:t>
+      <w:pPr>
+        <w:pStyle w:val="Heading3"/>
+      </w:pPr>
+      <w:r>
+        <w:t>My selected conclusion, deciding fact and explanation</w:t>
       </w:r>
     </w:p>
     <w:p>
@@ -1209,40 +1785,167 @@
     </w:p>
     <w:p>
       <w:r>
-        <w:t>Hint if needed: Read the steps in the pictorial case. Match the supplied detail to the stage that performs or records it.</w:t>
+        <w:t>________________________________________________________________</w:t>
       </w:r>
     </w:p>
     <w:p>
-      <w:r>
-        <w:t>After your attempt, compare with the supported explanation: Update and verify v becomes1; prediction 3 and loss 0. Next gradient is 0. Only the output weight v is being fitted in this toy network; the hidden ReLU is fixed. The training input gives hidden value three. Squared-error slope points v from zero towards one, and this specially chosen rate reaches one in a single update. Zero loss on one training pair is exact fitting of that pair, not evidence about other inputs.</w:t>
+      <w:pPr>
+        <w:pStyle w:val="Heading3"/>
+      </w:pPr>
+      <w:r>
+        <w:t>Hint · try first</w:t>
       </w:r>
     </w:p>
     <w:p>
       <w:pPr>
-        <w:pStyle w:val="Heading3"/>
-      </w:pPr>
-      <w:r>
-        <w:t>Practice 2: explain the deciding evidence</w:t>
+        <w:spacing w:line="336" w:lineRule="auto" w:after="180"/>
+        <w:shd w:fill="F1F6F8"/>
+      </w:pPr>
+      <w:r>
+        <w:rPr>
+          <w:b w:val="0"/>
+        </w:rPr>
+        <w:t>Hint if needed: Read the steps in the pictorial case. Match the supplied detail to the stage that performs or records it.</w:t>
       </w:r>
     </w:p>
     <w:p>
-      <w:r>
-        <w:t>Changed-case practice: Change target from 3 to6 and restart v = 0 with the same rate. Which conclusion is supported by the supplied facts?</w:t>
+      <w:pPr>
+        <w:pStyle w:val="Heading3"/>
+      </w:pPr>
+      <w:r>
+        <w:t>Feedback · compare after trying</w:t>
       </w:r>
     </w:p>
     <w:p>
-      <w:r>
-        <w:t>1. First gradient=-36; v becomes2; prediction 6 and loss 0.</w:t>
+      <w:pPr>
+        <w:spacing w:line="336" w:lineRule="auto" w:after="180"/>
+        <w:shd w:fill="F1F6FC"/>
+      </w:pPr>
+      <w:r>
+        <w:rPr>
+          <w:b w:val="0"/>
+        </w:rPr>
+        <w:t xml:space="preserve">After your attempt, compare with the supported explanation: Update and verify v becomes1; </w:t>
+      </w:r>
+      <w:r>
+        <w:rPr>
+          <w:b/>
+        </w:rPr>
+        <w:t>prediction</w:t>
+      </w:r>
+      <w:r>
+        <w:rPr>
+          <w:b w:val="0"/>
+        </w:rPr>
+        <w:t xml:space="preserve"> 3 and loss 0. Next gradient is 0. Only the </w:t>
+      </w:r>
+      <w:r>
+        <w:rPr>
+          <w:b/>
+        </w:rPr>
+        <w:t>output</w:t>
+      </w:r>
+      <w:r>
+        <w:rPr>
+          <w:b w:val="0"/>
+        </w:rPr>
+        <w:t xml:space="preserve"> weight v is being fitted in this toy network; the hidden ReLU is fixed.</w:t>
       </w:r>
     </w:p>
     <w:p>
-      <w:r>
-        <w:t>2. We can decide the result without examining the changed input or the procedure.</w:t>
+      <w:pPr>
+        <w:spacing w:line="336" w:lineRule="auto" w:after="180"/>
+        <w:shd w:fill="F1F6FC"/>
+      </w:pPr>
+      <w:r>
+        <w:rPr>
+          <w:b w:val="0"/>
+        </w:rPr>
+        <w:t xml:space="preserve">The </w:t>
+      </w:r>
+      <w:r>
+        <w:rPr>
+          <w:b/>
+        </w:rPr>
+        <w:t>training</w:t>
+      </w:r>
+      <w:r>
+        <w:rPr>
+          <w:b w:val="0"/>
+        </w:rPr>
+        <w:t xml:space="preserve"> </w:t>
+      </w:r>
+      <w:r>
+        <w:rPr>
+          <w:b/>
+        </w:rPr>
+        <w:t>input</w:t>
+      </w:r>
+      <w:r>
+        <w:rPr>
+          <w:b w:val="0"/>
+        </w:rPr>
+        <w:t xml:space="preserve"> gives hidden value three. Squared-error slope points v from zero towards one, and this specially chosen rate reaches one in a single update.</w:t>
       </w:r>
     </w:p>
     <w:p>
-      <w:r>
-        <w:t>3. This one example guarantees correct results for every future input.</w:t>
+      <w:pPr>
+        <w:spacing w:line="336" w:lineRule="auto" w:after="180"/>
+        <w:shd w:fill="F1F6FC"/>
+      </w:pPr>
+      <w:r>
+        <w:rPr>
+          <w:b w:val="0"/>
+        </w:rPr>
+        <w:t xml:space="preserve">Zero loss on one </w:t>
+      </w:r>
+      <w:r>
+        <w:rPr>
+          <w:b/>
+        </w:rPr>
+        <w:t>training</w:t>
+      </w:r>
+      <w:r>
+        <w:rPr>
+          <w:b w:val="0"/>
+        </w:rPr>
+        <w:t xml:space="preserve"> pair is exact </w:t>
+      </w:r>
+      <w:r>
+        <w:rPr>
+          <w:b/>
+        </w:rPr>
+        <w:t>fitting</w:t>
+      </w:r>
+      <w:r>
+        <w:rPr>
+          <w:b w:val="0"/>
+        </w:rPr>
+        <w:t xml:space="preserve"> of that pair, not </w:t>
+      </w:r>
+      <w:r>
+        <w:rPr>
+          <w:b/>
+        </w:rPr>
+        <w:t>evidence</w:t>
+      </w:r>
+      <w:r>
+        <w:rPr>
+          <w:b w:val="0"/>
+        </w:rPr>
+        <w:t xml:space="preserve"> about other </w:t>
+      </w:r>
+      <w:r>
+        <w:rPr>
+          <w:b/>
+        </w:rPr>
+        <w:t>input</w:t>
+      </w:r>
+      <w:r>
+        <w:rPr>
+          <w:b w:val="0"/>
+        </w:rPr>
+        <w:t>s.</w:t>
       </w:r>
     </w:p>
     <w:p>
@@ -1250,65 +1953,132 @@
         <w:pStyle w:val="Heading3"/>
       </w:pPr>
       <w:r>
-        <w:t>My selected conclusion, deciding fact and explanation</w:t>
+        <w:t>Practice 2: explain the deciding evidence</w:t>
       </w:r>
     </w:p>
     <w:p>
-      <w:r>
-        <w:t>________________________________________________________________</w:t>
+      <w:pPr>
+        <w:pStyle w:val="Heading3"/>
+      </w:pPr>
+      <w:r>
+        <w:t>Changed case · predict first</w:t>
       </w:r>
     </w:p>
     <w:p>
-      <w:r>
-        <w:t>________________________________________________________________</w:t>
+      <w:pPr>
+        <w:spacing w:line="336" w:lineRule="auto" w:after="180"/>
+        <w:shd w:fill="F5F1FB"/>
+      </w:pPr>
+      <w:r>
+        <w:rPr>
+          <w:b w:val="0"/>
+        </w:rPr>
+        <w:t>Changed-case practice: Change target from 3 to6 and restart v = 0 with the same rate. Which conclusion is supported by the supplied facts?</w:t>
       </w:r>
     </w:p>
     <w:p>
-      <w:r>
-        <w:t>________________________________________________________________</w:t>
+      <w:pPr>
+        <w:spacing w:line="336" w:lineRule="auto" w:after="180"/>
+        <w:shd w:fill="F4F9FC"/>
+      </w:pPr>
+      <w:r>
+        <w:rPr>
+          <w:b w:val="0"/>
+        </w:rPr>
+        <w:t xml:space="preserve">1. First gradient=-36; v becomes2; </w:t>
+      </w:r>
+      <w:r>
+        <w:rPr>
+          <w:b/>
+        </w:rPr>
+        <w:t>prediction</w:t>
+      </w:r>
+      <w:r>
+        <w:rPr>
+          <w:b w:val="0"/>
+        </w:rPr>
+        <w:t xml:space="preserve"> 6 and loss 0.</w:t>
       </w:r>
     </w:p>
     <w:p>
-      <w:r>
-        <w:t>________________________________________________________________</w:t>
+      <w:pPr>
+        <w:spacing w:line="336" w:lineRule="auto" w:after="180"/>
+        <w:shd w:fill="F4F9FC"/>
+      </w:pPr>
+      <w:r>
+        <w:rPr>
+          <w:b w:val="0"/>
+        </w:rPr>
+        <w:t xml:space="preserve">2. We can decide the result without examining the changed </w:t>
+      </w:r>
+      <w:r>
+        <w:rPr>
+          <w:b/>
+        </w:rPr>
+        <w:t>input</w:t>
+      </w:r>
+      <w:r>
+        <w:rPr>
+          <w:b w:val="0"/>
+        </w:rPr>
+        <w:t xml:space="preserve"> or the procedure.</w:t>
       </w:r>
     </w:p>
     <w:p>
-      <w:r>
-        <w:t>________________________________________________________________</w:t>
+      <w:pPr>
+        <w:spacing w:line="336" w:lineRule="auto" w:after="180"/>
+        <w:shd w:fill="F4F9FC"/>
+      </w:pPr>
+      <w:r>
+        <w:rPr>
+          <w:b w:val="0"/>
+        </w:rPr>
+        <w:t xml:space="preserve">3. This one example guarantees correct results for every future </w:t>
+      </w:r>
+      <w:r>
+        <w:rPr>
+          <w:b/>
+        </w:rPr>
+        <w:t>input</w:t>
+      </w:r>
+      <w:r>
+        <w:rPr>
+          <w:b w:val="0"/>
+        </w:rPr>
+        <w:t>.</w:t>
       </w:r>
     </w:p>
     <w:p>
-      <w:r>
-        <w:t>Hint if needed: Use the changed condition and the deciding step in the pictorial trace. The answer must say what follows from those facts.</w:t>
+      <w:pPr>
+        <w:pStyle w:val="Heading3"/>
+      </w:pPr>
+      <w:r>
+        <w:t>My selected conclusion, deciding fact and explanation</w:t>
       </w:r>
     </w:p>
     <w:p>
       <w:r>
-        <w:t>After your attempt, compare with the supported explanation: First gradient=-36; v becomes2; prediction 6 and loss 0. The hidden value remains3, but the target residual and required output weight double.</w:t>
+        <w:t>________________________________________________________________</w:t>
       </w:r>
     </w:p>
     <w:p>
-      <w:pPr>
-        <w:pStyle w:val="Heading3"/>
-      </w:pPr>
-      <w:r>
-        <w:t>Repair a missing building block</w:t>
+      <w:r>
+        <w:t>________________________________________________________________</w:t>
       </w:r>
     </w:p>
     <w:p>
       <w:r>
-        <w:t>Review Updating parameters (ai-5/11). Goal: Apply a learning rate to an ordered gradient. Short practice: Why must new loss be recomputed rather than assumed smaller? Point to the relevant step in the picture, then write the changed result and the rule or evidence that supports it.. Return to this week and explain what you changed.</w:t>
+        <w:t>________________________________________________________________</w:t>
       </w:r>
     </w:p>
     <w:p>
       <w:r>
-        <w:t>Review Slopes and local change (ai-5/9). Goal: Calculate an average rate of change over a stated interval. Short practice: Which calculation disproves “any increase helps”? Point to the relevant step in the picture, then write the changed result and the rule or evidence that supports it.. Return to this week and explain what you changed.</w:t>
+        <w:t>________________________________________________________________</w:t>
       </w:r>
     </w:p>
     <w:p>
       <w:r>
-        <w:t>Review Forward passes by hand (ai-5/6). Goal: Record scores and activations in dependency order. Short practice: Why should feedback identify h before correcting only y? Point to the relevant step in the picture, then write the changed result and the rule or evidence that supports it.. Return to this week and explain what you changed.</w:t>
+        <w:t>________________________________________________________________</w:t>
       </w:r>
     </w:p>
     <w:p>
@@ -1316,12 +2086,19 @@
         <w:pStyle w:val="Heading3"/>
       </w:pPr>
       <w:r>
-        <w:t>Predict, run and debug</w:t>
+        <w:t>Hint · try first</w:t>
       </w:r>
     </w:p>
     <w:p>
-      <w:r>
-        <w:t>The browser lab lets you edit the supported Python examples already included in this lesson. Predict first, run, inspect the actual output or error, change one input, then run again. Keep code, predictions, actual results and a reasoned revision together. On paper, label your result as a trace rather than an execution.</w:t>
+      <w:pPr>
+        <w:spacing w:line="336" w:lineRule="auto" w:after="180"/>
+        <w:shd w:fill="F1F6F8"/>
+      </w:pPr>
+      <w:r>
+        <w:rPr>
+          <w:b w:val="0"/>
+        </w:rPr>
+        <w:t>Hint if needed: Use the changed condition and the deciding step in the pictorial trace. The answer must say what follows from those facts.</w:t>
       </w:r>
     </w:p>
     <w:p>
@@ -1329,12 +2106,43 @@
         <w:pStyle w:val="Heading3"/>
       </w:pPr>
       <w:r>
-        <w:t>Keep your completed work</w:t>
+        <w:t>Feedback · compare after trying</w:t>
       </w:r>
     </w:p>
     <w:p>
-      <w:r>
-        <w:t>Use Download completed work in the hosted lesson to export your answers, reflections, practice feedback and code-run evidence. Open the HTML copy to read or print it. Drafts stay in this browser when storage is available; clear drafts on a shared device.</w:t>
+      <w:pPr>
+        <w:spacing w:line="336" w:lineRule="auto" w:after="180"/>
+        <w:shd w:fill="F1F6FC"/>
+      </w:pPr>
+      <w:r>
+        <w:rPr>
+          <w:b w:val="0"/>
+        </w:rPr>
+        <w:t xml:space="preserve">After your attempt, compare with the supported explanation: First gradient=-36; v becomes2; </w:t>
+      </w:r>
+      <w:r>
+        <w:rPr>
+          <w:b/>
+        </w:rPr>
+        <w:t>prediction</w:t>
+      </w:r>
+      <w:r>
+        <w:rPr>
+          <w:b w:val="0"/>
+        </w:rPr>
+        <w:t xml:space="preserve"> 6 and loss 0. The hidden value remains3, but the target residual and required </w:t>
+      </w:r>
+      <w:r>
+        <w:rPr>
+          <w:b/>
+        </w:rPr>
+        <w:t>output</w:t>
+      </w:r>
+      <w:r>
+        <w:rPr>
+          <w:b w:val="0"/>
+        </w:rPr>
+        <w:t xml:space="preserve"> weight double.</w:t>
       </w:r>
     </w:p>
     <w:p>
@@ -1342,12 +2150,1130 @@
         <w:pStyle w:val="Heading3"/>
       </w:pPr>
       <w:r>
-        <w:t>What I repaired, the evidence I kept and the next test</w:t>
+        <w:t>Repair a missing building block</w:t>
       </w:r>
     </w:p>
     <w:p>
+      <w:pPr>
+        <w:spacing w:line="336" w:lineRule="auto" w:after="180"/>
+      </w:pPr>
+      <w:r>
+        <w:rPr>
+          <w:b w:val="0"/>
+        </w:rPr>
+        <w:t>Review Updating parameters (ai-5/11). Goal: Apply a learning rate to an ordered gradient. Short practice: Why must new loss be recomputed rather than assumed smaller?</w:t>
+      </w:r>
+    </w:p>
+    <w:p>
+      <w:pPr>
+        <w:spacing w:line="336" w:lineRule="auto" w:after="180"/>
+      </w:pPr>
+      <w:r>
+        <w:rPr>
+          <w:b w:val="0"/>
+        </w:rPr>
+        <w:t xml:space="preserve">Point to the relevant step in the picture, then write the changed result and the rule or </w:t>
+      </w:r>
+      <w:r>
+        <w:rPr>
+          <w:b/>
+        </w:rPr>
+        <w:t>evidence</w:t>
+      </w:r>
+      <w:r>
+        <w:rPr>
+          <w:b w:val="0"/>
+        </w:rPr>
+        <w:t xml:space="preserve"> that supports it.. Return to this week and explain what you changed.</w:t>
+      </w:r>
+    </w:p>
+    <w:p>
+      <w:pPr>
+        <w:spacing w:line="336" w:lineRule="auto" w:after="180"/>
+      </w:pPr>
+      <w:r>
+        <w:rPr>
+          <w:b w:val="0"/>
+        </w:rPr>
+        <w:t>Review Slopes and local change (ai-5/9). Goal: Calculate an average rate of change over a stated interval. Short practice: Which calculation disproves “any increase helps”?</w:t>
+      </w:r>
+    </w:p>
+    <w:p>
+      <w:pPr>
+        <w:spacing w:line="336" w:lineRule="auto" w:after="180"/>
+      </w:pPr>
+      <w:r>
+        <w:rPr>
+          <w:b w:val="0"/>
+        </w:rPr>
+        <w:t xml:space="preserve">Point to the relevant step in the picture, then write the changed result and the rule or </w:t>
+      </w:r>
+      <w:r>
+        <w:rPr>
+          <w:b/>
+        </w:rPr>
+        <w:t>evidence</w:t>
+      </w:r>
+      <w:r>
+        <w:rPr>
+          <w:b w:val="0"/>
+        </w:rPr>
+        <w:t xml:space="preserve"> that supports it.. Return to this week and explain what you changed.</w:t>
+      </w:r>
+    </w:p>
+    <w:p>
+      <w:pPr>
+        <w:spacing w:line="336" w:lineRule="auto" w:after="180"/>
+      </w:pPr>
+      <w:r>
+        <w:rPr>
+          <w:b w:val="0"/>
+        </w:rPr>
+        <w:t>Review Forward passes by hand (ai-5/6). Goal: Record scores and activations in dependency order. Short practice: Why should feedback identify h before correcting only y?</w:t>
+      </w:r>
+    </w:p>
+    <w:p>
+      <w:pPr>
+        <w:spacing w:line="336" w:lineRule="auto" w:after="180"/>
+      </w:pPr>
+      <w:r>
+        <w:rPr>
+          <w:b w:val="0"/>
+        </w:rPr>
+        <w:t xml:space="preserve">Point to the relevant step in the picture, then write the changed result and the rule or </w:t>
+      </w:r>
+      <w:r>
+        <w:rPr>
+          <w:b/>
+        </w:rPr>
+        <w:t>evidence</w:t>
+      </w:r>
+      <w:r>
+        <w:rPr>
+          <w:b w:val="0"/>
+        </w:rPr>
+        <w:t xml:space="preserve"> that supports it.. Return to this week and explain what you changed.</w:t>
+      </w:r>
+    </w:p>
+    <w:p>
+      <w:pPr>
+        <w:pStyle w:val="Heading3"/>
+      </w:pPr>
+      <w:r>
+        <w:t>Predict, run and debug</w:t>
+      </w:r>
+    </w:p>
+    <w:p>
+      <w:pPr>
+        <w:spacing w:line="336" w:lineRule="auto" w:after="180"/>
+      </w:pPr>
+      <w:r>
+        <w:rPr>
+          <w:b w:val="0"/>
+        </w:rPr>
+        <w:t xml:space="preserve">The browser lab lets you edit the supported Python examples already included in this lesson. Predict first, run, inspect the actual </w:t>
+      </w:r>
+      <w:r>
+        <w:rPr>
+          <w:b/>
+        </w:rPr>
+        <w:t>output</w:t>
+      </w:r>
+      <w:r>
+        <w:rPr>
+          <w:b w:val="0"/>
+        </w:rPr>
+        <w:t xml:space="preserve"> or error, change one </w:t>
+      </w:r>
+      <w:r>
+        <w:rPr>
+          <w:b/>
+        </w:rPr>
+        <w:t>input</w:t>
+      </w:r>
+      <w:r>
+        <w:rPr>
+          <w:b w:val="0"/>
+        </w:rPr>
+        <w:t>, then run again.</w:t>
+      </w:r>
+    </w:p>
+    <w:p>
+      <w:pPr>
+        <w:spacing w:line="336" w:lineRule="auto" w:after="180"/>
+      </w:pPr>
+      <w:r>
+        <w:rPr>
+          <w:b w:val="0"/>
+        </w:rPr>
+        <w:t xml:space="preserve">Keep code, </w:t>
+      </w:r>
+      <w:r>
+        <w:rPr>
+          <w:b/>
+        </w:rPr>
+        <w:t>prediction</w:t>
+      </w:r>
+      <w:r>
+        <w:rPr>
+          <w:b w:val="0"/>
+        </w:rPr>
+        <w:t>s, actual results and a reasoned revision together. On paper, label your result as a trace rather than an execution.</w:t>
+      </w:r>
+    </w:p>
+    <w:p>
+      <w:pPr>
+        <w:pStyle w:val="Heading3"/>
+      </w:pPr>
+      <w:r>
+        <w:t>Keep your completed work</w:t>
+      </w:r>
+    </w:p>
+    <w:p>
+      <w:pPr>
+        <w:spacing w:line="336" w:lineRule="auto" w:after="180"/>
+      </w:pPr>
+      <w:r>
+        <w:rPr>
+          <w:b w:val="0"/>
+        </w:rPr>
+        <w:t xml:space="preserve">Use Download completed work in the hosted lesson to export your answers, reflections, practice feedback and code-run </w:t>
+      </w:r>
+      <w:r>
+        <w:rPr>
+          <w:b/>
+        </w:rPr>
+        <w:t>evidence</w:t>
+      </w:r>
+      <w:r>
+        <w:rPr>
+          <w:b w:val="0"/>
+        </w:rPr>
+        <w:t>. Open the HTML copy to read or print it.</w:t>
+      </w:r>
+    </w:p>
+    <w:p>
+      <w:pPr>
+        <w:spacing w:line="336" w:lineRule="auto" w:after="180"/>
+      </w:pPr>
+      <w:r>
+        <w:rPr>
+          <w:b w:val="0"/>
+        </w:rPr>
+        <w:t>Drafts stay in this browser when storage is available; clear drafts on a shared device.</w:t>
+      </w:r>
+    </w:p>
+    <w:p>
+      <w:pPr>
+        <w:pStyle w:val="Heading3"/>
+      </w:pPr>
+      <w:r>
+        <w:t>What I repaired, the evidence I kept and the next test</w:t>
+      </w:r>
+    </w:p>
+    <w:p>
       <w:r>
         <w:t>________________________________________________________________</w:t>
+      </w:r>
+    </w:p>
+    <w:p>
+      <w:r>
+        <w:t>________________________________________________________________</w:t>
+      </w:r>
+    </w:p>
+    <w:p>
+      <w:r>
+        <w:t>________________________________________________________________</w:t>
+      </w:r>
+    </w:p>
+    <w:p>
+      <w:r>
+        <w:t>________________________________________________________________</w:t>
+      </w:r>
+    </w:p>
+    <w:p>
+      <w:r>
+        <w:t>________________________________________________________________</w:t>
+      </w:r>
+    </w:p>
+    <w:p>
+      <w:pPr>
+        <w:pStyle w:val="Heading1"/>
+      </w:pPr>
+      <w:r>
+        <w:t>15. Visual concept journey</w:t>
+      </w:r>
+    </w:p>
+    <w:p>
+      <w:r>
+        <w:t>Explain each Training a small network picture from its labels, then record a relevant limit.</w:t>
+      </w:r>
+    </w:p>
+    <w:p>
+      <w:pPr>
+        <w:pStyle w:val="Heading3"/>
+      </w:pPr>
+      <w:r>
+        <w:t>01. Training a small network: the case</w:t>
+      </w:r>
+    </w:p>
+    <w:p>
+      <w:r>
+        <w:drawing>
+          <wp:inline xmlns:a="http://schemas.openxmlformats.org/drawingml/2006/main" xmlns:pic="http://schemas.openxmlformats.org/drawingml/2006/picture">
+            <wp:extent cx="5486400" cy="2990088"/>
+            <wp:docPr id="2" name="Picture 2" descr="Train a single output weight while clearly marking the frozen hidden computation. Supplied facts: Toy h=ReLU(x), y=vh. One training pair x = 3, target 3; start v = 0; squared loss; rate 1/18. All inputs and outcomes in this worked example are invented classroom data; no real model run is claimed."/>
+            <wp:cNvGraphicFramePr>
+              <a:graphicFrameLocks noChangeAspect="1"/>
+            </wp:cNvGraphicFramePr>
+            <a:graphic>
+              <a:graphicData uri="http://schemas.openxmlformats.org/drawingml/2006/picture">
+                <pic:pic>
+                  <pic:nvPicPr>
+                    <pic:cNvPr id="0" name="academy-story-ai-5-12-01.png"/>
+                    <pic:cNvPicPr/>
+                  </pic:nvPicPr>
+                  <pic:blipFill>
+                    <a:blip r:embed="rId10"/>
+                    <a:stretch>
+                      <a:fillRect/>
+                    </a:stretch>
+                  </pic:blipFill>
+                  <pic:spPr>
+                    <a:xfrm>
+                      <a:off x="0" y="0"/>
+                      <a:ext cx="5486400" cy="2990088"/>
+                    </a:xfrm>
+                    <a:prstGeom prst="rect"/>
+                  </pic:spPr>
+                </pic:pic>
+              </a:graphicData>
+            </a:graphic>
+          </wp:inline>
+        </w:drawing>
+      </w:r>
+    </w:p>
+    <w:p>
+      <w:pPr>
+        <w:spacing w:line="336" w:lineRule="auto" w:after="180"/>
+      </w:pPr>
+      <w:r>
+        <w:rPr>
+          <w:b w:val="0"/>
+        </w:rPr>
+        <w:t xml:space="preserve">Train a single </w:t>
+      </w:r>
+      <w:r>
+        <w:rPr>
+          <w:b/>
+        </w:rPr>
+        <w:t>output</w:t>
+      </w:r>
+      <w:r>
+        <w:rPr>
+          <w:b w:val="0"/>
+        </w:rPr>
+        <w:t xml:space="preserve"> weight while clearly marking the frozen hidden computation. Supplied facts: Toy h=ReLU(x), y=vh. One </w:t>
+      </w:r>
+      <w:r>
+        <w:rPr>
+          <w:b/>
+        </w:rPr>
+        <w:t>training</w:t>
+      </w:r>
+      <w:r>
+        <w:rPr>
+          <w:b w:val="0"/>
+        </w:rPr>
+        <w:t xml:space="preserve"> pair x = 3, target 3; start v = 0; squared loss; rate 1/18.</w:t>
+      </w:r>
+    </w:p>
+    <w:p>
+      <w:pPr>
+        <w:spacing w:line="336" w:lineRule="auto" w:after="180"/>
+      </w:pPr>
+      <w:r>
+        <w:rPr>
+          <w:b w:val="0"/>
+        </w:rPr>
+        <w:t xml:space="preserve">All </w:t>
+      </w:r>
+      <w:r>
+        <w:rPr>
+          <w:b/>
+        </w:rPr>
+        <w:t>input</w:t>
+      </w:r>
+      <w:r>
+        <w:rPr>
+          <w:b w:val="0"/>
+        </w:rPr>
+        <w:t>s and outcomes in this worked example are invented classroom data; no real model run is claimed.</w:t>
+      </w:r>
+    </w:p>
+    <w:p>
+      <w:pPr>
+        <w:spacing w:line="336" w:lineRule="auto" w:after="180"/>
+        <w:shd w:fill="F5F1FB"/>
+      </w:pPr>
+      <w:r>
+        <w:rPr>
+          <w:b w:val="0"/>
+        </w:rPr>
+        <w:t>Point to the given fact that matters most. Explain why it matters.</w:t>
+      </w:r>
+    </w:p>
+    <w:p>
+      <w:pPr>
+        <w:pStyle w:val="Heading3"/>
+      </w:pPr>
+      <w:r>
+        <w:t>My picture explanation, deciding evidence and one limit</w:t>
+      </w:r>
+    </w:p>
+    <w:p>
+      <w:r>
+        <w:t>________________________________________________________________</w:t>
+      </w:r>
+    </w:p>
+    <w:p>
+      <w:r>
+        <w:t>________________________________________________________________</w:t>
+      </w:r>
+    </w:p>
+    <w:p>
+      <w:r>
+        <w:t>________________________________________________________________</w:t>
+      </w:r>
+    </w:p>
+    <w:p>
+      <w:r>
+        <w:t>________________________________________________________________</w:t>
+      </w:r>
+    </w:p>
+    <w:p>
+      <w:pPr>
+        <w:pStyle w:val="Heading3"/>
+      </w:pPr>
+      <w:r>
+        <w:t>02. Follow the deciding steps</w:t>
+      </w:r>
+    </w:p>
+    <w:p>
+      <w:r>
+        <w:drawing>
+          <wp:inline xmlns:a="http://schemas.openxmlformats.org/drawingml/2006/main" xmlns:pic="http://schemas.openxmlformats.org/drawingml/2006/picture">
+            <wp:extent cx="5486400" cy="3182112"/>
+            <wp:docPr id="3" name="Picture 3" descr="Freeze hidden step: h=3 for this pair; only v is trainable. → Compute initial gradient: Loss9; gradient 2(3v-3)×3=-18 at v=0. → Update and verify: v becomes1; prediction 3 and loss 0. Next gradient is 0."/>
+            <wp:cNvGraphicFramePr>
+              <a:graphicFrameLocks noChangeAspect="1"/>
+            </wp:cNvGraphicFramePr>
+            <a:graphic>
+              <a:graphicData uri="http://schemas.openxmlformats.org/drawingml/2006/picture">
+                <pic:pic>
+                  <pic:nvPicPr>
+                    <pic:cNvPr id="0" name="academy-story-ai-5-12-02.png"/>
+                    <pic:cNvPicPr/>
+                  </pic:nvPicPr>
+                  <pic:blipFill>
+                    <a:blip r:embed="rId11"/>
+                    <a:stretch>
+                      <a:fillRect/>
+                    </a:stretch>
+                  </pic:blipFill>
+                  <pic:spPr>
+                    <a:xfrm>
+                      <a:off x="0" y="0"/>
+                      <a:ext cx="5486400" cy="3182112"/>
+                    </a:xfrm>
+                    <a:prstGeom prst="rect"/>
+                  </pic:spPr>
+                </pic:pic>
+              </a:graphicData>
+            </a:graphic>
+          </wp:inline>
+        </w:drawing>
+      </w:r>
+    </w:p>
+    <w:p>
+      <w:pPr>
+        <w:spacing w:line="336" w:lineRule="auto" w:after="180"/>
+      </w:pPr>
+      <w:r>
+        <w:rPr>
+          <w:b w:val="0"/>
+        </w:rPr>
+        <w:t xml:space="preserve">Freeze hidden step: h=3 for this pair; only v is trainable. → Compute initial gradient: Loss9; gradient 2(3v-3)×3=-18 at v=0. → Update and verify: v becomes1; </w:t>
+      </w:r>
+      <w:r>
+        <w:rPr>
+          <w:b/>
+        </w:rPr>
+        <w:t>prediction</w:t>
+      </w:r>
+      <w:r>
+        <w:rPr>
+          <w:b w:val="0"/>
+        </w:rPr>
+        <w:t xml:space="preserve"> 3 and loss 0. Next gradient is 0.</w:t>
+      </w:r>
+    </w:p>
+    <w:p>
+      <w:pPr>
+        <w:spacing w:line="336" w:lineRule="auto" w:after="180"/>
+        <w:shd w:fill="F5F1FB"/>
+      </w:pPr>
+      <w:r>
+        <w:rPr>
+          <w:b w:val="0"/>
+        </w:rPr>
+        <w:t xml:space="preserve">Point to each numbered stage and explain which recorded </w:t>
+      </w:r>
+      <w:r>
+        <w:rPr>
+          <w:b/>
+        </w:rPr>
+        <w:t>input</w:t>
+      </w:r>
+      <w:r>
+        <w:rPr>
+          <w:b w:val="0"/>
+        </w:rPr>
+        <w:t xml:space="preserve"> it uses.</w:t>
+      </w:r>
+    </w:p>
+    <w:p>
+      <w:pPr>
+        <w:pStyle w:val="Heading3"/>
+      </w:pPr>
+      <w:r>
+        <w:t>My picture explanation, deciding evidence and one limit</w:t>
+      </w:r>
+    </w:p>
+    <w:p>
+      <w:r>
+        <w:t>________________________________________________________________</w:t>
+      </w:r>
+    </w:p>
+    <w:p>
+      <w:r>
+        <w:t>________________________________________________________________</w:t>
+      </w:r>
+    </w:p>
+    <w:p>
+      <w:r>
+        <w:t>________________________________________________________________</w:t>
+      </w:r>
+    </w:p>
+    <w:p>
+      <w:r>
+        <w:t>________________________________________________________________</w:t>
+      </w:r>
+    </w:p>
+    <w:p>
+      <w:pPr>
+        <w:pStyle w:val="Heading3"/>
+      </w:pPr>
+      <w:r>
+        <w:t>03. One full-data update from v is 1</w:t>
+      </w:r>
+    </w:p>
+    <w:p>
+      <w:r>
+        <w:drawing>
+          <wp:inline xmlns:a="http://schemas.openxmlformats.org/drawingml/2006/main" xmlns:pic="http://schemas.openxmlformats.org/drawingml/2006/picture">
+            <wp:extent cx="5486400" cy="2898648"/>
+            <wp:docPr id="4" name="Picture 4" descr="One full-data update from v is 1. Forward and loss | Predictions [1, 2] for targets [2, 4] | Errors [-1, -2], MSE 2.5. Gradient | 2 times (-1 times 1 - 2 times 2) / 2 | Gradient -5. Update with rate 0.1 | 1 - 0.1 times -5 | Next v is 1.5"/>
+            <wp:cNvGraphicFramePr>
+              <a:graphicFrameLocks noChangeAspect="1"/>
+            </wp:cNvGraphicFramePr>
+            <a:graphic>
+              <a:graphicData uri="http://schemas.openxmlformats.org/drawingml/2006/picture">
+                <pic:pic>
+                  <pic:nvPicPr>
+                    <pic:cNvPr id="0" name="academy-story-ai-5-12-03.png"/>
+                    <pic:cNvPicPr/>
+                  </pic:nvPicPr>
+                  <pic:blipFill>
+                    <a:blip r:embed="rId12"/>
+                    <a:stretch>
+                      <a:fillRect/>
+                    </a:stretch>
+                  </pic:blipFill>
+                  <pic:spPr>
+                    <a:xfrm>
+                      <a:off x="0" y="0"/>
+                      <a:ext cx="5486400" cy="2898648"/>
+                    </a:xfrm>
+                    <a:prstGeom prst="rect"/>
+                  </pic:spPr>
+                </pic:pic>
+              </a:graphicData>
+            </a:graphic>
+          </wp:inline>
+        </w:drawing>
+      </w:r>
+    </w:p>
+    <w:p>
+      <w:pPr>
+        <w:spacing w:line="336" w:lineRule="auto" w:after="180"/>
+      </w:pPr>
+      <w:r>
+        <w:rPr>
+          <w:b w:val="0"/>
+        </w:rPr>
+        <w:t xml:space="preserve">One full-data update from v is 1. Forward and loss | </w:t>
+      </w:r>
+      <w:r>
+        <w:rPr>
+          <w:b/>
+        </w:rPr>
+        <w:t>Prediction</w:t>
+      </w:r>
+      <w:r>
+        <w:rPr>
+          <w:b w:val="0"/>
+        </w:rPr>
+        <w:t>s [1, 2] for targets [2, 4] | Errors [-1, -2], MSE 2.5. Gradient | 2 times (-1 times 1 - 2 times 2) / 2 | Gradient -5.</w:t>
+      </w:r>
+    </w:p>
+    <w:p>
+      <w:pPr>
+        <w:spacing w:line="336" w:lineRule="auto" w:after="180"/>
+      </w:pPr>
+      <w:r>
+        <w:rPr>
+          <w:b w:val="0"/>
+        </w:rPr>
+        <w:t>Update with rate 0.1 | 1 - 0.1 times -5 | Next v is 1.5</w:t>
+      </w:r>
+    </w:p>
+    <w:p>
+      <w:pPr>
+        <w:spacing w:line="336" w:lineRule="auto" w:after="180"/>
+        <w:shd w:fill="F5F1FB"/>
+      </w:pPr>
+      <w:r>
+        <w:rPr>
+          <w:b w:val="0"/>
+        </w:rPr>
+        <w:t>Read the labels and values. Explain the relationship the model shows.</w:t>
+      </w:r>
+    </w:p>
+    <w:p>
+      <w:pPr>
+        <w:pStyle w:val="Heading3"/>
+      </w:pPr>
+      <w:r>
+        <w:t>My picture explanation, deciding evidence and one limit</w:t>
+      </w:r>
+    </w:p>
+    <w:p>
+      <w:r>
+        <w:t>________________________________________________________________</w:t>
+      </w:r>
+    </w:p>
+    <w:p>
+      <w:r>
+        <w:t>________________________________________________________________</w:t>
+      </w:r>
+    </w:p>
+    <w:p>
+      <w:r>
+        <w:t>________________________________________________________________</w:t>
+      </w:r>
+    </w:p>
+    <w:p>
+      <w:r>
+        <w:t>________________________________________________________________</w:t>
+      </w:r>
+    </w:p>
+    <w:p>
+      <w:pPr>
+        <w:pStyle w:val="Heading3"/>
+      </w:pPr>
+      <w:r>
+        <w:t>04. Change one thing. Trace what follows.</w:t>
+      </w:r>
+    </w:p>
+    <w:p>
+      <w:r>
+        <w:drawing>
+          <wp:inline xmlns:a="http://schemas.openxmlformats.org/drawingml/2006/main" xmlns:pic="http://schemas.openxmlformats.org/drawingml/2006/picture">
+            <wp:extent cx="5486400" cy="3026664"/>
+            <wp:docPr id="5" name="Picture 5" descr="Original case: v becomes1; prediction 3 and loss 0. Next gradient is 0. Changed condition: Change target from 3 to6 and restart v = 0 with the same rate. Expected result: First gradient=-36; v becomes2; prediction 6 and loss 0. Reason: The hidden value remains3, but the target residual and required output weight double."/>
+            <wp:cNvGraphicFramePr>
+              <a:graphicFrameLocks noChangeAspect="1"/>
+            </wp:cNvGraphicFramePr>
+            <a:graphic>
+              <a:graphicData uri="http://schemas.openxmlformats.org/drawingml/2006/picture">
+                <pic:pic>
+                  <pic:nvPicPr>
+                    <pic:cNvPr id="0" name="academy-story-ai-5-12-04.png"/>
+                    <pic:cNvPicPr/>
+                  </pic:nvPicPr>
+                  <pic:blipFill>
+                    <a:blip r:embed="rId13"/>
+                    <a:stretch>
+                      <a:fillRect/>
+                    </a:stretch>
+                  </pic:blipFill>
+                  <pic:spPr>
+                    <a:xfrm>
+                      <a:off x="0" y="0"/>
+                      <a:ext cx="5486400" cy="3026664"/>
+                    </a:xfrm>
+                    <a:prstGeom prst="rect"/>
+                  </pic:spPr>
+                </pic:pic>
+              </a:graphicData>
+            </a:graphic>
+          </wp:inline>
+        </w:drawing>
+      </w:r>
+    </w:p>
+    <w:p>
+      <w:pPr>
+        <w:spacing w:line="336" w:lineRule="auto" w:after="180"/>
+      </w:pPr>
+      <w:r>
+        <w:rPr>
+          <w:b w:val="0"/>
+        </w:rPr>
+        <w:t xml:space="preserve">Original case: v becomes1; </w:t>
+      </w:r>
+      <w:r>
+        <w:rPr>
+          <w:b/>
+        </w:rPr>
+        <w:t>prediction</w:t>
+      </w:r>
+      <w:r>
+        <w:rPr>
+          <w:b w:val="0"/>
+        </w:rPr>
+        <w:t xml:space="preserve"> 3 and loss 0. Next gradient is 0. Changed condition: Change target from 3 to6 and restart v = 0 with the same rate.</w:t>
+      </w:r>
+    </w:p>
+    <w:p>
+      <w:pPr>
+        <w:spacing w:line="336" w:lineRule="auto" w:after="180"/>
+      </w:pPr>
+      <w:r>
+        <w:rPr>
+          <w:b w:val="0"/>
+        </w:rPr>
+        <w:t xml:space="preserve">Expected result: First gradient=-36; v becomes2; </w:t>
+      </w:r>
+      <w:r>
+        <w:rPr>
+          <w:b/>
+        </w:rPr>
+        <w:t>prediction</w:t>
+      </w:r>
+      <w:r>
+        <w:rPr>
+          <w:b w:val="0"/>
+        </w:rPr>
+        <w:t xml:space="preserve"> 6 and loss 0. Reason: The hidden value remains3, but the target residual and required </w:t>
+      </w:r>
+      <w:r>
+        <w:rPr>
+          <w:b/>
+        </w:rPr>
+        <w:t>output</w:t>
+      </w:r>
+      <w:r>
+        <w:rPr>
+          <w:b w:val="0"/>
+        </w:rPr>
+        <w:t xml:space="preserve"> weight double.</w:t>
+      </w:r>
+    </w:p>
+    <w:p>
+      <w:pPr>
+        <w:spacing w:line="336" w:lineRule="auto" w:after="180"/>
+        <w:shd w:fill="F5F1FB"/>
+      </w:pPr>
+      <w:r>
+        <w:rPr>
+          <w:b w:val="0"/>
+        </w:rPr>
+        <w:t>Predict before checking the worked changed-case result. Name what changed and what the supplied facts allow you to conclude.</w:t>
+      </w:r>
+    </w:p>
+    <w:p>
+      <w:pPr>
+        <w:pStyle w:val="Heading3"/>
+      </w:pPr>
+      <w:r>
+        <w:t>My picture explanation, deciding evidence and one limit</w:t>
+      </w:r>
+    </w:p>
+    <w:p>
+      <w:r>
+        <w:t>________________________________________________________________</w:t>
+      </w:r>
+    </w:p>
+    <w:p>
+      <w:r>
+        <w:t>________________________________________________________________</w:t>
+      </w:r>
+    </w:p>
+    <w:p>
+      <w:r>
+        <w:t>________________________________________________________________</w:t>
+      </w:r>
+    </w:p>
+    <w:p>
+      <w:r>
+        <w:t>________________________________________________________________</w:t>
+      </w:r>
+    </w:p>
+    <w:p>
+      <w:pPr>
+        <w:pStyle w:val="Heading3"/>
+      </w:pPr>
+      <w:r>
+        <w:t>05. Connect the explanation to its limit</w:t>
+      </w:r>
+    </w:p>
+    <w:p>
+      <w:r>
+        <w:drawing>
+          <wp:inline xmlns:a="http://schemas.openxmlformats.org/drawingml/2006/main" xmlns:pic="http://schemas.openxmlformats.org/drawingml/2006/picture">
+            <wp:extent cx="5486400" cy="2834640"/>
+            <wp:docPr id="6" name="Picture 6" descr="Only the output weight v is being fitted in this toy network; the hidden ReLU is fixed. The training input gives hidden value three. Squared-error slope points v from zero towards one, and this specially chosen rate reaches one in a single update. Zero loss on one training pair is exact fitting of that pair, not evidence about other inputs. Limit: A zero loss on one example is memorised fit to that example, not proof of a generally useful image classifier."/>
+            <wp:cNvGraphicFramePr>
+              <a:graphicFrameLocks noChangeAspect="1"/>
+            </wp:cNvGraphicFramePr>
+            <a:graphic>
+              <a:graphicData uri="http://schemas.openxmlformats.org/drawingml/2006/picture">
+                <pic:pic>
+                  <pic:nvPicPr>
+                    <pic:cNvPr id="0" name="academy-story-ai-5-12-05.png"/>
+                    <pic:cNvPicPr/>
+                  </pic:nvPicPr>
+                  <pic:blipFill>
+                    <a:blip r:embed="rId14"/>
+                    <a:stretch>
+                      <a:fillRect/>
+                    </a:stretch>
+                  </pic:blipFill>
+                  <pic:spPr>
+                    <a:xfrm>
+                      <a:off x="0" y="0"/>
+                      <a:ext cx="5486400" cy="2834640"/>
+                    </a:xfrm>
+                    <a:prstGeom prst="rect"/>
+                  </pic:spPr>
+                </pic:pic>
+              </a:graphicData>
+            </a:graphic>
+          </wp:inline>
+        </w:drawing>
+      </w:r>
+    </w:p>
+    <w:p>
+      <w:pPr>
+        <w:spacing w:line="336" w:lineRule="auto" w:after="180"/>
+      </w:pPr>
+      <w:r>
+        <w:rPr>
+          <w:b w:val="0"/>
+        </w:rPr>
+        <w:t xml:space="preserve">Only the </w:t>
+      </w:r>
+      <w:r>
+        <w:rPr>
+          <w:b/>
+        </w:rPr>
+        <w:t>output</w:t>
+      </w:r>
+      <w:r>
+        <w:rPr>
+          <w:b w:val="0"/>
+        </w:rPr>
+        <w:t xml:space="preserve"> weight v is being fitted in this toy network; the hidden ReLU is fixed. The </w:t>
+      </w:r>
+      <w:r>
+        <w:rPr>
+          <w:b/>
+        </w:rPr>
+        <w:t>training</w:t>
+      </w:r>
+      <w:r>
+        <w:rPr>
+          <w:b w:val="0"/>
+        </w:rPr>
+        <w:t xml:space="preserve"> </w:t>
+      </w:r>
+      <w:r>
+        <w:rPr>
+          <w:b/>
+        </w:rPr>
+        <w:t>input</w:t>
+      </w:r>
+      <w:r>
+        <w:rPr>
+          <w:b w:val="0"/>
+        </w:rPr>
+        <w:t xml:space="preserve"> gives hidden value three.</w:t>
+      </w:r>
+    </w:p>
+    <w:p>
+      <w:pPr>
+        <w:spacing w:line="336" w:lineRule="auto" w:after="180"/>
+      </w:pPr>
+      <w:r>
+        <w:rPr>
+          <w:b w:val="0"/>
+        </w:rPr>
+        <w:t xml:space="preserve">Squared-error slope points v from zero towards one, and this specially chosen rate reaches one in a single update. Zero loss on one </w:t>
+      </w:r>
+      <w:r>
+        <w:rPr>
+          <w:b/>
+        </w:rPr>
+        <w:t>training</w:t>
+      </w:r>
+      <w:r>
+        <w:rPr>
+          <w:b w:val="0"/>
+        </w:rPr>
+        <w:t xml:space="preserve"> pair is exact </w:t>
+      </w:r>
+      <w:r>
+        <w:rPr>
+          <w:b/>
+        </w:rPr>
+        <w:t>fitting</w:t>
+      </w:r>
+      <w:r>
+        <w:rPr>
+          <w:b w:val="0"/>
+        </w:rPr>
+        <w:t xml:space="preserve"> of that pair, not </w:t>
+      </w:r>
+      <w:r>
+        <w:rPr>
+          <w:b/>
+        </w:rPr>
+        <w:t>evidence</w:t>
+      </w:r>
+      <w:r>
+        <w:rPr>
+          <w:b w:val="0"/>
+        </w:rPr>
+        <w:t xml:space="preserve"> about other </w:t>
+      </w:r>
+      <w:r>
+        <w:rPr>
+          <w:b/>
+        </w:rPr>
+        <w:t>input</w:t>
+      </w:r>
+      <w:r>
+        <w:rPr>
+          <w:b w:val="0"/>
+        </w:rPr>
+        <w:t>s.</w:t>
+      </w:r>
+    </w:p>
+    <w:p>
+      <w:pPr>
+        <w:spacing w:line="336" w:lineRule="auto" w:after="180"/>
+      </w:pPr>
+      <w:r>
+        <w:rPr>
+          <w:b w:val="0"/>
+        </w:rPr>
+        <w:t>Limit: A zero loss on one example is memorised fit to that example, not proof of a generally useful image classifier.</w:t>
+      </w:r>
+    </w:p>
+    <w:p>
+      <w:pPr>
+        <w:spacing w:line="336" w:lineRule="auto" w:after="180"/>
+        <w:shd w:fill="F5F1FB"/>
+      </w:pPr>
+      <w:r>
+        <w:rPr>
+          <w:b w:val="0"/>
+        </w:rPr>
+        <w:t>Explain the case, then point to a limit on the claim.</w:t>
+      </w:r>
+    </w:p>
+    <w:p>
+      <w:pPr>
+        <w:pStyle w:val="Heading3"/>
+      </w:pPr>
+      <w:r>
+        <w:t>My picture explanation, deciding evidence and one limit</w:t>
+      </w:r>
+    </w:p>
+    <w:p>
+      <w:r>
+        <w:t>________________________________________________________________</w:t>
+      </w:r>
+    </w:p>
+    <w:p>
+      <w:r>
+        <w:t>________________________________________________________________</w:t>
+      </w:r>
+    </w:p>
+    <w:p>
+      <w:r>
+        <w:t>________________________________________________________________</w:t>
+      </w:r>
+    </w:p>
+    <w:p>
+      <w:r>
+        <w:t>________________________________________________________________</w:t>
+      </w:r>
+    </w:p>
+    <w:p>
+      <w:pPr>
+        <w:pStyle w:val="Heading3"/>
+      </w:pPr>
+      <w:r>
+        <w:t>06. Make the idea visible in your project</w:t>
+      </w:r>
+    </w:p>
+    <w:p>
+      <w:r>
+        <w:drawing>
+          <wp:inline xmlns:a="http://schemas.openxmlformats.org/drawingml/2006/main" xmlns:pic="http://schemas.openxmlformats.org/drawingml/2006/picture">
+            <wp:extent cx="5486400" cy="3681984"/>
+            <wp:docPr id="7" name="Picture 7" descr="For your Image-pattern Network Investigation, save the input, procedure, observed result and limitation of this check. Label this worked example as practice; use a different, previously unreviewed case when checking independent understanding. Draw your input, deciding step, result and limit. Supported question: Which parameter changed, and which part was not trained? Point to the relevant step in the picture, then write the changed result and the rule or evidence that supports it."/>
+            <wp:cNvGraphicFramePr>
+              <a:graphicFrameLocks noChangeAspect="1"/>
+            </wp:cNvGraphicFramePr>
+            <a:graphic>
+              <a:graphicData uri="http://schemas.openxmlformats.org/drawingml/2006/picture">
+                <pic:pic>
+                  <pic:nvPicPr>
+                    <pic:cNvPr id="0" name="academy-story-ai-5-12-06.png"/>
+                    <pic:cNvPicPr/>
+                  </pic:nvPicPr>
+                  <pic:blipFill>
+                    <a:blip r:embed="rId15"/>
+                    <a:stretch>
+                      <a:fillRect/>
+                    </a:stretch>
+                  </pic:blipFill>
+                  <pic:spPr>
+                    <a:xfrm>
+                      <a:off x="0" y="0"/>
+                      <a:ext cx="5486400" cy="3681984"/>
+                    </a:xfrm>
+                    <a:prstGeom prst="rect"/>
+                  </pic:spPr>
+                </pic:pic>
+              </a:graphicData>
+            </a:graphic>
+          </wp:inline>
+        </w:drawing>
+      </w:r>
+    </w:p>
+    <w:p>
+      <w:pPr>
+        <w:spacing w:line="336" w:lineRule="auto" w:after="180"/>
+      </w:pPr>
+      <w:r>
+        <w:rPr>
+          <w:b w:val="0"/>
+        </w:rPr>
+        <w:t xml:space="preserve">For your Image-pattern Network Investigation, save the </w:t>
+      </w:r>
+      <w:r>
+        <w:rPr>
+          <w:b/>
+        </w:rPr>
+        <w:t>input</w:t>
+      </w:r>
+      <w:r>
+        <w:rPr>
+          <w:b w:val="0"/>
+        </w:rPr>
+        <w:t>, procedure, observed result and limitation of this check.</w:t>
+      </w:r>
+    </w:p>
+    <w:p>
+      <w:pPr>
+        <w:spacing w:line="336" w:lineRule="auto" w:after="180"/>
+      </w:pPr>
+      <w:r>
+        <w:rPr>
+          <w:b w:val="0"/>
+        </w:rPr>
+        <w:t xml:space="preserve">Label this worked example as practice; use a different, previously unreviewed case when checking independent understanding. Draw your </w:t>
+      </w:r>
+      <w:r>
+        <w:rPr>
+          <w:b/>
+        </w:rPr>
+        <w:t>input</w:t>
+      </w:r>
+      <w:r>
+        <w:rPr>
+          <w:b w:val="0"/>
+        </w:rPr>
+        <w:t>, deciding step, result and limit.</w:t>
+      </w:r>
+    </w:p>
+    <w:p>
+      <w:pPr>
+        <w:spacing w:line="336" w:lineRule="auto" w:after="180"/>
+      </w:pPr>
+      <w:r>
+        <w:rPr>
+          <w:b w:val="0"/>
+        </w:rPr>
+        <w:t xml:space="preserve">Supported question: Which parameter changed, and which part was not trained? Point to the relevant step in the picture, then write the changed result and the rule or </w:t>
+      </w:r>
+      <w:r>
+        <w:rPr>
+          <w:b/>
+        </w:rPr>
+        <w:t>evidence</w:t>
+      </w:r>
+      <w:r>
+        <w:rPr>
+          <w:b w:val="0"/>
+        </w:rPr>
+        <w:t xml:space="preserve"> that supports it.</w:t>
+      </w:r>
+    </w:p>
+    <w:p>
+      <w:pPr>
+        <w:spacing w:line="336" w:lineRule="auto" w:after="180"/>
+        <w:shd w:fill="F5F1FB"/>
+      </w:pPr>
+      <w:r>
+        <w:rPr>
+          <w:b w:val="0"/>
+        </w:rPr>
+        <w:t xml:space="preserve">Draw your project trace and justify the deciding step using </w:t>
+      </w:r>
+      <w:r>
+        <w:rPr>
+          <w:b/>
+        </w:rPr>
+        <w:t>evidence</w:t>
+      </w:r>
+      <w:r>
+        <w:rPr>
+          <w:b w:val="0"/>
+        </w:rPr>
+        <w:t>.</w:t>
+      </w:r>
+    </w:p>
+    <w:p>
+      <w:pPr>
+        <w:pStyle w:val="Heading3"/>
+      </w:pPr>
+      <w:r>
+        <w:t>My picture explanation, deciding evidence and one limit</w:t>
       </w:r>
     </w:p>
     <w:p>

--- a/downloads/workbook/ai-5-week-12.docx
+++ b/downloads/workbook/ai-5-week-12.docx
@@ -168,6 +168,354 @@
     <w:p>
       <w:r>
         <w:t>________________________________________________________________</w:t>
+      </w:r>
+    </w:p>
+    <w:p>
+      <w:pPr>
+        <w:pStyle w:val="Heading3"/>
+      </w:pPr>
+      <w:r>
+        <w:t>Lesson reference for workbook practice</w:t>
+      </w:r>
+    </w:p>
+    <w:p>
+      <w:pPr>
+        <w:spacing w:line="336" w:lineRule="auto" w:after="180"/>
+        <w:shd w:fill="F1F6F8"/>
+      </w:pPr>
+      <w:r>
+        <w:rPr>
+          <w:b w:val="0"/>
+        </w:rPr>
+        <w:t>Use this reference for the original W1–W3 and W5 exercises. The separately named independent case supplies its own changed facts; use those facts for that attempt before feedback.</w:t>
+      </w:r>
+    </w:p>
+    <w:p>
+      <w:pPr>
+        <w:spacing w:line="336" w:lineRule="auto" w:after="180"/>
+      </w:pPr>
+      <w:r>
+        <w:rPr>
+          <w:b w:val="0"/>
+        </w:rPr>
+        <w:t xml:space="preserve">Use one hidden ReLU unit h = ReLU(x) and an </w:t>
+      </w:r>
+      <w:r>
+        <w:rPr>
+          <w:b/>
+        </w:rPr>
+        <w:t>output</w:t>
+      </w:r>
+      <w:r>
+        <w:rPr>
+          <w:b w:val="0"/>
+        </w:rPr>
+        <w:t xml:space="preserve"> y = vh. The hidden </w:t>
+      </w:r>
+      <w:r>
+        <w:rPr>
+          <w:b/>
+        </w:rPr>
+        <w:t>input</w:t>
+      </w:r>
+      <w:r>
+        <w:rPr>
+          <w:b w:val="0"/>
+        </w:rPr>
+        <w:t xml:space="preserve"> weight is fixed at 1, its bias is fixed at 0, and the </w:t>
+      </w:r>
+      <w:r>
+        <w:rPr>
+          <w:b/>
+        </w:rPr>
+        <w:t>output</w:t>
+      </w:r>
+      <w:r>
+        <w:rPr>
+          <w:b w:val="0"/>
+        </w:rPr>
+        <w:t xml:space="preserve"> bias is fixed at 0. Only </w:t>
+      </w:r>
+      <w:r>
+        <w:rPr>
+          <w:b/>
+        </w:rPr>
+        <w:t>output</w:t>
+      </w:r>
+      <w:r>
+        <w:rPr>
+          <w:b w:val="0"/>
+        </w:rPr>
+        <w:t xml:space="preserve"> weight v is trained.</w:t>
+      </w:r>
+    </w:p>
+    <w:p>
+      <w:pPr>
+        <w:spacing w:line="336" w:lineRule="auto" w:after="180"/>
+      </w:pPr>
+      <w:r>
+        <w:rPr>
+          <w:b w:val="0"/>
+        </w:rPr>
+        <w:t xml:space="preserve">This is a restricted two-layer network, not </w:t>
+      </w:r>
+      <w:r>
+        <w:rPr>
+          <w:b/>
+        </w:rPr>
+        <w:t>training</w:t>
+      </w:r>
+      <w:r>
+        <w:rPr>
+          <w:b w:val="0"/>
+        </w:rPr>
+        <w:t xml:space="preserve"> every parameter of a general network.</w:t>
+      </w:r>
+    </w:p>
+    <w:p>
+      <w:pPr>
+        <w:spacing w:line="336" w:lineRule="auto" w:after="180"/>
+      </w:pPr>
+      <w:r>
+        <w:rPr>
+          <w:b/>
+        </w:rPr>
+        <w:t>Training</w:t>
+      </w:r>
+      <w:r>
+        <w:rPr>
+          <w:b w:val="0"/>
+        </w:rPr>
+        <w:t xml:space="preserve"> pairs are (x, target) = (1, 2) and (2, 4). Both x values are positive, so hidden activations are 1 and 2. Define ordinary MSE over both rows.</w:t>
+      </w:r>
+    </w:p>
+    <w:p>
+      <w:pPr>
+        <w:spacing w:line="336" w:lineRule="auto" w:after="180"/>
+      </w:pPr>
+      <w:r>
+        <w:rPr>
+          <w:b w:val="0"/>
+        </w:rPr>
+        <w:t>Start at v = 0 and use learning rate 0.1 for exactly four full-data updates. The declared budget prevents stopping only when a preferred result appears.</w:t>
+      </w:r>
+    </w:p>
+    <w:tbl>
+      <w:tblPr>
+        <w:tblStyle w:val="LightShading-Accent1"/>
+        <w:tblW w:type="auto" w:w="0"/>
+        <w:tblLook w:firstColumn="1" w:firstRow="1" w:lastColumn="0" w:lastRow="0" w:noHBand="0" w:noVBand="1" w:val="04A0"/>
+      </w:tblPr>
+      <w:tblGrid>
+        <w:gridCol w:w="3408"/>
+        <w:gridCol w:w="3408"/>
+        <w:gridCol w:w="3408"/>
+      </w:tblGrid>
+      <w:tr>
+        <w:trPr>
+          <w:tblHeader/>
+        </w:trPr>
+        <w:tc>
+          <w:tcPr>
+            <w:tcW w:type="dxa" w:w="3408"/>
+          </w:tcPr>
+          <w:p>
+            <w:r>
+              <w:t>Update count</w:t>
+            </w:r>
+          </w:p>
+        </w:tc>
+        <w:tc>
+          <w:tcPr>
+            <w:tcW w:type="dxa" w:w="3408"/>
+          </w:tcPr>
+          <w:p>
+            <w:r>
+              <w:t>v</w:t>
+            </w:r>
+          </w:p>
+        </w:tc>
+        <w:tc>
+          <w:tcPr>
+            <w:tcW w:type="dxa" w:w="3408"/>
+          </w:tcPr>
+          <w:p>
+            <w:r>
+              <w:t>Training MSE</w:t>
+            </w:r>
+          </w:p>
+        </w:tc>
+      </w:tr>
+      <w:tr>
+        <w:tc>
+          <w:tcPr>
+            <w:tcW w:type="dxa" w:w="3408"/>
+          </w:tcPr>
+          <w:p>
+            <w:r>
+              <w:t>0</w:t>
+            </w:r>
+          </w:p>
+        </w:tc>
+        <w:tc>
+          <w:tcPr>
+            <w:tcW w:type="dxa" w:w="3408"/>
+          </w:tcPr>
+          <w:p>
+            <w:r>
+              <w:t>0</w:t>
+            </w:r>
+          </w:p>
+        </w:tc>
+        <w:tc>
+          <w:tcPr>
+            <w:tcW w:type="dxa" w:w="3408"/>
+          </w:tcPr>
+          <w:p>
+            <w:r>
+              <w:t>10</w:t>
+            </w:r>
+          </w:p>
+        </w:tc>
+      </w:tr>
+      <w:tr>
+        <w:tc>
+          <w:tcPr>
+            <w:tcW w:type="dxa" w:w="3408"/>
+          </w:tcPr>
+          <w:p>
+            <w:r>
+              <w:t>1</w:t>
+            </w:r>
+          </w:p>
+        </w:tc>
+        <w:tc>
+          <w:tcPr>
+            <w:tcW w:type="dxa" w:w="3408"/>
+          </w:tcPr>
+          <w:p>
+            <w:r>
+              <w:t>1</w:t>
+            </w:r>
+          </w:p>
+        </w:tc>
+        <w:tc>
+          <w:tcPr>
+            <w:tcW w:type="dxa" w:w="3408"/>
+          </w:tcPr>
+          <w:p>
+            <w:r>
+              <w:t>2.5</w:t>
+            </w:r>
+          </w:p>
+        </w:tc>
+      </w:tr>
+      <w:tr>
+        <w:tc>
+          <w:tcPr>
+            <w:tcW w:type="dxa" w:w="3408"/>
+          </w:tcPr>
+          <w:p>
+            <w:r>
+              <w:t>2</w:t>
+            </w:r>
+          </w:p>
+        </w:tc>
+        <w:tc>
+          <w:tcPr>
+            <w:tcW w:type="dxa" w:w="3408"/>
+          </w:tcPr>
+          <w:p>
+            <w:r>
+              <w:t>1.5</w:t>
+            </w:r>
+          </w:p>
+        </w:tc>
+        <w:tc>
+          <w:tcPr>
+            <w:tcW w:type="dxa" w:w="3408"/>
+          </w:tcPr>
+          <w:p>
+            <w:r>
+              <w:t>0.625</w:t>
+            </w:r>
+          </w:p>
+        </w:tc>
+      </w:tr>
+      <w:tr>
+        <w:tc>
+          <w:tcPr>
+            <w:tcW w:type="dxa" w:w="3408"/>
+          </w:tcPr>
+          <w:p>
+            <w:r>
+              <w:t>3</w:t>
+            </w:r>
+          </w:p>
+        </w:tc>
+        <w:tc>
+          <w:tcPr>
+            <w:tcW w:type="dxa" w:w="3408"/>
+          </w:tcPr>
+          <w:p>
+            <w:r>
+              <w:t>1.75</w:t>
+            </w:r>
+          </w:p>
+        </w:tc>
+        <w:tc>
+          <w:tcPr>
+            <w:tcW w:type="dxa" w:w="3408"/>
+          </w:tcPr>
+          <w:p>
+            <w:r>
+              <w:t>0.15625</w:t>
+            </w:r>
+          </w:p>
+        </w:tc>
+      </w:tr>
+      <w:tr>
+        <w:tc>
+          <w:tcPr>
+            <w:tcW w:type="dxa" w:w="3408"/>
+          </w:tcPr>
+          <w:p>
+            <w:r>
+              <w:t>4</w:t>
+            </w:r>
+          </w:p>
+        </w:tc>
+        <w:tc>
+          <w:tcPr>
+            <w:tcW w:type="dxa" w:w="3408"/>
+          </w:tcPr>
+          <w:p>
+            <w:r>
+              <w:t>1.875</w:t>
+            </w:r>
+          </w:p>
+        </w:tc>
+        <w:tc>
+          <w:tcPr>
+            <w:tcW w:type="dxa" w:w="3408"/>
+          </w:tcPr>
+          <w:p>
+            <w:r>
+              <w:t>0.0390625</w:t>
+            </w:r>
+          </w:p>
+        </w:tc>
+      </w:tr>
+    </w:tbl>
+    <w:p>
+      <w:pPr>
+        <w:spacing w:line="336" w:lineRule="auto" w:after="180"/>
+      </w:pPr>
+      <w:r>
+        <w:rPr>
+          <w:b w:val="0"/>
+        </w:rPr>
+        <w:t>Each row evaluates the parameter value after that many updates. Row zero records the starting model. The loss decreases in this specific experiment; that pattern is not a promise for all networks or rates.</w:t>
       </w:r>
     </w:p>
     <w:p>
@@ -1241,7 +1589,7 @@
         <w:drawing>
           <wp:inline xmlns:a="http://schemas.openxmlformats.org/drawingml/2006/main" xmlns:pic="http://schemas.openxmlformats.org/drawingml/2006/picture">
             <wp:extent cx="5486400" cy="5145314"/>
-            <wp:docPr id="1" name="Picture 1" descr="Training a small network. Freeze hidden step: h=3 for this pair; only v is trainable.. Compute initial gradient: Loss9; gradient 2(3v-3)×3=-18 at v=0.. Update and verify: v becomes1; prediction 3 and loss 0. Next gradient is 0."/>
+            <wp:docPr id="1" name="Picture 1" descr="Training a small network. Freeze hidden step: h=3 for this pair; only v is trainable.. Compute initial gradient: Loss 9; gradient 2(3v-3)×3=-18 at v=0.. Update and verify: v becomes 1; prediction 3 and loss 0. Next gradient is 0."/>
             <wp:cNvGraphicFramePr>
               <a:graphicFrameLocks noChangeAspect="1"/>
             </wp:cNvGraphicFramePr>
@@ -1704,7 +2052,7 @@
         <w:rPr>
           <w:b w:val="0"/>
         </w:rPr>
-        <w:t xml:space="preserve">Which labelled step matches this detail? v becomes1; </w:t>
+        <w:t xml:space="preserve">Which labelled step matches this detail? v becomes 1; </w:t>
       </w:r>
       <w:r>
         <w:rPr>
@@ -1825,7 +2173,7 @@
         <w:rPr>
           <w:b w:val="0"/>
         </w:rPr>
-        <w:t xml:space="preserve">After your attempt, compare with the supported explanation: Update and verify v becomes1; </w:t>
+        <w:t xml:space="preserve">After your attempt, compare with the supported explanation: Update and verify v becomes 1; </w:t>
       </w:r>
       <w:r>
         <w:rPr>
@@ -1985,7 +2333,7 @@
         <w:rPr>
           <w:b w:val="0"/>
         </w:rPr>
-        <w:t xml:space="preserve">1. First gradient=-36; v becomes2; </w:t>
+        <w:t xml:space="preserve">1. First gradient=-36; v becomes 2; </w:t>
       </w:r>
       <w:r>
         <w:rPr>
@@ -2118,7 +2466,7 @@
         <w:rPr>
           <w:b w:val="0"/>
         </w:rPr>
-        <w:t xml:space="preserve">After your attempt, compare with the supported explanation: First gradient=-36; v becomes2; </w:t>
+        <w:t xml:space="preserve">After your attempt, compare with the supported explanation: First gradient=-36; v becomes 2; </w:t>
       </w:r>
       <w:r>
         <w:rPr>
@@ -2130,7 +2478,7 @@
         <w:rPr>
           <w:b w:val="0"/>
         </w:rPr>
-        <w:t xml:space="preserve"> 6 and loss 0. The hidden value remains3, but the target residual and required </w:t>
+        <w:t xml:space="preserve"> 6 and loss 0. The hidden value remains 3, but the target residual and required </w:t>
       </w:r>
       <w:r>
         <w:rPr>
@@ -2564,7 +2912,7 @@
         <w:drawing>
           <wp:inline xmlns:a="http://schemas.openxmlformats.org/drawingml/2006/main" xmlns:pic="http://schemas.openxmlformats.org/drawingml/2006/picture">
             <wp:extent cx="5486400" cy="3182112"/>
-            <wp:docPr id="3" name="Picture 3" descr="Freeze hidden step: h=3 for this pair; only v is trainable. → Compute initial gradient: Loss9; gradient 2(3v-3)×3=-18 at v=0. → Update and verify: v becomes1; prediction 3 and loss 0. Next gradient is 0."/>
+            <wp:docPr id="3" name="Picture 3" descr="Freeze hidden step: h=3 for this pair; only v is trainable. → Compute initial gradient: Loss 9; gradient 2(3v-3)×3=-18 at v=0. → Update and verify: v becomes 1; prediction 3 and loss 0. Next gradient is 0."/>
             <wp:cNvGraphicFramePr>
               <a:graphicFrameLocks noChangeAspect="1"/>
             </wp:cNvGraphicFramePr>
@@ -2603,7 +2951,7 @@
         <w:rPr>
           <w:b w:val="0"/>
         </w:rPr>
-        <w:t xml:space="preserve">Freeze hidden step: h=3 for this pair; only v is trainable. → Compute initial gradient: Loss9; gradient 2(3v-3)×3=-18 at v=0. → Update and verify: v becomes1; </w:t>
+        <w:t xml:space="preserve">Freeze hidden step: h=3 for this pair; only v is trainable. → Compute initial gradient: Loss 9; gradient 2(3v-3)×3=-18 at v=0. → Update and verify: v becomes 1; </w:t>
       </w:r>
       <w:r>
         <w:rPr>
@@ -2801,7 +3149,7 @@
         <w:drawing>
           <wp:inline xmlns:a="http://schemas.openxmlformats.org/drawingml/2006/main" xmlns:pic="http://schemas.openxmlformats.org/drawingml/2006/picture">
             <wp:extent cx="5486400" cy="3026664"/>
-            <wp:docPr id="5" name="Picture 5" descr="Original case: v becomes1; prediction 3 and loss 0. Next gradient is 0. Changed condition: Change target from 3 to6 and restart v = 0 with the same rate. Expected result: First gradient=-36; v becomes2; prediction 6 and loss 0. Reason: The hidden value remains3, but the target residual and required output weight double."/>
+            <wp:docPr id="5" name="Picture 5" descr="Original case: v becomes 1; prediction 3 and loss 0. Next gradient is 0. Changed condition: Change target from 3 to6 and restart v = 0 with the same rate. Expected result: First gradient=-36; v becomes 2; prediction 6 and loss 0. Reason: The hidden value remains 3, but the target residual and required output weight double."/>
             <wp:cNvGraphicFramePr>
               <a:graphicFrameLocks noChangeAspect="1"/>
             </wp:cNvGraphicFramePr>
@@ -2840,7 +3188,7 @@
         <w:rPr>
           <w:b w:val="0"/>
         </w:rPr>
-        <w:t xml:space="preserve">Original case: v becomes1; </w:t>
+        <w:t xml:space="preserve">Original case: v becomes 1; </w:t>
       </w:r>
       <w:r>
         <w:rPr>
@@ -2863,7 +3211,7 @@
         <w:rPr>
           <w:b w:val="0"/>
         </w:rPr>
-        <w:t xml:space="preserve">Expected result: First gradient=-36; v becomes2; </w:t>
+        <w:t xml:space="preserve">Expected result: First gradient=-36; v becomes 2; </w:t>
       </w:r>
       <w:r>
         <w:rPr>
@@ -2875,7 +3223,7 @@
         <w:rPr>
           <w:b w:val="0"/>
         </w:rPr>
-        <w:t xml:space="preserve"> 6 and loss 0. Reason: The hidden value remains3, but the target residual and required </w:t>
+        <w:t xml:space="preserve"> 6 and loss 0. Reason: The hidden value remains 3, but the target residual and required </w:t>
       </w:r>
       <w:r>
         <w:rPr>

--- a/downloads/workbook/ai-5-week-12.docx
+++ b/downloads/workbook/ai-5-week-12.docx
@@ -25,22 +25,45 @@
         <w:pStyle w:val="Heading1"/>
       </w:pPr>
       <w:r>
-        <w:t>01. Recall and choose your starting point</w:t>
-      </w:r>
-    </w:p>
-    <w:p>
-      <w:r>
-        <w:t>Record your starting explanation for Training a small network before opening notes. Show any later correction separately.</w:t>
-      </w:r>
-    </w:p>
-    <w:p>
-      <w:pPr>
-        <w:spacing w:line="336" w:lineRule="auto" w:after="180"/>
-      </w:pPr>
-      <w:r>
-        <w:rPr>
-          <w:b w:val="0"/>
-        </w:rPr>
+        <w:t>One complete restricted-training and evaluation record.</w:t>
+      </w:r>
+    </w:p>
+    <w:p>
+      <w:r>
+        <w:t>Trace repeated gradients/updates,repair objective scaling and explain the frozen representation limit.</w:t>
+      </w:r>
+    </w:p>
+    <w:p>
+      <w:r>
+        <w:t>W1–W3/W5 → selected new training pair → project configuration ledger → changed-case return.</w:t>
+      </w:r>
+    </w:p>
+    <w:p>
+      <w:pPr>
+        <w:pStyle w:val="Heading1"/>
+      </w:pPr>
+      <w:r>
+        <w:t>01. Recall · Retrieve before notes</w:t>
+      </w:r>
+    </w:p>
+    <w:p>
+      <w:r>
+        <w:t>Keep this task’s inputs,rule and response together.</w:t>
+      </w:r>
+    </w:p>
+    <w:p>
+      <w:pPr>
+        <w:pStyle w:val="Heading2"/>
+      </w:pPr>
+      <w:r>
+        <w:t>Complete task and evidence</w:t>
+      </w:r>
+    </w:p>
+    <w:p>
+      <w:pPr>
+        <w:pStyle w:val="ListBullet"/>
+      </w:pPr>
+      <w:r>
         <w:t>Try the recall before opening notes. Then use a different colour or a labelled second line to correct your explanation.</w:t>
       </w:r>
     </w:p>
@@ -54,12 +77,9 @@
     </w:p>
     <w:p>
       <w:pPr>
-        <w:spacing w:line="336" w:lineRule="auto" w:after="180"/>
-      </w:pPr>
-      <w:r>
-        <w:rPr>
-          <w:b w:val="0"/>
-        </w:rPr>
+        <w:pStyle w:val="ListBullet"/>
+      </w:pPr>
+      <w:r>
         <w:t>Without opening the old lesson, explain one key idea from Updating parameters. Give an example and a mistake that the idea helps you avoid.</w:t>
       </w:r>
     </w:p>
@@ -96,12 +116,9 @@
     </w:p>
     <w:p>
       <w:pPr>
-        <w:spacing w:line="336" w:lineRule="auto" w:after="180"/>
-      </w:pPr>
-      <w:r>
-        <w:rPr>
-          <w:b w:val="0"/>
-        </w:rPr>
+        <w:pStyle w:val="ListBullet"/>
+      </w:pPr>
+      <w:r>
         <w:t>Without opening the old lesson, explain one key idea from Slopes and local change. Give an example and a mistake that the idea helps you avoid.</w:t>
       </w:r>
     </w:p>
@@ -138,12 +155,9 @@
     </w:p>
     <w:p>
       <w:pPr>
-        <w:spacing w:line="336" w:lineRule="auto" w:after="180"/>
-      </w:pPr>
-      <w:r>
-        <w:rPr>
-          <w:b w:val="0"/>
-        </w:rPr>
+        <w:pStyle w:val="ListBullet"/>
+      </w:pPr>
+      <w:r>
         <w:t>Without opening the old lesson, explain one key idea from Forward passes by hand. Give an example and a mistake that the idea helps you avoid.</w:t>
       </w:r>
     </w:p>
@@ -180,124 +194,26 @@
     </w:p>
     <w:p>
       <w:pPr>
-        <w:spacing w:line="336" w:lineRule="auto" w:after="180"/>
-        <w:shd w:fill="F1F6F8"/>
-      </w:pPr>
-      <w:r>
-        <w:rPr>
-          <w:b w:val="0"/>
-        </w:rPr>
+        <w:pStyle w:val="ListBullet"/>
+      </w:pPr>
+      <w:r>
         <w:t>Use this reference for the original W1–W3 and W5 exercises. The separately named independent case supplies its own changed facts; use those facts for that attempt before feedback.</w:t>
       </w:r>
     </w:p>
     <w:p>
       <w:pPr>
-        <w:spacing w:line="336" w:lineRule="auto" w:after="180"/>
-      </w:pPr>
-      <w:r>
-        <w:rPr>
-          <w:b w:val="0"/>
-        </w:rPr>
-        <w:t xml:space="preserve">Use one hidden ReLU unit h = ReLU(x) and an </w:t>
-      </w:r>
-      <w:r>
-        <w:rPr>
-          <w:b/>
-        </w:rPr>
-        <w:t>output</w:t>
-      </w:r>
-      <w:r>
-        <w:rPr>
-          <w:b w:val="0"/>
-        </w:rPr>
-        <w:t xml:space="preserve"> y = vh. The hidden </w:t>
-      </w:r>
-      <w:r>
-        <w:rPr>
-          <w:b/>
-        </w:rPr>
-        <w:t>input</w:t>
-      </w:r>
-      <w:r>
-        <w:rPr>
-          <w:b w:val="0"/>
-        </w:rPr>
-        <w:t xml:space="preserve"> weight is fixed at 1, its bias is fixed at 0, and the </w:t>
-      </w:r>
-      <w:r>
-        <w:rPr>
-          <w:b/>
-        </w:rPr>
-        <w:t>output</w:t>
-      </w:r>
-      <w:r>
-        <w:rPr>
-          <w:b w:val="0"/>
-        </w:rPr>
-        <w:t xml:space="preserve"> bias is fixed at 0. Only </w:t>
-      </w:r>
-      <w:r>
-        <w:rPr>
-          <w:b/>
-        </w:rPr>
-        <w:t>output</w:t>
-      </w:r>
-      <w:r>
-        <w:rPr>
-          <w:b w:val="0"/>
-        </w:rPr>
-        <w:t xml:space="preserve"> weight v is trained.</w:t>
-      </w:r>
-    </w:p>
-    <w:p>
-      <w:pPr>
-        <w:spacing w:line="336" w:lineRule="auto" w:after="180"/>
-      </w:pPr>
-      <w:r>
-        <w:rPr>
-          <w:b w:val="0"/>
-        </w:rPr>
-        <w:t xml:space="preserve">This is a restricted two-layer network, not </w:t>
-      </w:r>
-      <w:r>
-        <w:rPr>
-          <w:b/>
-        </w:rPr>
-        <w:t>training</w:t>
-      </w:r>
-      <w:r>
-        <w:rPr>
-          <w:b w:val="0"/>
-        </w:rPr>
-        <w:t xml:space="preserve"> every parameter of a general network.</w:t>
-      </w:r>
-    </w:p>
-    <w:p>
-      <w:pPr>
-        <w:spacing w:line="336" w:lineRule="auto" w:after="180"/>
-      </w:pPr>
-      <w:r>
-        <w:rPr>
-          <w:b/>
-        </w:rPr>
-        <w:t>Training</w:t>
-      </w:r>
-      <w:r>
-        <w:rPr>
-          <w:b w:val="0"/>
-        </w:rPr>
-        <w:t xml:space="preserve"> pairs are (x, target) = (1, 2) and (2, 4). Both x values are positive, so hidden activations are 1 and 2. Define ordinary MSE over both rows.</w:t>
-      </w:r>
-    </w:p>
-    <w:p>
-      <w:pPr>
-        <w:spacing w:line="336" w:lineRule="auto" w:after="180"/>
-      </w:pPr>
-      <w:r>
-        <w:rPr>
-          <w:b w:val="0"/>
-        </w:rPr>
-        <w:t>Start at v = 0 and use learning rate 0.1 for exactly four full-data updates. The declared budget prevents stopping only when a preferred result appears.</w:t>
+        <w:pStyle w:val="ListBullet"/>
+      </w:pPr>
+      <w:r>
+        <w:t>Use one hidden ReLU unit h = ReLU(x) and an output y = vh. The hidden input weight is fixed at 1, its bias is fixed at 0, and the output bias is fixed at 0. Only output weight v is trained. This is a restricted two-layer network, not training every parameter of a general network.</w:t>
+      </w:r>
+    </w:p>
+    <w:p>
+      <w:pPr>
+        <w:pStyle w:val="ListBullet"/>
+      </w:pPr>
+      <w:r>
+        <w:t>Training pairs are (x, target) = (1, 2) and (2, 4). Both x values are positive, so hidden activations are 1 and 2. Define ordinary MSE over both rows. Start at v = 0 and use learning rate 0.1 for exactly four full-data updates. The declared budget prevents stopping only when a preferred result appears.</w:t>
       </w:r>
     </w:p>
     <w:tbl>
@@ -509,12 +425,9 @@
     </w:tbl>
     <w:p>
       <w:pPr>
-        <w:spacing w:line="336" w:lineRule="auto" w:after="180"/>
-      </w:pPr>
-      <w:r>
-        <w:rPr>
-          <w:b w:val="0"/>
-        </w:rPr>
+        <w:pStyle w:val="ListBullet"/>
+      </w:pPr>
+      <w:r>
         <w:t>Each row evaluates the parameter value after that many updates. Row zero records the starting model. The loss decreases in this specific experiment; that pattern is not a promise for all networks or rates.</w:t>
       </w:r>
     </w:p>
@@ -523,135 +436,44 @@
         <w:pStyle w:val="Heading1"/>
       </w:pPr>
       <w:r>
-        <w:t>02. Practise with fading help</w:t>
-      </w:r>
-    </w:p>
-    <w:p>
-      <w:r>
-        <w:t>Complete the supported Training a small network trace and record the first step you can explain without help.</w:t>
-      </w:r>
-    </w:p>
-    <w:p>
-      <w:pPr>
-        <w:spacing w:line="336" w:lineRule="auto" w:after="180"/>
-      </w:pPr>
-      <w:r>
-        <w:rPr>
-          <w:b w:val="0"/>
-        </w:rPr>
-        <w:t xml:space="preserve">Use W2: Check the mean convention for </w:t>
-      </w:r>
-      <w:r>
-        <w:rPr>
-          <w:b/>
-        </w:rPr>
-        <w:t>Training</w:t>
-      </w:r>
-      <w:r>
-        <w:rPr>
-          <w:b w:val="0"/>
-        </w:rPr>
-        <w:t xml:space="preserve"> a small network. Record the answer once; the lesson and workbook refer to the same attempt.</w:t>
-      </w:r>
-    </w:p>
-    <w:tbl>
-      <w:tblPr>
-        <w:tblStyle w:val="LightShading-Accent1"/>
-        <w:tblW w:type="auto" w:w="0"/>
-        <w:tblLook w:firstColumn="1" w:firstRow="1" w:lastColumn="0" w:lastRow="0" w:noHBand="0" w:noVBand="1" w:val="04A0"/>
-      </w:tblPr>
-      <w:tblGrid>
-        <w:gridCol w:w="2556"/>
-        <w:gridCol w:w="2556"/>
-        <w:gridCol w:w="2556"/>
-        <w:gridCol w:w="2556"/>
-      </w:tblGrid>
-      <w:tr>
-        <w:trPr>
-          <w:tblHeader/>
-        </w:trPr>
-        <w:tc>
-          <w:tcPr>
-            <w:tcW w:type="dxa" w:w="2556"/>
-          </w:tcPr>
-          <w:p>
-            <w:r>
-              <w:t>Given inputs</w:t>
-            </w:r>
-          </w:p>
-        </w:tc>
-        <w:tc>
-          <w:tcPr>
-            <w:tcW w:type="dxa" w:w="2556"/>
-          </w:tcPr>
-          <w:p>
-            <w:r>
-              <w:t>Procedure I chose</w:t>
-            </w:r>
-          </w:p>
-        </w:tc>
-        <w:tc>
-          <w:tcPr>
-            <w:tcW w:type="dxa" w:w="2556"/>
-          </w:tcPr>
-          <w:p>
-            <w:r>
-              <w:t>Middle steps</w:t>
-            </w:r>
-          </w:p>
-        </w:tc>
-        <w:tc>
-          <w:tcPr>
-            <w:tcW w:type="dxa" w:w="2556"/>
-          </w:tcPr>
-          <w:p>
-            <w:r>
-              <w:t>Result and check</w:t>
-            </w:r>
-          </w:p>
-        </w:tc>
-      </w:tr>
-      <w:tr>
-        <w:tc>
-          <w:tcPr>
-            <w:tcW w:type="dxa" w:w="2556"/>
-          </w:tcPr>
-          <w:p>
-            <w:r/>
-          </w:p>
-        </w:tc>
-        <w:tc>
-          <w:tcPr>
-            <w:tcW w:type="dxa" w:w="2556"/>
-          </w:tcPr>
-          <w:p>
-            <w:r/>
-          </w:p>
-        </w:tc>
-        <w:tc>
-          <w:tcPr>
-            <w:tcW w:type="dxa" w:w="2556"/>
-          </w:tcPr>
-          <w:p>
-            <w:r/>
-          </w:p>
-        </w:tc>
-        <w:tc>
-          <w:tcPr>
-            <w:tcW w:type="dxa" w:w="2556"/>
-          </w:tcPr>
-          <w:p>
-            <w:r/>
-          </w:p>
-        </w:tc>
-      </w:tr>
-    </w:tbl>
+        <w:t>05. W1 · Explain the current example</w:t>
+      </w:r>
+    </w:p>
+    <w:p>
+      <w:r>
+        <w:t>Keep this task’s inputs,rule and response together.</w:t>
+      </w:r>
+    </w:p>
+    <w:p>
+      <w:pPr>
+        <w:pStyle w:val="Heading2"/>
+      </w:pPr>
+      <w:r>
+        <w:t>Complete task and evidence</w:t>
+      </w:r>
+    </w:p>
+    <w:p>
+      <w:pPr>
+        <w:pStyle w:val="ListBullet"/>
+      </w:pPr>
+      <w:r>
+        <w:t>Main hReLU(x), outputvh; hiddenweight 1/hiddenbias 0/outputbias 0 frozen, onlyvtrained. Training(1, 2)/(2, 4), MSEaverage2 rows, startv 0, rate.1, exactly 4 full-dataupdates. States v0/1/1.5/1.75/1.875; MSE 10/2.5/.625/.15625/.0390625. Gradients5(v−2):−10/−5/−2.5/−1.25 forfourupdates. Atv1, SSE 5 butmean-gradient−5, not sum-gradient−10. Frozenv1.875 reserved(3, 6)prediction 5.625, error.140625. If proposed tasky 2 xincludes−1, thefixedh 0 predicts0 anderror4 foranyv. Separatepictureonepairx3, t3, rate 1/18 fitsv1; doublingtargetfitsv 2. Exact training fit alone proves neither memorization nor generalization. Independentpairuses its own rate/budget.</w:t>
+      </w:r>
+    </w:p>
+    <w:p>
+      <w:pPr>
+        <w:pStyle w:val="ListBullet"/>
+      </w:pPr>
+      <w:r>
+        <w:t>At v = 0, calculate both predictions, errors, MSE and gradient, then update at rate 0.1.</w:t>
+      </w:r>
+    </w:p>
     <w:p>
       <w:pPr>
         <w:pStyle w:val="Heading3"/>
       </w:pPr>
       <w:r>
-        <w:t>The step I completed without help, and the hint I needed</w:t>
+        <w:t>My reasoning and evidence</w:t>
       </w:r>
     </w:p>
     <w:p>
@@ -670,50 +492,55 @@
       </w:r>
     </w:p>
     <w:p>
+      <w:r>
+        <w:t>________________________________________________________________</w:t>
+      </w:r>
+    </w:p>
+    <w:p>
+      <w:r>
+        <w:t>________________________________________________________________</w:t>
+      </w:r>
+    </w:p>
+    <w:p>
+      <w:r>
+        <w:t>________________________________________________________________</w:t>
+      </w:r>
+    </w:p>
+    <w:p>
       <w:pPr>
         <w:pStyle w:val="Heading1"/>
       </w:pPr>
       <w:r>
-        <w:t>03. Individual reasoning check</w:t>
-      </w:r>
-    </w:p>
-    <w:p>
-      <w:r>
-        <w:t>Check the proposed Training a small network explanation against the supplied facts before discussing it.</w:t>
-      </w:r>
-    </w:p>
-    <w:p>
-      <w:pPr>
-        <w:spacing w:line="336" w:lineRule="auto" w:after="180"/>
-      </w:pPr>
-      <w:r>
-        <w:rPr>
-          <w:b w:val="0"/>
-        </w:rPr>
-        <w:t xml:space="preserve">Use the worked case for </w:t>
-      </w:r>
-      <w:r>
-        <w:rPr>
-          <w:b/>
-        </w:rPr>
-        <w:t>Training</w:t>
-      </w:r>
-      <w:r>
-        <w:rPr>
-          <w:b w:val="0"/>
-        </w:rPr>
-        <w:t xml:space="preserve"> a small network. Proposed explanation: “Every parameter was trained”. Decide whether this explanation is supported.</w:t>
-      </w:r>
-    </w:p>
-    <w:p>
-      <w:pPr>
-        <w:spacing w:line="336" w:lineRule="auto" w:after="180"/>
-      </w:pPr>
-      <w:r>
-        <w:rPr>
-          <w:b w:val="0"/>
-        </w:rPr>
-        <w:t>Point to the step or supplied fact that decides; explain your repair if needed.</w:t>
+        <w:t>06. W2 · Trace the calculation</w:t>
+      </w:r>
+    </w:p>
+    <w:p>
+      <w:r>
+        <w:t>Keep this task’s inputs,rule and response together.</w:t>
+      </w:r>
+    </w:p>
+    <w:p>
+      <w:pPr>
+        <w:pStyle w:val="Heading2"/>
+      </w:pPr>
+      <w:r>
+        <w:t>Complete task and evidence</w:t>
+      </w:r>
+    </w:p>
+    <w:p>
+      <w:pPr>
+        <w:pStyle w:val="ListBullet"/>
+      </w:pPr>
+      <w:r>
+        <w:t>Main hReLU(x), outputvh; hiddenweight 1/hiddenbias 0/outputbias 0 frozen, onlyvtrained. Training(1, 2)/(2, 4), MSEaverage2 rows, startv 0, rate.1, exactly 4 full-dataupdates. States v0/1/1.5/1.75/1.875; MSE 10/2.5/.625/.15625/.0390625. Gradients5(v−2):−10/−5/−2.5/−1.25 forfourupdates. Atv1, SSE 5 butmean-gradient−5, not sum-gradient−10. Frozenv1.875 reserved(3, 6)prediction 5.625, error.140625. If proposed tasky 2 xincludes−1, thefixedh 0 predicts0 anderror4 foranyv. Separatepictureonepairx3, t3, rate 1/18 fitsv1; doublingtargetfitsv 2. Exact training fit alone proves neither memorization nor generalization. Independentpairuses its own rate/budget.</w:t>
+      </w:r>
+    </w:p>
+    <w:p>
+      <w:pPr>
+        <w:pStyle w:val="ListBullet"/>
+      </w:pPr>
+      <w:r>
+        <w:t>At v = 1, the sum of squared errors is 5. A learner uses gradient -10 with rate 0.1. Explain the mismatch with this lesson and give the next v under MSE.</w:t>
       </w:r>
     </w:p>
     <w:p>
@@ -721,7 +548,7 @@
         <w:pStyle w:val="Heading3"/>
       </w:pPr>
       <w:r>
-        <w:t>My explanation before partner discussion</w:t>
+        <w:t>My reasoning and evidence</w:t>
       </w:r>
     </w:p>
     <w:p>
@@ -745,16 +572,50 @@
       </w:r>
     </w:p>
     <w:p>
+      <w:r>
+        <w:t>________________________________________________________________</w:t>
+      </w:r>
+    </w:p>
+    <w:p>
+      <w:r>
+        <w:t>________________________________________________________________</w:t>
+      </w:r>
+    </w:p>
+    <w:p>
       <w:pPr>
         <w:pStyle w:val="Heading1"/>
       </w:pPr>
       <w:r>
-        <w:t>04. Independent transfer case</w:t>
-      </w:r>
-    </w:p>
-    <w:p>
-      <w:r>
-        <w:t>Write one first attempt at the reserved independent case before feedback. Repeated copies of that case refer to the same recorded attempt.</w:t>
+        <w:t>07. W3 · Repair a misconception</w:t>
+      </w:r>
+    </w:p>
+    <w:p>
+      <w:r>
+        <w:t>Keep this task’s inputs,rule and response together.</w:t>
+      </w:r>
+    </w:p>
+    <w:p>
+      <w:pPr>
+        <w:pStyle w:val="Heading2"/>
+      </w:pPr>
+      <w:r>
+        <w:t>Complete task and evidence</w:t>
+      </w:r>
+    </w:p>
+    <w:p>
+      <w:pPr>
+        <w:pStyle w:val="ListBullet"/>
+      </w:pPr>
+      <w:r>
+        <w:t>Main hReLU(x), outputvh; hiddenweight 1/hiddenbias 0/outputbias 0 frozen, onlyvtrained. Training(1, 2)/(2, 4), MSEaverage2 rows, startv 0, rate.1, exactly 4 full-dataupdates. States v0/1/1.5/1.75/1.875; MSE 10/2.5/.625/.15625/.0390625. Gradients5(v−2):−10/−5/−2.5/−1.25 forfourupdates. Atv1, SSE 5 butmean-gradient−5, not sum-gradient−10. Frozenv1.875 reserved(3, 6)prediction 5.625, error.140625. If proposed tasky 2 xincludes−1, thefixedh 0 predicts0 anderror4 foranyv. Separatepictureonepairx3, t3, rate 1/18 fitsv1; doublingtargetfitsv 2. Exact training fit alone proves neither memorization nor generalization. Independentpairuses its own rate/budget.</w:t>
+      </w:r>
+    </w:p>
+    <w:p>
+      <w:pPr>
+        <w:pStyle w:val="ListBullet"/>
+      </w:pPr>
+      <w:r>
+        <w:t>At final v = 1.875, calculate the prediction and squared error on reserved pair (3, 6). May its target be included in the four reported training updates?</w:t>
       </w:r>
     </w:p>
     <w:p>
@@ -762,29 +623,149 @@
         <w:pStyle w:val="Heading3"/>
       </w:pPr>
       <w:r>
+        <w:t>My reasoning and evidence</w:t>
+      </w:r>
+    </w:p>
+    <w:p>
+      <w:r>
+        <w:t>________________________________________________________________</w:t>
+      </w:r>
+    </w:p>
+    <w:p>
+      <w:r>
+        <w:t>________________________________________________________________</w:t>
+      </w:r>
+    </w:p>
+    <w:p>
+      <w:r>
+        <w:t>________________________________________________________________</w:t>
+      </w:r>
+    </w:p>
+    <w:p>
+      <w:r>
+        <w:t>________________________________________________________________</w:t>
+      </w:r>
+    </w:p>
+    <w:p>
+      <w:r>
+        <w:t>________________________________________________________________</w:t>
+      </w:r>
+    </w:p>
+    <w:p>
+      <w:r>
+        <w:t>________________________________________________________________</w:t>
+      </w:r>
+    </w:p>
+    <w:p>
+      <w:pPr>
+        <w:pStyle w:val="Heading1"/>
+      </w:pPr>
+      <w:r>
+        <w:t>09. W5 · Explain the limitation</w:t>
+      </w:r>
+    </w:p>
+    <w:p>
+      <w:r>
+        <w:t>Keep this task’s inputs,rule and response together.</w:t>
+      </w:r>
+    </w:p>
+    <w:p>
+      <w:pPr>
+        <w:pStyle w:val="Heading2"/>
+      </w:pPr>
+      <w:r>
+        <w:t>Complete task and evidence</w:t>
+      </w:r>
+    </w:p>
+    <w:p>
+      <w:pPr>
+        <w:pStyle w:val="ListBullet"/>
+      </w:pPr>
+      <w:r>
+        <w:t>Main hReLU(x), outputvh; hiddenweight 1/hiddenbias 0/outputbias 0 frozen, onlyvtrained. Training(1, 2)/(2, 4), MSEaverage2 rows, startv 0, rate.1, exactly 4 full-dataupdates. States v0/1/1.5/1.75/1.875; MSE 10/2.5/.625/.15625/.0390625. Gradients5(v−2):−10/−5/−2.5/−1.25 forfourupdates. Atv1, SSE 5 butmean-gradient−5, not sum-gradient−10. Frozenv1.875 reserved(3, 6)prediction 5.625, error.140625. If proposed tasky 2 xincludes−1, thefixedh 0 predicts0 anderror4 foranyv. Separatepictureonepairx3, t3, rate 1/18 fitsv1; doublingtargetfitsv 2. Exact training fit alone proves neither memorization nor generalization. Independentpairuses its own rate/budget.</w:t>
+      </w:r>
+    </w:p>
+    <w:p>
+      <w:pPr>
+        <w:pStyle w:val="ListBullet"/>
+      </w:pPr>
+      <w:r>
+        <w:t>For the lesson architecture at x = -1, give h and prediction for any finite v. If target is -2, calculate squared error and explain why changing v cannot fix it.</w:t>
+      </w:r>
+    </w:p>
+    <w:p>
+      <w:pPr>
+        <w:pStyle w:val="Heading3"/>
+      </w:pPr>
+      <w:r>
+        <w:t>My reasoning and evidence</w:t>
+      </w:r>
+    </w:p>
+    <w:p>
+      <w:r>
+        <w:t>________________________________________________________________</w:t>
+      </w:r>
+    </w:p>
+    <w:p>
+      <w:r>
+        <w:t>________________________________________________________________</w:t>
+      </w:r>
+    </w:p>
+    <w:p>
+      <w:r>
+        <w:t>________________________________________________________________</w:t>
+      </w:r>
+    </w:p>
+    <w:p>
+      <w:r>
+        <w:t>________________________________________________________________</w:t>
+      </w:r>
+    </w:p>
+    <w:p>
+      <w:r>
+        <w:t>________________________________________________________________</w:t>
+      </w:r>
+    </w:p>
+    <w:p>
+      <w:r>
+        <w:t>________________________________________________________________</w:t>
+      </w:r>
+    </w:p>
+    <w:p>
+      <w:pPr>
+        <w:pStyle w:val="Heading1"/>
+      </w:pPr>
+      <w:r>
+        <w:t>04. Try alone · Selected transfer</w:t>
+      </w:r>
+    </w:p>
+    <w:p>
+      <w:r>
+        <w:t>Keep this task’s inputs,rule and response together.</w:t>
+      </w:r>
+    </w:p>
+    <w:p>
+      <w:pPr>
+        <w:pStyle w:val="Heading2"/>
+      </w:pPr>
+      <w:r>
+        <w:t>Complete task and evidence</w:t>
+      </w:r>
+    </w:p>
+    <w:p>
+      <w:pPr>
+        <w:pStyle w:val="Heading3"/>
+      </w:pPr>
+      <w:r>
         <w:t>Independent case: Run a new training case independently</w:t>
       </w:r>
     </w:p>
     <w:p>
       <w:pPr>
-        <w:spacing w:line="336" w:lineRule="auto" w:after="180"/>
-      </w:pPr>
-      <w:r>
-        <w:rPr>
-          <w:b w:val="0"/>
-        </w:rPr>
-        <w:t>Keep h = ReLU(x), train only v, and use one pair (2, 2), v = 0 and rate 0.125. Use squared error and gradient 2 times (2v - 2) times 2. Perform two updates, reporting each new v and loss.</w:t>
-      </w:r>
-    </w:p>
-    <w:p>
-      <w:pPr>
-        <w:spacing w:line="336" w:lineRule="auto" w:after="180"/>
-      </w:pPr>
-      <w:r>
-        <w:rPr>
-          <w:b w:val="0"/>
-        </w:rPr>
-        <w:t>Explain why the second update changes nothing.</w:t>
+        <w:pStyle w:val="ListBullet"/>
+      </w:pPr>
+      <w:r>
+        <w:t>Keep h = ReLU(x), train only v, and use one pair (2, 2), v = 0 and rate 0.125. Use squared error and gradient 2 times (2v - 2) times 2. Perform two updates, reporting each new v and loss. Explain why the second update changes nothing.</w:t>
       </w:r>
     </w:p>
     <w:p>
@@ -832,12 +813,9 @@
     </w:p>
     <w:p>
       <w:pPr>
-        <w:spacing w:line="336" w:lineRule="auto" w:after="180"/>
-      </w:pPr>
-      <w:r>
-        <w:rPr>
-          <w:b w:val="0"/>
-        </w:rPr>
+        <w:pStyle w:val="ListBullet"/>
+      </w:pPr>
+      <w:r>
         <w:t>Attempt this case before feedback. Record any help. Earlier examples below are further practice; a case already practised with feedback cannot establish fresh transfer.</w:t>
       </w:r>
     </w:p>
@@ -846,35 +824,28 @@
         <w:pStyle w:val="Heading1"/>
       </w:pPr>
       <w:r>
-        <w:t>05. W1 Trace the first update</w:t>
-      </w:r>
-    </w:p>
-    <w:p>
-      <w:r>
-        <w:t>Trace the first update. Apply the supplied Training a small network facts and keep your reasoning.</w:t>
-      </w:r>
-    </w:p>
-    <w:p>
-      <w:pPr>
-        <w:spacing w:line="336" w:lineRule="auto" w:after="180"/>
-      </w:pPr>
-      <w:r>
-        <w:rPr>
-          <w:b w:val="0"/>
-        </w:rPr>
-        <w:t xml:space="preserve">At v = 0, calculate both </w:t>
-      </w:r>
-      <w:r>
-        <w:rPr>
-          <w:b/>
-        </w:rPr>
-        <w:t>prediction</w:t>
-      </w:r>
-      <w:r>
-        <w:rPr>
-          <w:b w:val="0"/>
-        </w:rPr>
-        <w:t>s, errors, MSE and gradient, then update at rate 0.1.</w:t>
+        <w:t>10. Project · Keep the mathematical evidence</w:t>
+      </w:r>
+    </w:p>
+    <w:p>
+      <w:r>
+        <w:t>Keep this task’s inputs,rule and response together.</w:t>
+      </w:r>
+    </w:p>
+    <w:p>
+      <w:pPr>
+        <w:pStyle w:val="Heading2"/>
+      </w:pPr>
+      <w:r>
+        <w:t>Complete task and evidence</w:t>
+      </w:r>
+    </w:p>
+    <w:p>
+      <w:pPr>
+        <w:pStyle w:val="ListBullet"/>
+      </w:pPr>
+      <w:r>
+        <w:t>Add a labelled training a small network evidence sheet to Image-pattern Network Investigation. Show how you can trace repeated forward loss gradient and update steps. Use the supplied fictional case and keep its inputs, intermediate steps, calculation or prediction, and limitation. Connect this record to last week’s record; a matching answer without a trace is insufficient.</w:t>
       </w:r>
     </w:p>
     <w:p>
@@ -882,7 +853,7 @@
         <w:pStyle w:val="Heading3"/>
       </w:pPr>
       <w:r>
-        <w:t>My reasoning and evidence</w:t>
+        <w:t>My project change, supporting evidence and remaining limit</w:t>
       </w:r>
     </w:p>
     <w:p>
@@ -920,439 +891,20 @@
         <w:pStyle w:val="Heading1"/>
       </w:pPr>
       <w:r>
-        <w:t>06. W2 Check the mean convention</w:t>
-      </w:r>
-    </w:p>
-    <w:p>
-      <w:r>
-        <w:t>Check the mean convention. Apply the supplied Training a small network facts and keep your reasoning.</w:t>
-      </w:r>
-    </w:p>
-    <w:p>
-      <w:pPr>
-        <w:spacing w:line="336" w:lineRule="auto" w:after="180"/>
-      </w:pPr>
-      <w:r>
-        <w:rPr>
-          <w:b w:val="0"/>
-        </w:rPr>
-        <w:t>At v = 1, the sum of squared errors is 5. A learner uses gradient -10 with rate 0.1. Explain the mismatch with this lesson and give the next v under MSE.</w:t>
-      </w:r>
-    </w:p>
-    <w:p>
-      <w:pPr>
-        <w:pStyle w:val="Heading3"/>
-      </w:pPr>
-      <w:r>
-        <w:t>My reasoning and evidence</w:t>
-      </w:r>
-    </w:p>
-    <w:p>
-      <w:r>
-        <w:t>________________________________________________________________</w:t>
-      </w:r>
-    </w:p>
-    <w:p>
-      <w:r>
-        <w:t>________________________________________________________________</w:t>
-      </w:r>
-    </w:p>
-    <w:p>
-      <w:r>
-        <w:t>________________________________________________________________</w:t>
-      </w:r>
-    </w:p>
-    <w:p>
-      <w:r>
-        <w:t>________________________________________________________________</w:t>
-      </w:r>
-    </w:p>
-    <w:p>
-      <w:r>
-        <w:t>________________________________________________________________</w:t>
-      </w:r>
-    </w:p>
-    <w:p>
-      <w:r>
-        <w:t>________________________________________________________________</w:t>
-      </w:r>
-    </w:p>
-    <w:p>
-      <w:pPr>
-        <w:pStyle w:val="Heading1"/>
-      </w:pPr>
-      <w:r>
-        <w:t>07. W3 Freeze before checking</w:t>
-      </w:r>
-    </w:p>
-    <w:p>
-      <w:r>
-        <w:t>Freeze before checking. Apply the supplied Training a small network facts and keep your reasoning.</w:t>
-      </w:r>
-    </w:p>
-    <w:p>
-      <w:pPr>
-        <w:spacing w:line="336" w:lineRule="auto" w:after="180"/>
-        <w:shd w:fill="F5F1FB"/>
-      </w:pPr>
-      <w:r>
-        <w:rPr>
-          <w:b w:val="0"/>
-        </w:rPr>
-        <w:t xml:space="preserve">At final v = 1.875, calculate the </w:t>
-      </w:r>
-      <w:r>
-        <w:rPr>
-          <w:b/>
-        </w:rPr>
-        <w:t>prediction</w:t>
-      </w:r>
-      <w:r>
-        <w:rPr>
-          <w:b w:val="0"/>
-        </w:rPr>
-        <w:t xml:space="preserve"> and squared error on reserved pair (3, 6). May its target be included in the four reported </w:t>
-      </w:r>
-      <w:r>
-        <w:rPr>
-          <w:b/>
-        </w:rPr>
-        <w:t>training</w:t>
-      </w:r>
-      <w:r>
-        <w:rPr>
-          <w:b w:val="0"/>
-        </w:rPr>
-        <w:t xml:space="preserve"> updates?</w:t>
-      </w:r>
-    </w:p>
-    <w:p>
-      <w:pPr>
-        <w:pStyle w:val="Heading3"/>
-      </w:pPr>
-      <w:r>
-        <w:t>My reasoning and evidence</w:t>
-      </w:r>
-    </w:p>
-    <w:p>
-      <w:r>
-        <w:t>________________________________________________________________</w:t>
-      </w:r>
-    </w:p>
-    <w:p>
-      <w:r>
-        <w:t>________________________________________________________________</w:t>
-      </w:r>
-    </w:p>
-    <w:p>
-      <w:r>
-        <w:t>________________________________________________________________</w:t>
-      </w:r>
-    </w:p>
-    <w:p>
-      <w:r>
-        <w:t>________________________________________________________________</w:t>
-      </w:r>
-    </w:p>
-    <w:p>
-      <w:r>
-        <w:t>________________________________________________________________</w:t>
-      </w:r>
-    </w:p>
-    <w:p>
-      <w:r>
-        <w:t>________________________________________________________________</w:t>
-      </w:r>
-    </w:p>
-    <w:p>
-      <w:pPr>
-        <w:pStyle w:val="Heading1"/>
-      </w:pPr>
-      <w:r>
-        <w:t>08. W4 Run a new training case independently</w:t>
-      </w:r>
-    </w:p>
-    <w:p>
-      <w:r>
-        <w:t>Attempt before feedback. If this repeats the selected independent case, reuse that first attempt; otherwise keep a separate record. Run a new training case independently. Apply the supplied Training a small network facts and keep your reasoning.</w:t>
-      </w:r>
-    </w:p>
-    <w:p>
-      <w:pPr>
-        <w:spacing w:line="336" w:lineRule="auto" w:after="180"/>
-      </w:pPr>
-      <w:r>
-        <w:rPr>
-          <w:b w:val="0"/>
-        </w:rPr>
-        <w:t>Keep h = ReLU(x), train only v, and use one pair (2, 2), v = 0 and rate 0.125. Use squared error and gradient 2 times (2v - 2) times 2. Perform two updates, reporting each new v and loss.</w:t>
-      </w:r>
-    </w:p>
-    <w:p>
-      <w:pPr>
-        <w:spacing w:line="336" w:lineRule="auto" w:after="180"/>
-      </w:pPr>
-      <w:r>
-        <w:rPr>
-          <w:b w:val="0"/>
-        </w:rPr>
-        <w:t>Explain why the second update changes nothing.</w:t>
-      </w:r>
-    </w:p>
-    <w:p>
-      <w:pPr>
-        <w:pStyle w:val="Heading3"/>
-      </w:pPr>
-      <w:r>
-        <w:t>My reasoning and evidence</w:t>
-      </w:r>
-    </w:p>
-    <w:p>
-      <w:r>
-        <w:t>________________________________________________________________</w:t>
-      </w:r>
-    </w:p>
-    <w:p>
-      <w:r>
-        <w:t>________________________________________________________________</w:t>
-      </w:r>
-    </w:p>
-    <w:p>
-      <w:r>
-        <w:t>________________________________________________________________</w:t>
-      </w:r>
-    </w:p>
-    <w:p>
-      <w:r>
-        <w:t>________________________________________________________________</w:t>
-      </w:r>
-    </w:p>
-    <w:p>
-      <w:r>
-        <w:t>________________________________________________________________</w:t>
-      </w:r>
-    </w:p>
-    <w:p>
-      <w:r>
-        <w:t>________________________________________________________________</w:t>
-      </w:r>
-    </w:p>
-    <w:p>
-      <w:r>
-        <w:t>________________________________________________________________</w:t>
-      </w:r>
-    </w:p>
-    <w:p>
-      <w:r>
-        <w:t>________________________________________________________________</w:t>
-      </w:r>
-    </w:p>
-    <w:p>
-      <w:pPr>
-        <w:pStyle w:val="Heading1"/>
-      </w:pPr>
-      <w:r>
-        <w:t>09. W5 Expose a frozen representation limit</w:t>
-      </w:r>
-    </w:p>
-    <w:p>
-      <w:r>
-        <w:t>Expose a frozen representation limit. Apply the supplied Training a small network facts and keep your reasoning.</w:t>
-      </w:r>
-    </w:p>
-    <w:p>
-      <w:pPr>
-        <w:spacing w:line="336" w:lineRule="auto" w:after="180"/>
-      </w:pPr>
-      <w:r>
-        <w:rPr>
-          <w:b w:val="0"/>
-        </w:rPr>
-        <w:t xml:space="preserve">For the lesson architecture at x = -1, give h and </w:t>
-      </w:r>
-      <w:r>
-        <w:rPr>
-          <w:b/>
-        </w:rPr>
-        <w:t>prediction</w:t>
-      </w:r>
-      <w:r>
-        <w:rPr>
-          <w:b w:val="0"/>
-        </w:rPr>
-        <w:t xml:space="preserve"> for any finite v. If target is -2, calculate squared error and explain why changing v cannot fix it.</w:t>
-      </w:r>
-    </w:p>
-    <w:p>
-      <w:pPr>
-        <w:pStyle w:val="Heading3"/>
-      </w:pPr>
-      <w:r>
-        <w:t>My reasoning and evidence</w:t>
-      </w:r>
-    </w:p>
-    <w:p>
-      <w:r>
-        <w:t>________________________________________________________________</w:t>
-      </w:r>
-    </w:p>
-    <w:p>
-      <w:r>
-        <w:t>________________________________________________________________</w:t>
-      </w:r>
-    </w:p>
-    <w:p>
-      <w:r>
-        <w:t>________________________________________________________________</w:t>
-      </w:r>
-    </w:p>
-    <w:p>
-      <w:r>
-        <w:t>________________________________________________________________</w:t>
-      </w:r>
-    </w:p>
-    <w:p>
-      <w:r>
-        <w:t>________________________________________________________________</w:t>
-      </w:r>
-    </w:p>
-    <w:p>
-      <w:r>
-        <w:t>________________________________________________________________</w:t>
-      </w:r>
-    </w:p>
-    <w:p>
-      <w:pPr>
-        <w:pStyle w:val="Heading1"/>
-      </w:pPr>
-      <w:r>
-        <w:t>10. Project checkpoint and reflection</w:t>
-      </w:r>
-    </w:p>
-    <w:p>
-      <w:r>
-        <w:t>Connect Training a small network to Image-pattern Network Investigation, identify a limit and choose the next useful test.</w:t>
-      </w:r>
-    </w:p>
-    <w:p>
-      <w:pPr>
-        <w:spacing w:line="336" w:lineRule="auto" w:after="180"/>
-      </w:pPr>
-      <w:r>
-        <w:rPr>
-          <w:b w:val="0"/>
-        </w:rPr>
-        <w:t xml:space="preserve">Add a labelled </w:t>
-      </w:r>
-      <w:r>
-        <w:rPr>
-          <w:b/>
-        </w:rPr>
-        <w:t>training</w:t>
-      </w:r>
-      <w:r>
-        <w:rPr>
-          <w:b w:val="0"/>
-        </w:rPr>
-        <w:t xml:space="preserve"> a small network </w:t>
-      </w:r>
-      <w:r>
-        <w:rPr>
-          <w:b/>
-        </w:rPr>
-        <w:t>evidence</w:t>
-      </w:r>
-      <w:r>
-        <w:rPr>
-          <w:b w:val="0"/>
-        </w:rPr>
-        <w:t xml:space="preserve"> sheet to Image-pattern Network Investigation. Show how you can trace repeated forward loss gradient and update steps.</w:t>
-      </w:r>
-    </w:p>
-    <w:p>
-      <w:pPr>
-        <w:spacing w:line="336" w:lineRule="auto" w:after="180"/>
-      </w:pPr>
-      <w:r>
-        <w:rPr>
-          <w:b w:val="0"/>
-        </w:rPr>
-        <w:t xml:space="preserve">Use the supplied fictional case and keep its </w:t>
-      </w:r>
-      <w:r>
-        <w:rPr>
-          <w:b/>
-        </w:rPr>
-        <w:t>input</w:t>
-      </w:r>
-      <w:r>
-        <w:rPr>
-          <w:b w:val="0"/>
-        </w:rPr>
-        <w:t xml:space="preserve">s, intermediate steps, calculation or </w:t>
-      </w:r>
-      <w:r>
-        <w:rPr>
-          <w:b/>
-        </w:rPr>
-        <w:t>prediction</w:t>
-      </w:r>
-      <w:r>
-        <w:rPr>
-          <w:b w:val="0"/>
-        </w:rPr>
-        <w:t>, and limitation. Connect this record to last week’s record; a matching answer without a trace is insufficient.</w:t>
-      </w:r>
-    </w:p>
-    <w:p>
-      <w:pPr>
-        <w:pStyle w:val="Heading3"/>
-      </w:pPr>
-      <w:r>
-        <w:t>My project change, supporting evidence and remaining limit</w:t>
-      </w:r>
-    </w:p>
-    <w:p>
-      <w:r>
-        <w:t>________________________________________________________________</w:t>
-      </w:r>
-    </w:p>
-    <w:p>
-      <w:r>
-        <w:t>________________________________________________________________</w:t>
-      </w:r>
-    </w:p>
-    <w:p>
-      <w:r>
-        <w:t>________________________________________________________________</w:t>
-      </w:r>
-    </w:p>
-    <w:p>
-      <w:r>
-        <w:t>________________________________________________________________</w:t>
-      </w:r>
-    </w:p>
-    <w:p>
-      <w:r>
-        <w:t>________________________________________________________________</w:t>
-      </w:r>
-    </w:p>
-    <w:p>
-      <w:r>
-        <w:t>________________________________________________________________</w:t>
-      </w:r>
-    </w:p>
-    <w:p>
-      <w:pPr>
-        <w:pStyle w:val="Heading1"/>
-      </w:pPr>
-      <w:r>
-        <w:t>11. Feedback, return check and learning record</w:t>
-      </w:r>
-    </w:p>
-    <w:p>
-      <w:r>
-        <w:t>Record the first repaired step and a different case to revisit after a delay.</w:t>
+        <w:t>11. Feedback · Repair and return</w:t>
+      </w:r>
+    </w:p>
+    <w:p>
+      <w:r>
+        <w:t>Keep this task’s inputs,rule and response together.</w:t>
+      </w:r>
+    </w:p>
+    <w:p>
+      <w:pPr>
+        <w:pStyle w:val="Heading2"/>
+      </w:pPr>
+      <w:r>
+        <w:t>Complete task and evidence</w:t>
       </w:r>
     </w:p>
     <w:tbl>
@@ -1493,12 +1045,9 @@
     </w:tbl>
     <w:p>
       <w:pPr>
-        <w:spacing w:line="336" w:lineRule="auto" w:after="180"/>
-      </w:pPr>
-      <w:r>
-        <w:rPr>
-          <w:b w:val="0"/>
-        </w:rPr>
+        <w:pStyle w:val="ListBullet"/>
+      </w:pPr>
+      <w:r>
         <w:t>Revisit this idea with your teacher after a delay. Familiarity is different from explaining and using it on a changed case.</w:t>
       </w:r>
     </w:p>
@@ -1507,81 +1056,330 @@
         <w:pStyle w:val="Heading1"/>
       </w:pPr>
       <w:r>
-        <w:t>12. Pictorial case practice: Training a small network</w:t>
-      </w:r>
-    </w:p>
-    <w:p>
-      <w:r>
-        <w:t>Train a single output weight while clearly marking the frozen hidden computation. Explain the labelled step before checking the changed condition.</w:t>
-      </w:r>
-    </w:p>
-    <w:p>
-      <w:pPr>
-        <w:spacing w:line="336" w:lineRule="auto" w:after="180"/>
-      </w:pPr>
-      <w:r>
-        <w:rPr>
-          <w:b w:val="0"/>
-        </w:rPr>
-        <w:t xml:space="preserve">Train a single </w:t>
-      </w:r>
-      <w:r>
-        <w:rPr>
-          <w:b/>
-        </w:rPr>
-        <w:t>output</w:t>
-      </w:r>
-      <w:r>
-        <w:rPr>
-          <w:b w:val="0"/>
-        </w:rPr>
-        <w:t xml:space="preserve"> weight while clearly marking the frozen hidden computation.</w:t>
-      </w:r>
-    </w:p>
-    <w:p>
-      <w:pPr>
-        <w:spacing w:line="336" w:lineRule="auto" w:after="180"/>
-      </w:pPr>
-      <w:r>
-        <w:rPr>
-          <w:b w:val="0"/>
-        </w:rPr>
-        <w:t xml:space="preserve">Toy h=ReLU(x), y=vh. One </w:t>
-      </w:r>
-      <w:r>
-        <w:rPr>
-          <w:b/>
-        </w:rPr>
-        <w:t>training</w:t>
-      </w:r>
-      <w:r>
-        <w:rPr>
-          <w:b w:val="0"/>
-        </w:rPr>
-        <w:t xml:space="preserve"> pair x = 3, target 3; start v = 0; squared loss; rate 1/18.</w:t>
-      </w:r>
-    </w:p>
-    <w:p>
-      <w:pPr>
-        <w:spacing w:line="336" w:lineRule="auto" w:after="180"/>
-      </w:pPr>
-      <w:r>
-        <w:rPr>
-          <w:b w:val="0"/>
-        </w:rPr>
-        <w:t xml:space="preserve">All </w:t>
-      </w:r>
-      <w:r>
-        <w:rPr>
-          <w:b/>
-        </w:rPr>
-        <w:t>input</w:t>
-      </w:r>
-      <w:r>
-        <w:rPr>
-          <w:b w:val="0"/>
-        </w:rPr>
-        <w:t>s and outcomes in this worked example are invented classroom data; no real model run is claimed.</w:t>
+        <w:t>Reference bank and extra practice</w:t>
+      </w:r>
+    </w:p>
+    <w:p>
+      <w:pPr>
+        <w:pStyle w:val="Heading1"/>
+      </w:pPr>
+      <w:r>
+        <w:t>02. Reference · Supported W2 record</w:t>
+      </w:r>
+    </w:p>
+    <w:p>
+      <w:r>
+        <w:t>Keep this task’s inputs,rule and response together.</w:t>
+      </w:r>
+    </w:p>
+    <w:p>
+      <w:pPr>
+        <w:pStyle w:val="Heading2"/>
+      </w:pPr>
+      <w:r>
+        <w:t>Complete task and evidence</w:t>
+      </w:r>
+    </w:p>
+    <w:p>
+      <w:pPr>
+        <w:pStyle w:val="ListBullet"/>
+      </w:pPr>
+      <w:r>
+        <w:t>Use W2: Check the mean convention for Training a small network. Record the answer once; the lesson and workbook refer to the same attempt.</w:t>
+      </w:r>
+    </w:p>
+    <w:tbl>
+      <w:tblPr>
+        <w:tblStyle w:val="LightShading-Accent1"/>
+        <w:tblW w:type="auto" w:w="0"/>
+        <w:tblLook w:firstColumn="1" w:firstRow="1" w:lastColumn="0" w:lastRow="0" w:noHBand="0" w:noVBand="1" w:val="04A0"/>
+      </w:tblPr>
+      <w:tblGrid>
+        <w:gridCol w:w="2556"/>
+        <w:gridCol w:w="2556"/>
+        <w:gridCol w:w="2556"/>
+        <w:gridCol w:w="2556"/>
+      </w:tblGrid>
+      <w:tr>
+        <w:trPr>
+          <w:tblHeader/>
+        </w:trPr>
+        <w:tc>
+          <w:tcPr>
+            <w:tcW w:type="dxa" w:w="2556"/>
+          </w:tcPr>
+          <w:p>
+            <w:r>
+              <w:t>Given inputs</w:t>
+            </w:r>
+          </w:p>
+        </w:tc>
+        <w:tc>
+          <w:tcPr>
+            <w:tcW w:type="dxa" w:w="2556"/>
+          </w:tcPr>
+          <w:p>
+            <w:r>
+              <w:t>Procedure I chose</w:t>
+            </w:r>
+          </w:p>
+        </w:tc>
+        <w:tc>
+          <w:tcPr>
+            <w:tcW w:type="dxa" w:w="2556"/>
+          </w:tcPr>
+          <w:p>
+            <w:r>
+              <w:t>Middle steps</w:t>
+            </w:r>
+          </w:p>
+        </w:tc>
+        <w:tc>
+          <w:tcPr>
+            <w:tcW w:type="dxa" w:w="2556"/>
+          </w:tcPr>
+          <w:p>
+            <w:r>
+              <w:t>Result and check</w:t>
+            </w:r>
+          </w:p>
+        </w:tc>
+      </w:tr>
+      <w:tr>
+        <w:tc>
+          <w:tcPr>
+            <w:tcW w:type="dxa" w:w="2556"/>
+          </w:tcPr>
+          <w:p>
+            <w:r/>
+          </w:p>
+        </w:tc>
+        <w:tc>
+          <w:tcPr>
+            <w:tcW w:type="dxa" w:w="2556"/>
+          </w:tcPr>
+          <w:p>
+            <w:r/>
+          </w:p>
+        </w:tc>
+        <w:tc>
+          <w:tcPr>
+            <w:tcW w:type="dxa" w:w="2556"/>
+          </w:tcPr>
+          <w:p>
+            <w:r/>
+          </w:p>
+        </w:tc>
+        <w:tc>
+          <w:tcPr>
+            <w:tcW w:type="dxa" w:w="2556"/>
+          </w:tcPr>
+          <w:p>
+            <w:r/>
+          </w:p>
+        </w:tc>
+      </w:tr>
+    </w:tbl>
+    <w:p>
+      <w:pPr>
+        <w:pStyle w:val="Heading3"/>
+      </w:pPr>
+      <w:r>
+        <w:t>The step I completed without help, and the hint I needed</w:t>
+      </w:r>
+    </w:p>
+    <w:p>
+      <w:r>
+        <w:t>________________________________________________________________</w:t>
+      </w:r>
+    </w:p>
+    <w:p>
+      <w:r>
+        <w:t>________________________________________________________________</w:t>
+      </w:r>
+    </w:p>
+    <w:p>
+      <w:r>
+        <w:t>________________________________________________________________</w:t>
+      </w:r>
+    </w:p>
+    <w:p>
+      <w:pPr>
+        <w:pStyle w:val="Heading1"/>
+      </w:pPr>
+      <w:r>
+        <w:t>03. Extra practice · Individual reasoning check</w:t>
+      </w:r>
+    </w:p>
+    <w:p>
+      <w:r>
+        <w:t>Keep this task’s inputs,rule and response together.</w:t>
+      </w:r>
+    </w:p>
+    <w:p>
+      <w:pPr>
+        <w:pStyle w:val="Heading2"/>
+      </w:pPr>
+      <w:r>
+        <w:t>Complete task and evidence</w:t>
+      </w:r>
+    </w:p>
+    <w:p>
+      <w:pPr>
+        <w:pStyle w:val="ListBullet"/>
+      </w:pPr>
+      <w:r>
+        <w:t>Use the worked case for Training a small network. Proposed explanation: “Every parameter was trained”. Decide whether this explanation is supported. Point to the step or supplied fact that decides; explain your repair if needed.</w:t>
+      </w:r>
+    </w:p>
+    <w:p>
+      <w:pPr>
+        <w:pStyle w:val="Heading3"/>
+      </w:pPr>
+      <w:r>
+        <w:t>My explanation before partner discussion</w:t>
+      </w:r>
+    </w:p>
+    <w:p>
+      <w:r>
+        <w:t>________________________________________________________________</w:t>
+      </w:r>
+    </w:p>
+    <w:p>
+      <w:r>
+        <w:t>________________________________________________________________</w:t>
+      </w:r>
+    </w:p>
+    <w:p>
+      <w:r>
+        <w:t>________________________________________________________________</w:t>
+      </w:r>
+    </w:p>
+    <w:p>
+      <w:r>
+        <w:t>________________________________________________________________</w:t>
+      </w:r>
+    </w:p>
+    <w:p>
+      <w:pPr>
+        <w:pStyle w:val="Heading1"/>
+      </w:pPr>
+      <w:r>
+        <w:t>08. Reference · Earlier W4 response copy</w:t>
+      </w:r>
+    </w:p>
+    <w:p>
+      <w:r>
+        <w:t>Keep this task’s inputs,rule and response together.</w:t>
+      </w:r>
+    </w:p>
+    <w:p>
+      <w:pPr>
+        <w:pStyle w:val="Heading2"/>
+      </w:pPr>
+      <w:r>
+        <w:t>Complete task and evidence</w:t>
+      </w:r>
+    </w:p>
+    <w:p>
+      <w:pPr>
+        <w:pStyle w:val="ListBullet"/>
+      </w:pPr>
+      <w:r>
+        <w:t>Keep h = ReLU(x), train only v, and use one pair (2, 2), v = 0 and rate 0.125. Use squared error and gradient 2 times (2v - 2) times 2. Perform two updates, reporting each new v and loss. Explain why the second update changes nothing.</w:t>
+      </w:r>
+    </w:p>
+    <w:p>
+      <w:pPr>
+        <w:pStyle w:val="Heading3"/>
+      </w:pPr>
+      <w:r>
+        <w:t>My reasoning and evidence</w:t>
+      </w:r>
+    </w:p>
+    <w:p>
+      <w:r>
+        <w:t>________________________________________________________________</w:t>
+      </w:r>
+    </w:p>
+    <w:p>
+      <w:r>
+        <w:t>________________________________________________________________</w:t>
+      </w:r>
+    </w:p>
+    <w:p>
+      <w:r>
+        <w:t>________________________________________________________________</w:t>
+      </w:r>
+    </w:p>
+    <w:p>
+      <w:r>
+        <w:t>________________________________________________________________</w:t>
+      </w:r>
+    </w:p>
+    <w:p>
+      <w:r>
+        <w:t>________________________________________________________________</w:t>
+      </w:r>
+    </w:p>
+    <w:p>
+      <w:r>
+        <w:t>________________________________________________________________</w:t>
+      </w:r>
+    </w:p>
+    <w:p>
+      <w:r>
+        <w:t>________________________________________________________________</w:t>
+      </w:r>
+    </w:p>
+    <w:p>
+      <w:r>
+        <w:t>________________________________________________________________</w:t>
+      </w:r>
+    </w:p>
+    <w:p>
+      <w:pPr>
+        <w:pStyle w:val="Heading1"/>
+      </w:pPr>
+      <w:r>
+        <w:t>12. Extra practice · Pictured case</w:t>
+      </w:r>
+    </w:p>
+    <w:p>
+      <w:r>
+        <w:t>Keep this task’s inputs,rule and response together.</w:t>
+      </w:r>
+    </w:p>
+    <w:p>
+      <w:pPr>
+        <w:pStyle w:val="Heading2"/>
+      </w:pPr>
+      <w:r>
+        <w:t>Complete task and evidence</w:t>
+      </w:r>
+    </w:p>
+    <w:p>
+      <w:pPr>
+        <w:pStyle w:val="ListBullet"/>
+      </w:pPr>
+      <w:r>
+        <w:t>Train a single output weight while clearly marking the frozen hidden computation.</w:t>
+      </w:r>
+    </w:p>
+    <w:p>
+      <w:pPr>
+        <w:pStyle w:val="ListBullet"/>
+      </w:pPr>
+      <w:r>
+        <w:t>Toy h=ReLU(x), y=vh. One training pair x = 3, target 3; start v = 0; squared loss; rate 1/18.</w:t>
+      </w:r>
+    </w:p>
+    <w:p>
+      <w:pPr>
+        <w:pStyle w:val="ListBullet"/>
+      </w:pPr>
+      <w:r>
+        <w:t>All inputs and outcomes in this worked example are invented classroom data; no real model run is claimed.</w:t>
       </w:r>
     </w:p>
     <w:p>
@@ -1622,25 +1420,10 @@
     </w:p>
     <w:p>
       <w:pPr>
-        <w:spacing w:line="336" w:lineRule="auto" w:after="180"/>
-      </w:pPr>
-      <w:r>
-        <w:rPr>
-          <w:b w:val="0"/>
-        </w:rPr>
-        <w:t xml:space="preserve">Which parameter changed, and which part was not trained? Point to the relevant step in the picture, then write the changed result and the rule or </w:t>
-      </w:r>
-      <w:r>
-        <w:rPr>
-          <w:b/>
-        </w:rPr>
-        <w:t>evidence</w:t>
-      </w:r>
-      <w:r>
-        <w:rPr>
-          <w:b w:val="0"/>
-        </w:rPr>
-        <w:t xml:space="preserve"> that supports it.</w:t>
+        <w:pStyle w:val="ListBullet"/>
+      </w:pPr>
+      <w:r>
+        <w:t>Which parameter changed, and which part was not trained? Point to the relevant step in the picture, then write the changed result and the rule or evidence that supports it.</w:t>
       </w:r>
     </w:p>
     <w:p>
@@ -1683,68 +1466,18 @@
     </w:p>
     <w:p>
       <w:pPr>
-        <w:pStyle w:val="Heading3"/>
-      </w:pPr>
-      <w:r>
-        <w:t>Record the help used</w:t>
-      </w:r>
-    </w:p>
-    <w:p>
-      <w:pPr>
-        <w:spacing w:line="336" w:lineRule="auto" w:after="180"/>
-        <w:shd w:fill="F1F6F8"/>
-      </w:pPr>
-      <w:r>
-        <w:rPr>
-          <w:b w:val="0"/>
-        </w:rPr>
-        <w:t xml:space="preserve">Support used: alone / hint / worked example. This record is practice </w:t>
-      </w:r>
-      <w:r>
-        <w:rPr>
-          <w:b/>
-        </w:rPr>
-        <w:t>evidence</w:t>
-      </w:r>
-      <w:r>
-        <w:rPr>
-          <w:b w:val="0"/>
-        </w:rPr>
-        <w:t>.</w:t>
-      </w:r>
-    </w:p>
-    <w:p>
-      <w:pPr>
-        <w:spacing w:line="336" w:lineRule="auto" w:after="180"/>
-      </w:pPr>
-      <w:r>
-        <w:rPr>
-          <w:b w:val="0"/>
-        </w:rPr>
-        <w:t xml:space="preserve">Project connection: For your Image-pattern Network Investigation, save the </w:t>
-      </w:r>
-      <w:r>
-        <w:rPr>
-          <w:b/>
-        </w:rPr>
-        <w:t>input</w:t>
-      </w:r>
-      <w:r>
-        <w:rPr>
-          <w:b w:val="0"/>
-        </w:rPr>
-        <w:t>, procedure, observed result and limitation of this check.</w:t>
-      </w:r>
-    </w:p>
-    <w:p>
-      <w:pPr>
-        <w:spacing w:line="336" w:lineRule="auto" w:after="180"/>
-      </w:pPr>
-      <w:r>
-        <w:rPr>
-          <w:b w:val="0"/>
-        </w:rPr>
-        <w:t>Label this worked example as practice; use a different, previously unreviewed case when checking independent understanding.</w:t>
+        <w:pStyle w:val="ListBullet"/>
+      </w:pPr>
+      <w:r>
+        <w:t>Support used: alone / hint / worked example. This record is practice evidence.</w:t>
+      </w:r>
+    </w:p>
+    <w:p>
+      <w:pPr>
+        <w:pStyle w:val="ListBullet"/>
+      </w:pPr>
+      <w:r>
+        <w:t>Project connection: For your Image-pattern Network Investigation, save the input, procedure, observed result and limitation of this check. Label this worked example as practice; use a different, previously unreviewed case when checking independent understanding.</w:t>
       </w:r>
     </w:p>
     <w:p>
@@ -1752,92 +1485,44 @@
         <w:pStyle w:val="Heading1"/>
       </w:pPr>
       <w:r>
-        <w:t>13. Project portfolio milestone</w:t>
-      </w:r>
-    </w:p>
-    <w:p>
-      <w:r>
-        <w:t>Keep this week’s input, deciding step, result and limit together in the Image-pattern Network Investigation record.</w:t>
-      </w:r>
-    </w:p>
-    <w:p>
-      <w:pPr>
-        <w:spacing w:line="336" w:lineRule="auto" w:after="180"/>
-      </w:pPr>
-      <w:r>
-        <w:rPr>
-          <w:b w:val="0"/>
-        </w:rPr>
+        <w:t>13. Reference · Project milestone</w:t>
+      </w:r>
+    </w:p>
+    <w:p>
+      <w:r>
+        <w:t>Keep this task’s inputs,rule and response together.</w:t>
+      </w:r>
+    </w:p>
+    <w:p>
+      <w:pPr>
+        <w:pStyle w:val="Heading2"/>
+      </w:pPr>
+      <w:r>
+        <w:t>Complete task and evidence</w:t>
+      </w:r>
+    </w:p>
+    <w:p>
+      <w:pPr>
+        <w:pStyle w:val="ListBullet"/>
+      </w:pPr>
+      <w:r>
         <w:t>Project: Image-pattern Network Investigation</w:t>
       </w:r>
     </w:p>
     <w:p>
       <w:pPr>
-        <w:spacing w:line="336" w:lineRule="auto" w:after="180"/>
-      </w:pPr>
-      <w:r>
-        <w:rPr>
-          <w:b w:val="0"/>
-        </w:rPr>
-        <w:t xml:space="preserve">Current milestone: Make a transparent first version. Keep a trace of how one </w:t>
-      </w:r>
-      <w:r>
-        <w:rPr>
-          <w:b/>
-        </w:rPr>
-        <w:t>input</w:t>
-      </w:r>
-      <w:r>
-        <w:rPr>
-          <w:b w:val="0"/>
-        </w:rPr>
-        <w:t xml:space="preserve"> becomes an </w:t>
-      </w:r>
-      <w:r>
-        <w:rPr>
-          <w:b/>
-        </w:rPr>
-        <w:t>output</w:t>
-      </w:r>
-      <w:r>
-        <w:rPr>
-          <w:b w:val="0"/>
-        </w:rPr>
-        <w:t>; explain the rule or learned component.</w:t>
-      </w:r>
-    </w:p>
-    <w:p>
-      <w:pPr>
-        <w:spacing w:line="336" w:lineRule="auto" w:after="180"/>
-      </w:pPr>
-      <w:r>
-        <w:rPr>
-          <w:b w:val="0"/>
-        </w:rPr>
-        <w:t xml:space="preserve">For your Image-pattern Network Investigation, save the </w:t>
-      </w:r>
-      <w:r>
-        <w:rPr>
-          <w:b/>
-        </w:rPr>
-        <w:t>input</w:t>
-      </w:r>
-      <w:r>
-        <w:rPr>
-          <w:b w:val="0"/>
-        </w:rPr>
-        <w:t>, procedure, observed result and limitation of this check.</w:t>
-      </w:r>
-    </w:p>
-    <w:p>
-      <w:pPr>
-        <w:spacing w:line="336" w:lineRule="auto" w:after="180"/>
-      </w:pPr>
-      <w:r>
-        <w:rPr>
-          <w:b w:val="0"/>
-        </w:rPr>
-        <w:t>Label this worked example as practice; use a different, previously unreviewed case when checking independent understanding.</w:t>
+        <w:pStyle w:val="ListBullet"/>
+      </w:pPr>
+      <w:r>
+        <w:t>Current milestone: Make a transparent first version. Keep a trace of how one input becomes an output; explain the rule or learned component.</w:t>
+      </w:r>
+    </w:p>
+    <w:p>
+      <w:pPr>
+        <w:pStyle w:val="ListBullet"/>
+      </w:pPr>
+      <w:r>
+        <w:t>For your Image-pattern Network Investigation, save the input, procedure, observed result and limitation of this check. Label this worked example as practice; use a different, previously unreviewed case when checking independent understanding.</w:t>
       </w:r>
     </w:p>
     <w:tbl>
@@ -1994,12 +1679,621 @@
         <w:pStyle w:val="Heading1"/>
       </w:pPr>
       <w:r>
-        <w:t>14. Supported practice and learning evidence</w:t>
-      </w:r>
-    </w:p>
-    <w:p>
-      <w:r>
-        <w:t>Try the supported questions before comparing with hints and feedback. Record what you repaired and the evidence you retained.</w:t>
+        <w:t>14. Extra practice · Predict,check and repair</w:t>
+      </w:r>
+    </w:p>
+    <w:p>
+      <w:r>
+        <w:t>Keep supported feedback separate from the independent case.</w:t>
+      </w:r>
+    </w:p>
+    <w:p>
+      <w:pPr>
+        <w:pStyle w:val="Heading2"/>
+      </w:pPr>
+      <w:r>
+        <w:t>First supported question and optional hint</w:t>
+      </w:r>
+    </w:p>
+    <w:p>
+      <w:pPr>
+        <w:pStyle w:val="ListBullet"/>
+      </w:pPr>
+      <w:r>
+        <w:t>Train a single output weight while clearly marking the frozen hidden computation.</w:t>
+      </w:r>
+    </w:p>
+    <w:p>
+      <w:pPr>
+        <w:pStyle w:val="Heading3"/>
+      </w:pPr>
+      <w:r>
+        <w:t>Practice 1: explain the deciding evidence</w:t>
+      </w:r>
+    </w:p>
+    <w:p>
+      <w:pPr>
+        <w:pStyle w:val="ListBullet"/>
+      </w:pPr>
+      <w:r>
+        <w:t>Which labelled step matches this detail? v becomes 1; prediction 3 and loss 0. Next gradient is 0.</w:t>
+      </w:r>
+    </w:p>
+    <w:p>
+      <w:pPr>
+        <w:pStyle w:val="ListBullet"/>
+      </w:pPr>
+      <w:r>
+        <w:t>1. Freeze hidden step</w:t>
+      </w:r>
+    </w:p>
+    <w:p>
+      <w:pPr>
+        <w:pStyle w:val="ListBullet"/>
+      </w:pPr>
+      <w:r>
+        <w:t>2. Update and verify</w:t>
+      </w:r>
+    </w:p>
+    <w:p>
+      <w:pPr>
+        <w:pStyle w:val="ListBullet"/>
+      </w:pPr>
+      <w:r>
+        <w:t>3. Compute initial gradient</w:t>
+      </w:r>
+    </w:p>
+    <w:p>
+      <w:pPr>
+        <w:pStyle w:val="Heading3"/>
+      </w:pPr>
+      <w:r>
+        <w:t>My selected conclusion, deciding fact and explanation</w:t>
+      </w:r>
+    </w:p>
+    <w:p>
+      <w:r>
+        <w:t>________________________________________________________________</w:t>
+      </w:r>
+    </w:p>
+    <w:p>
+      <w:r>
+        <w:t>________________________________________________________________</w:t>
+      </w:r>
+    </w:p>
+    <w:p>
+      <w:r>
+        <w:t>________________________________________________________________</w:t>
+      </w:r>
+    </w:p>
+    <w:p>
+      <w:r>
+        <w:t>________________________________________________________________</w:t>
+      </w:r>
+    </w:p>
+    <w:p>
+      <w:r>
+        <w:t>________________________________________________________________</w:t>
+      </w:r>
+    </w:p>
+    <w:p>
+      <w:pPr>
+        <w:pStyle w:val="ListBullet"/>
+      </w:pPr>
+      <w:r>
+        <w:t>Hint if needed: Read the steps in the pictorial case. Match the supplied detail to the stage that performs or records it.</w:t>
+      </w:r>
+    </w:p>
+    <w:p>
+      <w:pPr>
+        <w:pStyle w:val="Heading2"/>
+      </w:pPr>
+      <w:r>
+        <w:t>Check after the first attempt · reference / check after trying</w:t>
+      </w:r>
+    </w:p>
+    <w:p>
+      <w:pPr>
+        <w:spacing w:line="336" w:lineRule="auto" w:after="180"/>
+      </w:pPr>
+      <w:r>
+        <w:rPr>
+          <w:b w:val="0"/>
+        </w:rPr>
+        <w:t xml:space="preserve">After your attempt, compare with the supported explanation: Update and verify v becomes 1; </w:t>
+      </w:r>
+      <w:r>
+        <w:rPr>
+          <w:b/>
+        </w:rPr>
+        <w:t>prediction</w:t>
+      </w:r>
+      <w:r>
+        <w:rPr>
+          <w:b w:val="0"/>
+        </w:rPr>
+        <w:t xml:space="preserve"> 3 and loss 0. Next gradient is 0. Only the </w:t>
+      </w:r>
+      <w:r>
+        <w:rPr>
+          <w:b/>
+        </w:rPr>
+        <w:t>output</w:t>
+      </w:r>
+      <w:r>
+        <w:rPr>
+          <w:b w:val="0"/>
+        </w:rPr>
+        <w:t xml:space="preserve"> weight v is being fitted in this toy network; the hidden ReLU is fixed.</w:t>
+      </w:r>
+    </w:p>
+    <w:p>
+      <w:pPr>
+        <w:spacing w:line="336" w:lineRule="auto" w:after="180"/>
+      </w:pPr>
+      <w:r>
+        <w:rPr>
+          <w:b w:val="0"/>
+        </w:rPr>
+        <w:t xml:space="preserve">The </w:t>
+      </w:r>
+      <w:r>
+        <w:rPr>
+          <w:b/>
+        </w:rPr>
+        <w:t>training</w:t>
+      </w:r>
+      <w:r>
+        <w:rPr>
+          <w:b w:val="0"/>
+        </w:rPr>
+        <w:t xml:space="preserve"> </w:t>
+      </w:r>
+      <w:r>
+        <w:rPr>
+          <w:b/>
+        </w:rPr>
+        <w:t>input</w:t>
+      </w:r>
+      <w:r>
+        <w:rPr>
+          <w:b w:val="0"/>
+        </w:rPr>
+        <w:t xml:space="preserve"> gives hidden value three. Squared-error slope points v from zero towards one, and this specially chosen rate reaches one in a single update.</w:t>
+      </w:r>
+    </w:p>
+    <w:p>
+      <w:pPr>
+        <w:spacing w:line="336" w:lineRule="auto" w:after="180"/>
+      </w:pPr>
+      <w:r>
+        <w:rPr>
+          <w:b w:val="0"/>
+        </w:rPr>
+        <w:t xml:space="preserve">Zero loss on one </w:t>
+      </w:r>
+      <w:r>
+        <w:rPr>
+          <w:b/>
+        </w:rPr>
+        <w:t>training</w:t>
+      </w:r>
+      <w:r>
+        <w:rPr>
+          <w:b w:val="0"/>
+        </w:rPr>
+        <w:t xml:space="preserve"> pair is exact </w:t>
+      </w:r>
+      <w:r>
+        <w:rPr>
+          <w:b/>
+        </w:rPr>
+        <w:t>fitting</w:t>
+      </w:r>
+      <w:r>
+        <w:rPr>
+          <w:b w:val="0"/>
+        </w:rPr>
+        <w:t xml:space="preserve"> of that pair, not </w:t>
+      </w:r>
+      <w:r>
+        <w:rPr>
+          <w:b/>
+        </w:rPr>
+        <w:t>evidence</w:t>
+      </w:r>
+      <w:r>
+        <w:rPr>
+          <w:b w:val="0"/>
+        </w:rPr>
+        <w:t xml:space="preserve"> about other </w:t>
+      </w:r>
+      <w:r>
+        <w:rPr>
+          <w:b/>
+        </w:rPr>
+        <w:t>input</w:t>
+      </w:r>
+      <w:r>
+        <w:rPr>
+          <w:b w:val="0"/>
+        </w:rPr>
+        <w:t>s.</w:t>
+      </w:r>
+    </w:p>
+    <w:p>
+      <w:pPr>
+        <w:pStyle w:val="Heading2"/>
+      </w:pPr>
+      <w:r>
+        <w:t>Changed-case question and optional hint</w:t>
+      </w:r>
+    </w:p>
+    <w:p>
+      <w:pPr>
+        <w:pStyle w:val="Heading3"/>
+      </w:pPr>
+      <w:r>
+        <w:t>Practice 2: explain the deciding evidence</w:t>
+      </w:r>
+    </w:p>
+    <w:p>
+      <w:pPr>
+        <w:pStyle w:val="ListBullet"/>
+      </w:pPr>
+      <w:r>
+        <w:t>Changed-case practice: Change target from 3 to6 and restart v = 0 with the same rate. Which conclusion is supported by the supplied facts?</w:t>
+      </w:r>
+    </w:p>
+    <w:p>
+      <w:pPr>
+        <w:pStyle w:val="ListBullet"/>
+      </w:pPr>
+      <w:r>
+        <w:t>1. First gradient=-36; v becomes 2; prediction 6 and loss 0.</w:t>
+      </w:r>
+    </w:p>
+    <w:p>
+      <w:pPr>
+        <w:pStyle w:val="ListBullet"/>
+      </w:pPr>
+      <w:r>
+        <w:t>2. We can decide the result without examining the changed input or the procedure.</w:t>
+      </w:r>
+    </w:p>
+    <w:p>
+      <w:pPr>
+        <w:pStyle w:val="ListBullet"/>
+      </w:pPr>
+      <w:r>
+        <w:t>3. This one example guarantees correct results for every future input.</w:t>
+      </w:r>
+    </w:p>
+    <w:p>
+      <w:pPr>
+        <w:pStyle w:val="Heading3"/>
+      </w:pPr>
+      <w:r>
+        <w:t>My selected conclusion, deciding fact and explanation</w:t>
+      </w:r>
+    </w:p>
+    <w:p>
+      <w:r>
+        <w:t>________________________________________________________________</w:t>
+      </w:r>
+    </w:p>
+    <w:p>
+      <w:r>
+        <w:t>________________________________________________________________</w:t>
+      </w:r>
+    </w:p>
+    <w:p>
+      <w:r>
+        <w:t>________________________________________________________________</w:t>
+      </w:r>
+    </w:p>
+    <w:p>
+      <w:r>
+        <w:t>________________________________________________________________</w:t>
+      </w:r>
+    </w:p>
+    <w:p>
+      <w:r>
+        <w:t>________________________________________________________________</w:t>
+      </w:r>
+    </w:p>
+    <w:p>
+      <w:pPr>
+        <w:pStyle w:val="ListBullet"/>
+      </w:pPr>
+      <w:r>
+        <w:t>Hint if needed: Use the changed condition and the deciding step in the pictorial trace. The answer must say what follows from those facts.</w:t>
+      </w:r>
+    </w:p>
+    <w:p>
+      <w:pPr>
+        <w:pStyle w:val="Heading2"/>
+      </w:pPr>
+      <w:r>
+        <w:t>Check after the changed attempt · reference / check after trying</w:t>
+      </w:r>
+    </w:p>
+    <w:p>
+      <w:pPr>
+        <w:spacing w:line="336" w:lineRule="auto" w:after="180"/>
+      </w:pPr>
+      <w:r>
+        <w:rPr>
+          <w:b w:val="0"/>
+        </w:rPr>
+        <w:t xml:space="preserve">After your attempt, compare with the supported explanation: First gradient=-36; v becomes 2; </w:t>
+      </w:r>
+      <w:r>
+        <w:rPr>
+          <w:b/>
+        </w:rPr>
+        <w:t>prediction</w:t>
+      </w:r>
+      <w:r>
+        <w:rPr>
+          <w:b w:val="0"/>
+        </w:rPr>
+        <w:t xml:space="preserve"> 6 and loss 0. The hidden value remains 3, but the target residual and required </w:t>
+      </w:r>
+      <w:r>
+        <w:rPr>
+          <w:b/>
+        </w:rPr>
+        <w:t>output</w:t>
+      </w:r>
+      <w:r>
+        <w:rPr>
+          <w:b w:val="0"/>
+        </w:rPr>
+        <w:t xml:space="preserve"> weight double.</w:t>
+      </w:r>
+    </w:p>
+    <w:p>
+      <w:pPr>
+        <w:pStyle w:val="Heading2"/>
+      </w:pPr>
+      <w:r>
+        <w:t>Repair and retain the record</w:t>
+      </w:r>
+    </w:p>
+    <w:p>
+      <w:pPr>
+        <w:spacing w:line="336" w:lineRule="auto" w:after="180"/>
+      </w:pPr>
+      <w:r>
+        <w:rPr>
+          <w:b w:val="0"/>
+        </w:rPr>
+        <w:t>Review Updating parameters (ai-5/11). Goal: Apply a learning rate to an ordered gradient. Short practice: Why must new loss be recomputed rather than assumed smaller?</w:t>
+      </w:r>
+    </w:p>
+    <w:p>
+      <w:pPr>
+        <w:spacing w:line="336" w:lineRule="auto" w:after="180"/>
+      </w:pPr>
+      <w:r>
+        <w:rPr>
+          <w:b w:val="0"/>
+        </w:rPr>
+        <w:t xml:space="preserve">Point to the relevant step in the picture, then write the changed result and the rule or </w:t>
+      </w:r>
+      <w:r>
+        <w:rPr>
+          <w:b/>
+        </w:rPr>
+        <w:t>evidence</w:t>
+      </w:r>
+      <w:r>
+        <w:rPr>
+          <w:b w:val="0"/>
+        </w:rPr>
+        <w:t xml:space="preserve"> that supports it.. Return to this week and explain what you changed.</w:t>
+      </w:r>
+    </w:p>
+    <w:p>
+      <w:pPr>
+        <w:spacing w:line="336" w:lineRule="auto" w:after="180"/>
+      </w:pPr>
+      <w:r>
+        <w:rPr>
+          <w:b w:val="0"/>
+        </w:rPr>
+        <w:t>Review Slopes and local change (ai-5/9). Goal: Calculate an average rate of change over a stated interval. Short practice: Which calculation disproves “any increase helps”?</w:t>
+      </w:r>
+    </w:p>
+    <w:p>
+      <w:pPr>
+        <w:spacing w:line="336" w:lineRule="auto" w:after="180"/>
+      </w:pPr>
+      <w:r>
+        <w:rPr>
+          <w:b w:val="0"/>
+        </w:rPr>
+        <w:t xml:space="preserve">Point to the relevant step in the picture, then write the changed result and the rule or </w:t>
+      </w:r>
+      <w:r>
+        <w:rPr>
+          <w:b/>
+        </w:rPr>
+        <w:t>evidence</w:t>
+      </w:r>
+      <w:r>
+        <w:rPr>
+          <w:b w:val="0"/>
+        </w:rPr>
+        <w:t xml:space="preserve"> that supports it.. Return to this week and explain what you changed.</w:t>
+      </w:r>
+    </w:p>
+    <w:p>
+      <w:pPr>
+        <w:spacing w:line="336" w:lineRule="auto" w:after="180"/>
+      </w:pPr>
+      <w:r>
+        <w:rPr>
+          <w:b w:val="0"/>
+        </w:rPr>
+        <w:t>Review Forward passes by hand (ai-5/6). Goal: Record scores and activations in dependency order. Short practice: Why should feedback identify h before correcting only y?</w:t>
+      </w:r>
+    </w:p>
+    <w:p>
+      <w:pPr>
+        <w:spacing w:line="336" w:lineRule="auto" w:after="180"/>
+      </w:pPr>
+      <w:r>
+        <w:rPr>
+          <w:b w:val="0"/>
+        </w:rPr>
+        <w:t xml:space="preserve">Point to the relevant step in the picture, then write the changed result and the rule or </w:t>
+      </w:r>
+      <w:r>
+        <w:rPr>
+          <w:b/>
+        </w:rPr>
+        <w:t>evidence</w:t>
+      </w:r>
+      <w:r>
+        <w:rPr>
+          <w:b w:val="0"/>
+        </w:rPr>
+        <w:t xml:space="preserve"> that supports it.. Return to this week and explain what you changed.</w:t>
+      </w:r>
+    </w:p>
+    <w:p>
+      <w:pPr>
+        <w:spacing w:line="336" w:lineRule="auto" w:after="180"/>
+      </w:pPr>
+      <w:r>
+        <w:rPr>
+          <w:b w:val="0"/>
+        </w:rPr>
+        <w:t xml:space="preserve">The browser lab lets you edit the supported Python examples already included in this lesson. Predict first, run, inspect the actual </w:t>
+      </w:r>
+      <w:r>
+        <w:rPr>
+          <w:b/>
+        </w:rPr>
+        <w:t>output</w:t>
+      </w:r>
+      <w:r>
+        <w:rPr>
+          <w:b w:val="0"/>
+        </w:rPr>
+        <w:t xml:space="preserve"> or error, change one </w:t>
+      </w:r>
+      <w:r>
+        <w:rPr>
+          <w:b/>
+        </w:rPr>
+        <w:t>input</w:t>
+      </w:r>
+      <w:r>
+        <w:rPr>
+          <w:b w:val="0"/>
+        </w:rPr>
+        <w:t>, then run again.</w:t>
+      </w:r>
+    </w:p>
+    <w:p>
+      <w:pPr>
+        <w:spacing w:line="336" w:lineRule="auto" w:after="180"/>
+      </w:pPr>
+      <w:r>
+        <w:rPr>
+          <w:b w:val="0"/>
+        </w:rPr>
+        <w:t xml:space="preserve">Keep code, </w:t>
+      </w:r>
+      <w:r>
+        <w:rPr>
+          <w:b/>
+        </w:rPr>
+        <w:t>prediction</w:t>
+      </w:r>
+      <w:r>
+        <w:rPr>
+          <w:b w:val="0"/>
+        </w:rPr>
+        <w:t>s, actual results and a reasoned revision together. On paper, label your result as a trace rather than an execution.</w:t>
+      </w:r>
+    </w:p>
+    <w:p>
+      <w:pPr>
+        <w:spacing w:line="336" w:lineRule="auto" w:after="180"/>
+      </w:pPr>
+      <w:r>
+        <w:rPr>
+          <w:b w:val="0"/>
+        </w:rPr>
+        <w:t xml:space="preserve">Use Download completed work in the hosted lesson to export your answers, reflections, practice feedback and code-run </w:t>
+      </w:r>
+      <w:r>
+        <w:rPr>
+          <w:b/>
+        </w:rPr>
+        <w:t>evidence</w:t>
+      </w:r>
+      <w:r>
+        <w:rPr>
+          <w:b w:val="0"/>
+        </w:rPr>
+        <w:t>. Open the HTML copy to read or print it.</w:t>
+      </w:r>
+    </w:p>
+    <w:p>
+      <w:pPr>
+        <w:spacing w:line="336" w:lineRule="auto" w:after="180"/>
+      </w:pPr>
+      <w:r>
+        <w:rPr>
+          <w:b w:val="0"/>
+        </w:rPr>
+        <w:t>Drafts stay in this browser when storage is available; clear drafts on a shared device.</w:t>
+      </w:r>
+    </w:p>
+    <w:p>
+      <w:pPr>
+        <w:pStyle w:val="Heading3"/>
+      </w:pPr>
+      <w:r>
+        <w:t>What I repaired, the evidence I kept and the next test</w:t>
+      </w:r>
+    </w:p>
+    <w:p>
+      <w:r>
+        <w:t>________________________________________________________________</w:t>
+      </w:r>
+    </w:p>
+    <w:p>
+      <w:r>
+        <w:t>________________________________________________________________</w:t>
+      </w:r>
+    </w:p>
+    <w:p>
+      <w:r>
+        <w:t>________________________________________________________________</w:t>
+      </w:r>
+    </w:p>
+    <w:p>
+      <w:r>
+        <w:t>________________________________________________________________</w:t>
+      </w:r>
+    </w:p>
+    <w:p>
+      <w:r>
+        <w:t>________________________________________________________________</w:t>
+      </w:r>
+    </w:p>
+    <w:p>
+      <w:pPr>
+        <w:pStyle w:val="Heading2"/>
+      </w:pPr>
+      <w:r>
+        <w:t>Earlier wording, alternatives and picture transcripts · reference / check after trying</w:t>
       </w:r>
     </w:p>
     <w:p>
@@ -2015,92 +2309,10 @@
     </w:p>
     <w:p>
       <w:pPr>
-        <w:spacing w:line="336" w:lineRule="auto" w:after="180"/>
-      </w:pPr>
-      <w:r>
-        <w:rPr>
-          <w:b w:val="0"/>
-        </w:rPr>
-        <w:t xml:space="preserve">Train a single </w:t>
-      </w:r>
-      <w:r>
-        <w:rPr>
-          <w:b/>
-        </w:rPr>
-        <w:t>output</w:t>
-      </w:r>
-      <w:r>
-        <w:rPr>
-          <w:b w:val="0"/>
-        </w:rPr>
-        <w:t xml:space="preserve"> weight while clearly marking the frozen hidden computation.</w:t>
-      </w:r>
-    </w:p>
-    <w:p>
-      <w:pPr>
         <w:pStyle w:val="Heading3"/>
       </w:pPr>
       <w:r>
-        <w:t>Practice 1: explain the deciding evidence</w:t>
-      </w:r>
-    </w:p>
-    <w:p>
-      <w:pPr>
-        <w:spacing w:line="336" w:lineRule="auto" w:after="180"/>
-      </w:pPr>
-      <w:r>
-        <w:rPr>
-          <w:b w:val="0"/>
-        </w:rPr>
-        <w:t xml:space="preserve">Which labelled step matches this detail? v becomes 1; </w:t>
-      </w:r>
-      <w:r>
-        <w:rPr>
-          <w:b/>
-        </w:rPr>
-        <w:t>prediction</w:t>
-      </w:r>
-      <w:r>
-        <w:rPr>
-          <w:b w:val="0"/>
-        </w:rPr>
-        <w:t xml:space="preserve"> 3 and loss 0. Next gradient is 0.</w:t>
-      </w:r>
-    </w:p>
-    <w:p>
-      <w:pPr>
-        <w:spacing w:line="336" w:lineRule="auto" w:after="180"/>
-        <w:shd w:fill="F4F9FC"/>
-      </w:pPr>
-      <w:r>
-        <w:rPr>
-          <w:b w:val="0"/>
-        </w:rPr>
-        <w:t>1. Freeze hidden step</w:t>
-      </w:r>
-    </w:p>
-    <w:p>
-      <w:pPr>
-        <w:spacing w:line="336" w:lineRule="auto" w:after="180"/>
-        <w:shd w:fill="F4F9FC"/>
-      </w:pPr>
-      <w:r>
-        <w:rPr>
-          <w:b w:val="0"/>
-        </w:rPr>
-        <w:t>2. Update and verify</w:t>
-      </w:r>
-    </w:p>
-    <w:p>
-      <w:pPr>
-        <w:spacing w:line="336" w:lineRule="auto" w:after="180"/>
-        <w:shd w:fill="F4F9FC"/>
-      </w:pPr>
-      <w:r>
-        <w:rPr>
-          <w:b w:val="0"/>
-        </w:rPr>
-        <w:t>3. Compute initial gradient</w:t>
+        <w:t>Repair a missing building block</w:t>
       </w:r>
     </w:p>
     <w:p>
@@ -2108,32 +2320,7 @@
         <w:pStyle w:val="Heading3"/>
       </w:pPr>
       <w:r>
-        <w:t>My selected conclusion, deciding fact and explanation</w:t>
-      </w:r>
-    </w:p>
-    <w:p>
-      <w:r>
-        <w:t>________________________________________________________________</w:t>
-      </w:r>
-    </w:p>
-    <w:p>
-      <w:r>
-        <w:t>________________________________________________________________</w:t>
-      </w:r>
-    </w:p>
-    <w:p>
-      <w:r>
-        <w:t>________________________________________________________________</w:t>
-      </w:r>
-    </w:p>
-    <w:p>
-      <w:r>
-        <w:t>________________________________________________________________</w:t>
-      </w:r>
-    </w:p>
-    <w:p>
-      <w:r>
-        <w:t>________________________________________________________________</w:t>
+        <w:t>Predict, run and debug</w:t>
       </w:r>
     </w:p>
     <w:p>
@@ -2141,625 +2328,25 @@
         <w:pStyle w:val="Heading3"/>
       </w:pPr>
       <w:r>
-        <w:t>Hint · try first</w:t>
-      </w:r>
-    </w:p>
-    <w:p>
-      <w:pPr>
-        <w:spacing w:line="336" w:lineRule="auto" w:after="180"/>
-        <w:shd w:fill="F1F6F8"/>
-      </w:pPr>
-      <w:r>
-        <w:rPr>
-          <w:b w:val="0"/>
-        </w:rPr>
-        <w:t>Hint if needed: Read the steps in the pictorial case. Match the supplied detail to the stage that performs or records it.</w:t>
-      </w:r>
-    </w:p>
-    <w:p>
-      <w:pPr>
-        <w:pStyle w:val="Heading3"/>
-      </w:pPr>
-      <w:r>
-        <w:t>Feedback · compare after trying</w:t>
-      </w:r>
-    </w:p>
-    <w:p>
-      <w:pPr>
-        <w:spacing w:line="336" w:lineRule="auto" w:after="180"/>
-        <w:shd w:fill="F1F6FC"/>
-      </w:pPr>
-      <w:r>
-        <w:rPr>
-          <w:b w:val="0"/>
-        </w:rPr>
-        <w:t xml:space="preserve">After your attempt, compare with the supported explanation: Update and verify v becomes 1; </w:t>
-      </w:r>
-      <w:r>
-        <w:rPr>
-          <w:b/>
-        </w:rPr>
-        <w:t>prediction</w:t>
-      </w:r>
-      <w:r>
-        <w:rPr>
-          <w:b w:val="0"/>
-        </w:rPr>
-        <w:t xml:space="preserve"> 3 and loss 0. Next gradient is 0. Only the </w:t>
-      </w:r>
-      <w:r>
-        <w:rPr>
-          <w:b/>
-        </w:rPr>
-        <w:t>output</w:t>
-      </w:r>
-      <w:r>
-        <w:rPr>
-          <w:b w:val="0"/>
-        </w:rPr>
-        <w:t xml:space="preserve"> weight v is being fitted in this toy network; the hidden ReLU is fixed.</w:t>
-      </w:r>
-    </w:p>
-    <w:p>
-      <w:pPr>
-        <w:spacing w:line="336" w:lineRule="auto" w:after="180"/>
-        <w:shd w:fill="F1F6FC"/>
-      </w:pPr>
-      <w:r>
-        <w:rPr>
-          <w:b w:val="0"/>
-        </w:rPr>
-        <w:t xml:space="preserve">The </w:t>
-      </w:r>
-      <w:r>
-        <w:rPr>
-          <w:b/>
-        </w:rPr>
-        <w:t>training</w:t>
-      </w:r>
-      <w:r>
-        <w:rPr>
-          <w:b w:val="0"/>
-        </w:rPr>
-        <w:t xml:space="preserve"> </w:t>
-      </w:r>
-      <w:r>
-        <w:rPr>
-          <w:b/>
-        </w:rPr>
-        <w:t>input</w:t>
-      </w:r>
-      <w:r>
-        <w:rPr>
-          <w:b w:val="0"/>
-        </w:rPr>
-        <w:t xml:space="preserve"> gives hidden value three. Squared-error slope points v from zero towards one, and this specially chosen rate reaches one in a single update.</w:t>
-      </w:r>
-    </w:p>
-    <w:p>
-      <w:pPr>
-        <w:spacing w:line="336" w:lineRule="auto" w:after="180"/>
-        <w:shd w:fill="F1F6FC"/>
-      </w:pPr>
-      <w:r>
-        <w:rPr>
-          <w:b w:val="0"/>
-        </w:rPr>
-        <w:t xml:space="preserve">Zero loss on one </w:t>
-      </w:r>
-      <w:r>
-        <w:rPr>
-          <w:b/>
-        </w:rPr>
-        <w:t>training</w:t>
-      </w:r>
-      <w:r>
-        <w:rPr>
-          <w:b w:val="0"/>
-        </w:rPr>
-        <w:t xml:space="preserve"> pair is exact </w:t>
-      </w:r>
-      <w:r>
-        <w:rPr>
-          <w:b/>
-        </w:rPr>
-        <w:t>fitting</w:t>
-      </w:r>
-      <w:r>
-        <w:rPr>
-          <w:b w:val="0"/>
-        </w:rPr>
-        <w:t xml:space="preserve"> of that pair, not </w:t>
-      </w:r>
-      <w:r>
-        <w:rPr>
-          <w:b/>
-        </w:rPr>
-        <w:t>evidence</w:t>
-      </w:r>
-      <w:r>
-        <w:rPr>
-          <w:b w:val="0"/>
-        </w:rPr>
-        <w:t xml:space="preserve"> about other </w:t>
-      </w:r>
-      <w:r>
-        <w:rPr>
-          <w:b/>
-        </w:rPr>
-        <w:t>input</w:t>
-      </w:r>
-      <w:r>
-        <w:rPr>
-          <w:b w:val="0"/>
-        </w:rPr>
-        <w:t>s.</w:t>
-      </w:r>
-    </w:p>
-    <w:p>
-      <w:pPr>
-        <w:pStyle w:val="Heading3"/>
-      </w:pPr>
-      <w:r>
-        <w:t>Practice 2: explain the deciding evidence</w:t>
-      </w:r>
-    </w:p>
-    <w:p>
-      <w:pPr>
-        <w:pStyle w:val="Heading3"/>
-      </w:pPr>
-      <w:r>
-        <w:t>Changed case · predict first</w:t>
-      </w:r>
-    </w:p>
-    <w:p>
-      <w:pPr>
-        <w:spacing w:line="336" w:lineRule="auto" w:after="180"/>
-        <w:shd w:fill="F5F1FB"/>
-      </w:pPr>
-      <w:r>
-        <w:rPr>
-          <w:b w:val="0"/>
-        </w:rPr>
-        <w:t>Changed-case practice: Change target from 3 to6 and restart v = 0 with the same rate. Which conclusion is supported by the supplied facts?</w:t>
-      </w:r>
-    </w:p>
-    <w:p>
-      <w:pPr>
-        <w:spacing w:line="336" w:lineRule="auto" w:after="180"/>
-        <w:shd w:fill="F4F9FC"/>
-      </w:pPr>
-      <w:r>
-        <w:rPr>
-          <w:b w:val="0"/>
-        </w:rPr>
-        <w:t xml:space="preserve">1. First gradient=-36; v becomes 2; </w:t>
-      </w:r>
-      <w:r>
-        <w:rPr>
-          <w:b/>
-        </w:rPr>
-        <w:t>prediction</w:t>
-      </w:r>
-      <w:r>
-        <w:rPr>
-          <w:b w:val="0"/>
-        </w:rPr>
-        <w:t xml:space="preserve"> 6 and loss 0.</w:t>
-      </w:r>
-    </w:p>
-    <w:p>
-      <w:pPr>
-        <w:spacing w:line="336" w:lineRule="auto" w:after="180"/>
-        <w:shd w:fill="F4F9FC"/>
-      </w:pPr>
-      <w:r>
-        <w:rPr>
-          <w:b w:val="0"/>
-        </w:rPr>
-        <w:t xml:space="preserve">2. We can decide the result without examining the changed </w:t>
-      </w:r>
-      <w:r>
-        <w:rPr>
-          <w:b/>
-        </w:rPr>
-        <w:t>input</w:t>
-      </w:r>
-      <w:r>
-        <w:rPr>
-          <w:b w:val="0"/>
-        </w:rPr>
-        <w:t xml:space="preserve"> or the procedure.</w:t>
-      </w:r>
-    </w:p>
-    <w:p>
-      <w:pPr>
-        <w:spacing w:line="336" w:lineRule="auto" w:after="180"/>
-        <w:shd w:fill="F4F9FC"/>
-      </w:pPr>
-      <w:r>
-        <w:rPr>
-          <w:b w:val="0"/>
-        </w:rPr>
-        <w:t xml:space="preserve">3. This one example guarantees correct results for every future </w:t>
-      </w:r>
-      <w:r>
-        <w:rPr>
-          <w:b/>
-        </w:rPr>
-        <w:t>input</w:t>
-      </w:r>
-      <w:r>
-        <w:rPr>
-          <w:b w:val="0"/>
-        </w:rPr>
-        <w:t>.</w:t>
-      </w:r>
-    </w:p>
-    <w:p>
-      <w:pPr>
-        <w:pStyle w:val="Heading3"/>
-      </w:pPr>
-      <w:r>
-        <w:t>My selected conclusion, deciding fact and explanation</w:t>
-      </w:r>
-    </w:p>
-    <w:p>
-      <w:r>
-        <w:t>________________________________________________________________</w:t>
-      </w:r>
-    </w:p>
-    <w:p>
-      <w:r>
-        <w:t>________________________________________________________________</w:t>
-      </w:r>
-    </w:p>
-    <w:p>
-      <w:r>
-        <w:t>________________________________________________________________</w:t>
-      </w:r>
-    </w:p>
-    <w:p>
-      <w:r>
-        <w:t>________________________________________________________________</w:t>
-      </w:r>
-    </w:p>
-    <w:p>
-      <w:r>
-        <w:t>________________________________________________________________</w:t>
-      </w:r>
-    </w:p>
-    <w:p>
-      <w:pPr>
-        <w:pStyle w:val="Heading3"/>
-      </w:pPr>
-      <w:r>
-        <w:t>Hint · try first</w:t>
-      </w:r>
-    </w:p>
-    <w:p>
-      <w:pPr>
-        <w:spacing w:line="336" w:lineRule="auto" w:after="180"/>
-        <w:shd w:fill="F1F6F8"/>
-      </w:pPr>
-      <w:r>
-        <w:rPr>
-          <w:b w:val="0"/>
-        </w:rPr>
-        <w:t>Hint if needed: Use the changed condition and the deciding step in the pictorial trace. The answer must say what follows from those facts.</w:t>
-      </w:r>
-    </w:p>
-    <w:p>
-      <w:pPr>
-        <w:pStyle w:val="Heading3"/>
-      </w:pPr>
-      <w:r>
-        <w:t>Feedback · compare after trying</w:t>
-      </w:r>
-    </w:p>
-    <w:p>
-      <w:pPr>
-        <w:spacing w:line="336" w:lineRule="auto" w:after="180"/>
-        <w:shd w:fill="F1F6FC"/>
-      </w:pPr>
-      <w:r>
-        <w:rPr>
-          <w:b w:val="0"/>
-        </w:rPr>
-        <w:t xml:space="preserve">After your attempt, compare with the supported explanation: First gradient=-36; v becomes 2; </w:t>
-      </w:r>
-      <w:r>
-        <w:rPr>
-          <w:b/>
-        </w:rPr>
-        <w:t>prediction</w:t>
-      </w:r>
-      <w:r>
-        <w:rPr>
-          <w:b w:val="0"/>
-        </w:rPr>
-        <w:t xml:space="preserve"> 6 and loss 0. The hidden value remains 3, but the target residual and required </w:t>
-      </w:r>
-      <w:r>
-        <w:rPr>
-          <w:b/>
-        </w:rPr>
-        <w:t>output</w:t>
-      </w:r>
-      <w:r>
-        <w:rPr>
-          <w:b w:val="0"/>
-        </w:rPr>
-        <w:t xml:space="preserve"> weight double.</w:t>
-      </w:r>
-    </w:p>
-    <w:p>
-      <w:pPr>
-        <w:pStyle w:val="Heading3"/>
-      </w:pPr>
-      <w:r>
-        <w:t>Repair a missing building block</w:t>
-      </w:r>
-    </w:p>
-    <w:p>
-      <w:pPr>
-        <w:spacing w:line="336" w:lineRule="auto" w:after="180"/>
-      </w:pPr>
-      <w:r>
-        <w:rPr>
-          <w:b w:val="0"/>
-        </w:rPr>
-        <w:t>Review Updating parameters (ai-5/11). Goal: Apply a learning rate to an ordered gradient. Short practice: Why must new loss be recomputed rather than assumed smaller?</w:t>
-      </w:r>
-    </w:p>
-    <w:p>
-      <w:pPr>
-        <w:spacing w:line="336" w:lineRule="auto" w:after="180"/>
-      </w:pPr>
-      <w:r>
-        <w:rPr>
-          <w:b w:val="0"/>
-        </w:rPr>
-        <w:t xml:space="preserve">Point to the relevant step in the picture, then write the changed result and the rule or </w:t>
-      </w:r>
-      <w:r>
-        <w:rPr>
-          <w:b/>
-        </w:rPr>
-        <w:t>evidence</w:t>
-      </w:r>
-      <w:r>
-        <w:rPr>
-          <w:b w:val="0"/>
-        </w:rPr>
-        <w:t xml:space="preserve"> that supports it.. Return to this week and explain what you changed.</w:t>
-      </w:r>
-    </w:p>
-    <w:p>
-      <w:pPr>
-        <w:spacing w:line="336" w:lineRule="auto" w:after="180"/>
-      </w:pPr>
-      <w:r>
-        <w:rPr>
-          <w:b w:val="0"/>
-        </w:rPr>
-        <w:t>Review Slopes and local change (ai-5/9). Goal: Calculate an average rate of change over a stated interval. Short practice: Which calculation disproves “any increase helps”?</w:t>
-      </w:r>
-    </w:p>
-    <w:p>
-      <w:pPr>
-        <w:spacing w:line="336" w:lineRule="auto" w:after="180"/>
-      </w:pPr>
-      <w:r>
-        <w:rPr>
-          <w:b w:val="0"/>
-        </w:rPr>
-        <w:t xml:space="preserve">Point to the relevant step in the picture, then write the changed result and the rule or </w:t>
-      </w:r>
-      <w:r>
-        <w:rPr>
-          <w:b/>
-        </w:rPr>
-        <w:t>evidence</w:t>
-      </w:r>
-      <w:r>
-        <w:rPr>
-          <w:b w:val="0"/>
-        </w:rPr>
-        <w:t xml:space="preserve"> that supports it.. Return to this week and explain what you changed.</w:t>
-      </w:r>
-    </w:p>
-    <w:p>
-      <w:pPr>
-        <w:spacing w:line="336" w:lineRule="auto" w:after="180"/>
-      </w:pPr>
-      <w:r>
-        <w:rPr>
-          <w:b w:val="0"/>
-        </w:rPr>
-        <w:t>Review Forward passes by hand (ai-5/6). Goal: Record scores and activations in dependency order. Short practice: Why should feedback identify h before correcting only y?</w:t>
-      </w:r>
-    </w:p>
-    <w:p>
-      <w:pPr>
-        <w:spacing w:line="336" w:lineRule="auto" w:after="180"/>
-      </w:pPr>
-      <w:r>
-        <w:rPr>
-          <w:b w:val="0"/>
-        </w:rPr>
-        <w:t xml:space="preserve">Point to the relevant step in the picture, then write the changed result and the rule or </w:t>
-      </w:r>
-      <w:r>
-        <w:rPr>
-          <w:b/>
-        </w:rPr>
-        <w:t>evidence</w:t>
-      </w:r>
-      <w:r>
-        <w:rPr>
-          <w:b w:val="0"/>
-        </w:rPr>
-        <w:t xml:space="preserve"> that supports it.. Return to this week and explain what you changed.</w:t>
-      </w:r>
-    </w:p>
-    <w:p>
-      <w:pPr>
-        <w:pStyle w:val="Heading3"/>
-      </w:pPr>
-      <w:r>
-        <w:t>Predict, run and debug</w:t>
-      </w:r>
-    </w:p>
-    <w:p>
-      <w:pPr>
-        <w:spacing w:line="336" w:lineRule="auto" w:after="180"/>
-      </w:pPr>
-      <w:r>
-        <w:rPr>
-          <w:b w:val="0"/>
-        </w:rPr>
-        <w:t xml:space="preserve">The browser lab lets you edit the supported Python examples already included in this lesson. Predict first, run, inspect the actual </w:t>
-      </w:r>
-      <w:r>
-        <w:rPr>
-          <w:b/>
-        </w:rPr>
-        <w:t>output</w:t>
-      </w:r>
-      <w:r>
-        <w:rPr>
-          <w:b w:val="0"/>
-        </w:rPr>
-        <w:t xml:space="preserve"> or error, change one </w:t>
-      </w:r>
-      <w:r>
-        <w:rPr>
-          <w:b/>
-        </w:rPr>
-        <w:t>input</w:t>
-      </w:r>
-      <w:r>
-        <w:rPr>
-          <w:b w:val="0"/>
-        </w:rPr>
-        <w:t>, then run again.</w:t>
-      </w:r>
-    </w:p>
-    <w:p>
-      <w:pPr>
-        <w:spacing w:line="336" w:lineRule="auto" w:after="180"/>
-      </w:pPr>
-      <w:r>
-        <w:rPr>
-          <w:b w:val="0"/>
-        </w:rPr>
-        <w:t xml:space="preserve">Keep code, </w:t>
-      </w:r>
-      <w:r>
-        <w:rPr>
-          <w:b/>
-        </w:rPr>
-        <w:t>prediction</w:t>
-      </w:r>
-      <w:r>
-        <w:rPr>
-          <w:b w:val="0"/>
-        </w:rPr>
-        <w:t>s, actual results and a reasoned revision together. On paper, label your result as a trace rather than an execution.</w:t>
-      </w:r>
-    </w:p>
-    <w:p>
-      <w:pPr>
-        <w:pStyle w:val="Heading3"/>
-      </w:pPr>
-      <w:r>
         <w:t>Keep your completed work</w:t>
       </w:r>
     </w:p>
     <w:p>
       <w:pPr>
-        <w:spacing w:line="336" w:lineRule="auto" w:after="180"/>
-      </w:pPr>
-      <w:r>
-        <w:rPr>
-          <w:b w:val="0"/>
-        </w:rPr>
-        <w:t xml:space="preserve">Use Download completed work in the hosted lesson to export your answers, reflections, practice feedback and code-run </w:t>
-      </w:r>
-      <w:r>
-        <w:rPr>
-          <w:b/>
-        </w:rPr>
-        <w:t>evidence</w:t>
-      </w:r>
-      <w:r>
-        <w:rPr>
-          <w:b w:val="0"/>
-        </w:rPr>
-        <w:t>. Open the HTML copy to read or print it.</w:t>
-      </w:r>
-    </w:p>
-    <w:p>
-      <w:pPr>
-        <w:spacing w:line="336" w:lineRule="auto" w:after="180"/>
-      </w:pPr>
-      <w:r>
-        <w:rPr>
-          <w:b w:val="0"/>
-        </w:rPr>
-        <w:t>Drafts stay in this browser when storage is available; clear drafts on a shared device.</w:t>
-      </w:r>
-    </w:p>
-    <w:p>
-      <w:pPr>
-        <w:pStyle w:val="Heading3"/>
-      </w:pPr>
-      <w:r>
-        <w:t>What I repaired, the evidence I kept and the next test</w:t>
-      </w:r>
-    </w:p>
-    <w:p>
-      <w:r>
-        <w:t>________________________________________________________________</w:t>
-      </w:r>
-    </w:p>
-    <w:p>
-      <w:r>
-        <w:t>________________________________________________________________</w:t>
-      </w:r>
-    </w:p>
-    <w:p>
-      <w:r>
-        <w:t>________________________________________________________________</w:t>
-      </w:r>
-    </w:p>
-    <w:p>
-      <w:r>
-        <w:t>________________________________________________________________</w:t>
-      </w:r>
-    </w:p>
-    <w:p>
-      <w:r>
-        <w:t>________________________________________________________________</w:t>
-      </w:r>
-    </w:p>
-    <w:p>
-      <w:pPr>
         <w:pStyle w:val="Heading1"/>
       </w:pPr>
       <w:r>
-        <w:t>15. Visual concept journey</w:t>
-      </w:r>
-    </w:p>
-    <w:p>
-      <w:r>
-        <w:t>Explain each Training a small network picture from its labels, then record a relevant limit.</w:t>
-      </w:r>
-    </w:p>
-    <w:p>
-      <w:pPr>
-        <w:pStyle w:val="Heading3"/>
+        <w:t>15. Reference · Six-picture response sheets</w:t>
+      </w:r>
+    </w:p>
+    <w:p>
+      <w:r>
+        <w:t>Choose the picture that helps explain the current step.</w:t>
+      </w:r>
+    </w:p>
+    <w:p>
+      <w:pPr>
+        <w:pStyle w:val="Heading2"/>
       </w:pPr>
       <w:r>
         <w:t>01. Training a small network: the case</w:t>
@@ -2862,7 +2449,6 @@
     <w:p>
       <w:pPr>
         <w:spacing w:line="336" w:lineRule="auto" w:after="180"/>
-        <w:shd w:fill="F5F1FB"/>
       </w:pPr>
       <w:r>
         <w:rPr>
@@ -2901,7 +2487,7 @@
     </w:p>
     <w:p>
       <w:pPr>
-        <w:pStyle w:val="Heading3"/>
+        <w:pStyle w:val="Heading2"/>
       </w:pPr>
       <w:r>
         <w:t>02. Follow the deciding steps</w:t>
@@ -2969,7 +2555,6 @@
     <w:p>
       <w:pPr>
         <w:spacing w:line="336" w:lineRule="auto" w:after="180"/>
-        <w:shd w:fill="F5F1FB"/>
       </w:pPr>
       <w:r>
         <w:rPr>
@@ -3020,7 +2605,7 @@
     </w:p>
     <w:p>
       <w:pPr>
-        <w:pStyle w:val="Heading3"/>
+        <w:pStyle w:val="Heading2"/>
       </w:pPr>
       <w:r>
         <w:t>03. One full-data update from v is 1</w:t>
@@ -3099,7 +2684,6 @@
     <w:p>
       <w:pPr>
         <w:spacing w:line="336" w:lineRule="auto" w:after="180"/>
-        <w:shd w:fill="F5F1FB"/>
       </w:pPr>
       <w:r>
         <w:rPr>
@@ -3138,7 +2722,7 @@
     </w:p>
     <w:p>
       <w:pPr>
-        <w:pStyle w:val="Heading3"/>
+        <w:pStyle w:val="Heading2"/>
       </w:pPr>
       <w:r>
         <w:t>04. Change one thing. Trace what follows.</w:t>
@@ -3241,7 +2825,6 @@
     <w:p>
       <w:pPr>
         <w:spacing w:line="336" w:lineRule="auto" w:after="180"/>
-        <w:shd w:fill="F5F1FB"/>
       </w:pPr>
       <w:r>
         <w:rPr>
@@ -3280,7 +2863,7 @@
     </w:p>
     <w:p>
       <w:pPr>
-        <w:pStyle w:val="Heading3"/>
+        <w:pStyle w:val="Heading2"/>
       </w:pPr>
       <w:r>
         <w:t>05. Connect the explanation to its limit</w:t>
@@ -3291,7 +2874,7 @@
         <w:drawing>
           <wp:inline xmlns:a="http://schemas.openxmlformats.org/drawingml/2006/main" xmlns:pic="http://schemas.openxmlformats.org/drawingml/2006/picture">
             <wp:extent cx="5486400" cy="2834640"/>
-            <wp:docPr id="6" name="Picture 6" descr="Only the output weight v is being fitted in this toy network; the hidden ReLU is fixed. The training input gives hidden value three. Squared-error slope points v from zero towards one, and this specially chosen rate reaches one in a single update. Zero loss on one training pair is exact fitting of that pair, not evidence about other inputs. Limit: A zero loss on one example is memorised fit to that example, not proof of a generally useful image classifier."/>
+            <wp:docPr id="6" name="Picture 6" descr="Only the output weight v is being fitted in this toy network; the hidden ReLU is fixed. The training input gives hidden value three. Squared-error slope points v from zero towards one, and this specially chosen rate reaches one in a single update. Zero loss on one training pair is exact fitting of that pair, not evidence about other inputs. Limit: Zero loss on one example is an exact fit to that recorded example. It does not by itself establish memorisation or a generally useful image classifier."/>
             <wp:cNvGraphicFramePr>
               <a:graphicFrameLocks noChangeAspect="1"/>
             </wp:cNvGraphicFramePr>
@@ -3366,18 +2949,7 @@
         <w:rPr>
           <w:b w:val="0"/>
         </w:rPr>
-        <w:t xml:space="preserve"> gives hidden value three.</w:t>
-      </w:r>
-    </w:p>
-    <w:p>
-      <w:pPr>
-        <w:spacing w:line="336" w:lineRule="auto" w:after="180"/>
-      </w:pPr>
-      <w:r>
-        <w:rPr>
-          <w:b w:val="0"/>
-        </w:rPr>
-        <w:t xml:space="preserve">Squared-error slope points v from zero towards one, and this specially chosen rate reaches one in a single update. Zero loss on one </w:t>
+        <w:t xml:space="preserve"> gives hidden value three. Squared-error slope points v from zero towards one, and this specially chosen rate reaches one in a single update. Zero loss on one </w:t>
       </w:r>
       <w:r>
         <w:rPr>
@@ -3425,24 +2997,12 @@
         <w:rPr>
           <w:b w:val="0"/>
         </w:rPr>
-        <w:t>s.</w:t>
+        <w:t>s. Limit: Zero loss on one example is an exact fit to that recorded example. It does not by itself establish memorisation or a generally useful image classifier.</w:t>
       </w:r>
     </w:p>
     <w:p>
       <w:pPr>
         <w:spacing w:line="336" w:lineRule="auto" w:after="180"/>
-      </w:pPr>
-      <w:r>
-        <w:rPr>
-          <w:b w:val="0"/>
-        </w:rPr>
-        <w:t>Limit: A zero loss on one example is memorised fit to that example, not proof of a generally useful image classifier.</w:t>
-      </w:r>
-    </w:p>
-    <w:p>
-      <w:pPr>
-        <w:spacing w:line="336" w:lineRule="auto" w:after="180"/>
-        <w:shd w:fill="F5F1FB"/>
       </w:pPr>
       <w:r>
         <w:rPr>
@@ -3481,7 +3041,7 @@
     </w:p>
     <w:p>
       <w:pPr>
-        <w:pStyle w:val="Heading3"/>
+        <w:pStyle w:val="Heading2"/>
       </w:pPr>
       <w:r>
         <w:t>06. Make the idea visible in your project</w:t>
@@ -3595,7 +3155,6 @@
     <w:p>
       <w:pPr>
         <w:spacing w:line="336" w:lineRule="auto" w:after="180"/>
-        <w:shd w:fill="F5F1FB"/>
       </w:pPr>
       <w:r>
         <w:rPr>
@@ -3642,6 +3201,62 @@
     <w:p>
       <w:r>
         <w:t>________________________________________________________________</w:t>
+      </w:r>
+    </w:p>
+    <w:p>
+      <w:pPr>
+        <w:pStyle w:val="Heading2"/>
+      </w:pPr>
+      <w:r>
+        <w:t>Earlier wording, alternatives and picture transcripts · reference / check after trying</w:t>
+      </w:r>
+    </w:p>
+    <w:p>
+      <w:pPr>
+        <w:pStyle w:val="Heading3"/>
+      </w:pPr>
+      <w:r>
+        <w:t>01. Training a small network: the case</w:t>
+      </w:r>
+    </w:p>
+    <w:p>
+      <w:pPr>
+        <w:pStyle w:val="Heading3"/>
+      </w:pPr>
+      <w:r>
+        <w:t>02. Follow the deciding steps</w:t>
+      </w:r>
+    </w:p>
+    <w:p>
+      <w:pPr>
+        <w:pStyle w:val="Heading3"/>
+      </w:pPr>
+      <w:r>
+        <w:t>03. One full-data update from v is 1</w:t>
+      </w:r>
+    </w:p>
+    <w:p>
+      <w:pPr>
+        <w:pStyle w:val="Heading3"/>
+      </w:pPr>
+      <w:r>
+        <w:t>04. Change one thing. Trace what follows.</w:t>
+      </w:r>
+    </w:p>
+    <w:p>
+      <w:pPr>
+        <w:pStyle w:val="Heading3"/>
+      </w:pPr>
+      <w:r>
+        <w:t>05. Connect the explanation to its limit</w:t>
+      </w:r>
+    </w:p>
+    <w:p>
+      <w:pPr>
+        <w:pStyle w:val="Heading3"/>
+      </w:pPr>
+      <w:r>
+        <w:t>06. Make the idea visible in your project</w:t>
       </w:r>
     </w:p>
     <w:sectPr>
